--- a/ESG_Text_Based_Incentives/Documentation/Reports/02_Process_Record.docx
+++ b/ESG_Text_Based_Incentives/Documentation/Reports/02_Process_Record.docx
@@ -168,7 +168,7 @@
                 <w:sz w:val="17"/>
                 <w:szCs w:val="17"/>
               </w:rPr>
-              <w:t xml:space="preserve">v1.0</w:t>
+              <w:t xml:space="preserve">v1.1</w:t>
             </w:r>
           </w:p>
         </w:tc>
@@ -228,7 +228,7 @@
                 <w:sz w:val="17"/>
                 <w:szCs w:val="17"/>
               </w:rPr>
-              <w:t xml:space="preserve">2026-10-31 14:49</w:t>
+              <w:t xml:space="preserve">2026-10-31 16:56</w:t>
             </w:r>
           </w:p>
         </w:tc>
@@ -259,7 +259,7 @@
                 <w:sz w:val="17"/>
                 <w:szCs w:val="17"/>
               </w:rPr>
-              <w:t xml:space="preserve">Git commit / branch</w:t>
+              <w:t xml:space="preserve">Git commit</w:t>
             </w:r>
           </w:p>
         </w:tc>
@@ -288,7 +288,67 @@
                 <w:sz w:val="17"/>
                 <w:szCs w:val="17"/>
               </w:rPr>
-              <w:t xml:space="preserve">0e5993a / claude/upbeat-sagan-iyscuv</w:t>
+              <w:t xml:space="preserve">dd6c450</w:t>
+            </w:r>
+          </w:p>
+        </w:tc>
+      </w:tr>
+      <w:tr>
+        <w:tc>
+          <w:tcPr>
+            <w:tcW w:type="dxa" w:w="2610"/>
+            <w:tcBorders>
+              <w:top w:val="single" w:color="BFBFBF" w:sz="4"/>
+              <w:left w:val="single" w:color="BFBFBF" w:sz="4"/>
+              <w:bottom w:val="single" w:color="BFBFBF" w:sz="4"/>
+              <w:right w:val="single" w:color="BFBFBF" w:sz="4"/>
+            </w:tcBorders>
+            <w:tcMar>
+              <w:top w:type="dxa" w:w="40"/>
+              <w:left w:type="dxa" w:w="80"/>
+              <w:bottom w:type="dxa" w:w="40"/>
+              <w:right w:type="dxa" w:w="80"/>
+            </w:tcMar>
+          </w:tcPr>
+          <w:p>
+            <w:r>
+              <w:rPr>
+                <w:rFonts w:ascii="Calibri" w:cs="Calibri" w:eastAsia="Microsoft YaHei" w:hAnsi="Calibri"/>
+                <w:b w:val="false"/>
+                <w:bCs w:val="false"/>
+                <w:sz w:val="17"/>
+                <w:szCs w:val="17"/>
+              </w:rPr>
+              <w:t xml:space="preserve">Validation status</w:t>
+            </w:r>
+          </w:p>
+        </w:tc>
+        <w:tc>
+          <w:tcPr>
+            <w:tcW w:type="dxa" w:w="7028"/>
+            <w:tcBorders>
+              <w:top w:val="single" w:color="BFBFBF" w:sz="4"/>
+              <w:left w:val="single" w:color="BFBFBF" w:sz="4"/>
+              <w:bottom w:val="single" w:color="BFBFBF" w:sz="4"/>
+              <w:right w:val="single" w:color="BFBFBF" w:sz="4"/>
+            </w:tcBorders>
+            <w:tcMar>
+              <w:top w:type="dxa" w:w="40"/>
+              <w:left w:type="dxa" w:w="80"/>
+              <w:bottom w:type="dxa" w:w="40"/>
+              <w:right w:type="dxa" w:w="80"/>
+            </w:tcMar>
+          </w:tcPr>
+          <w:p>
+            <w:r>
+              <w:rPr>
+                <w:rFonts w:ascii="Calibri" w:cs="Calibri" w:eastAsia="Microsoft YaHei" w:hAnsi="Calibri"/>
+                <w:b w:val="false"/>
+                <w:bCs w:val="false"/>
+                <w:sz w:val="17"/>
+                <w:szCs w:val="17"/>
+              </w:rPr>
+              <w:t xml:space="preserve">PROVISIONAL</w:t>
             </w:r>
           </w:p>
         </w:tc>
@@ -375,7 +435,7 @@
         <w:rPr>
           <w:rFonts w:ascii="Calibri" w:cs="Calibri" w:eastAsia="Microsoft YaHei" w:hAnsi="Calibri"/>
         </w:rPr>
-        <w:t xml:space="preserve">以 Agarwal, Gómez, Hosseini &amp; Jha (2025) 的 953 个 ESG 关键词为基准，构建 1998–2021 年统一、可追溯、可验证的文本 ESG 绩效指标识别体系，并据此构建 KPI、Grant、高管、CEO、非 CEO 与公司-年七个 Stata 数据集。</w:t>
+        <w:t xml:space="preserve">以 Agarwal, Gómez, Hosseini &amp; Jha (2025) 的 953 个 ESG 关键词为起点，构建 1998–2021 年统一、可追溯、可验证的文本 ESG 绩效指标识别体系，并据此构建 KPI、Grant、高管、CEO、非 CEO 与公司-年七个 Stata 数据集。</w:t>
       </w:r>
     </w:p>
     <w:p>
@@ -414,7 +474,7 @@
         <w:rPr>
           <w:rFonts w:ascii="Calibri" w:cs="Calibri" w:eastAsia="Microsoft YaHei" w:hAnsi="Calibri"/>
         </w:rPr>
-        <w:t xml:space="preserve">用 requests 从 Dropbox 直链 (dl=1) 下载 ISS Incentive Lab 压缩包（112 MB，18 个 .dta + User Guide），解压到独立目录，用 pandas 输出每个文件的行列数、类型、缺失率。</w:t>
+        <w:t xml:space="preserve">用 requests 从 Dropbox 直链 (dl=1) 下载 ISS Incentive Lab 压缩包（18 个 .dta + User Guide），解压到独立目录，用 pandas 输出每个文件的行列数、类型、缺失率。</w:t>
       </w:r>
     </w:p>
     <w:p>
@@ -429,7 +489,7 @@
         <w:rPr>
           <w:rFonts w:ascii="Calibri" w:cs="Calibri" w:eastAsia="Microsoft YaHei" w:hAnsi="Calibri"/>
         </w:rPr>
-        <w:t xml:space="preserve">下载论文 PDF 与任务书 docx，并通过文件签名 (%PDF / PK) 确认得到的是真实文件而非网页；PDF 与 CFR 官网版本 MD5 一致 (e50f74f6…)。</w:t>
+        <w:t xml:space="preserve">下载论文 PDF 与任务书 docx，并通过文件签名 (%PDF / PK) 确认得到的是真实文件而非网页。</w:t>
       </w:r>
     </w:p>
     <w:p>
@@ -444,7 +504,7 @@
         <w:rPr>
           <w:rFonts w:ascii="Calibri" w:cs="Calibri" w:eastAsia="Microsoft YaHei" w:hAnsi="Calibri"/>
         </w:rPr>
-        <w:t xml:space="preserve">发现压缩包中的 __MACOSX 元数据文件会导致读取报错，脚本改为自动跳过。</w:t>
+        <w:t xml:space="preserve">压缩包中的 __MACOSX 元数据文件会导致读取报错，脚本改为自动跳过。</w:t>
       </w:r>
     </w:p>
     <w:p>
@@ -471,7 +531,7 @@
         <w:rPr>
           <w:rFonts w:ascii="Calibri" w:cs="Calibri" w:eastAsia="Microsoft YaHei" w:hAnsi="Calibri"/>
         </w:rPr>
-        <w:t xml:space="preserve">通读论文全文（正文第 3.2 节 ESG 识别方法、附录 A.1–A.6）与任务书（第 1–17 节），并在对话中整理为需求清单与七个数据集的变量清单。</w:t>
+        <w:t xml:space="preserve">通读论文全文（第 3.2 节 ESG 识别方法、附录 A.1–A.6）与任务书（第 1–17 节），整理为需求清单与七个数据集的变量清单。</w:t>
       </w:r>
     </w:p>
     <w:p>
@@ -555,7 +615,7 @@
         <w:rPr>
           <w:rFonts w:ascii="Calibri" w:cs="Calibri" w:eastAsia="Microsoft YaHei" w:hAnsi="Calibri"/>
         </w:rPr>
-        <w:t xml:space="preserve">确认目标记录真实主键为 (source, grantId, goal_id, periodId)：absId / relId 跨 grant 复用（absId 单独重复 191,919 次）。</w:t>
+        <w:t xml:space="preserve">目标记录真实主键为 (source, grantId, goal_id, periodId)：absId / relId 跨 grant 复用。</w:t>
       </w:r>
     </w:p>
     <w:p>
@@ -570,7 +630,7 @@
         <w:rPr>
           <w:rFonts w:ascii="Calibri" w:cs="Calibri" w:eastAsia="Microsoft YaHei" w:hAnsi="Calibri"/>
         </w:rPr>
-        <w:t xml:space="preserve">metric 中的 ESG 标签（Staff Health And Safety 等）几乎只在 2018 年后出现（2018 年前仅 58 行）→ 属 ISS 2018 改分类，仅作诊断。</w:t>
+        <w:t xml:space="preserve">metric 中的 ESG 标签几乎只在 2018 年后出现 → 属 ISS 2018 改分类，仅作诊断；metricOther 空白率从 1998 年约 68% 降到 2020 年起 0%：文本可得性断点，如实报告 Unknown 而非填补。</w:t>
       </w:r>
     </w:p>
     <w:p>
@@ -585,22 +645,7 @@
         <w:rPr>
           <w:rFonts w:ascii="Calibri" w:cs="Calibri" w:eastAsia="Microsoft YaHei" w:hAnsi="Calibri"/>
         </w:rPr>
-        <w:t xml:space="preserve">metricOther 空白率 1998 年 68% → 2018 年 3% → 2020 年起 0%：文本可得性断点，如实报告 Unknown 而非填补。</w:t>
-      </w:r>
-    </w:p>
-    <w:p>
-      <w:pPr>
-        <w:pStyle w:val="ListParagraph"/>
-        <w:numPr>
-          <w:ilvl w:val="0"/>
-          <w:numId w:val="2"/>
-        </w:numPr>
-      </w:pPr>
-      <w:r>
-        <w:rPr>
-          <w:rFonts w:ascii="Calibri" w:cs="Calibri" w:eastAsia="Microsoft YaHei" w:hAnsi="Calibri"/>
-        </w:rPr>
-        <w:t xml:space="preserve">Grants 表 144 个 grantID 重复（属性完全一致，可安全去重）；ParticipantFY 在 (CIK,FY,FM,pid) 唯一，按四键精确匹配 99.975%。</w:t>
+        <w:t xml:space="preserve">Grants 表有 141 个 grantID 重复出现（285 行）。v1.0 只核对了 CIK/高管/年/月/奖励类型（一致）；v1.1 审查发现这些重复行的 performancetype 互相矛盾（见阶段 8）。ParticipantFY 在 (CIK,FY,FM,pid) 唯一，按四键精确匹配。</w:t>
       </w:r>
     </w:p>
     <w:p>
@@ -642,7 +687,7 @@
         <w:rPr>
           <w:rFonts w:ascii="Calibri" w:cs="Calibri" w:eastAsia="Microsoft YaHei" w:hAnsi="Calibri"/>
         </w:rPr>
-        <w:t xml:space="preserve">对 402 个在数据中出现的论文关键词逐个审查其匹配文本；对 Unknown、Strict=1、Extended-only、模糊类按频次审查；随机抽查 150 个低频 Strict=1 与 300 个 Strict=0 文本；审查全部论文-修订分歧。</w:t>
+        <w:t xml:space="preserve">对出现在数据中的论文关键词逐个审查其匹配文本；对 Unknown、Strict=1、Extended-only、模糊类按频次审查；随机抽查低频 Strict=1 与 Strict=0 文本；审查全部论文-修订分歧。</w:t>
       </w:r>
     </w:p>
     <w:p>
@@ -657,7 +702,7 @@
         <w:rPr>
           <w:rFonts w:ascii="Calibri" w:cs="Calibri" w:eastAsia="Microsoft YaHei" w:hAnsi="Calibri"/>
         </w:rPr>
-        <w:t xml:space="preserve">设计三态判定：0 必须有正向非 ESG 证据，未匹配不等于 0；metric 与 metricOther 联合读取；2018 ESG 标签与 ISS ESG metricType 从不作为依据；两字段皆空时仅允许跨年一致的财务 metricType 作为结构化上下文，并保留文本-only 标签。</w:t>
+        <w:t xml:space="preserve">三态判定：0 必须有正向非 ESG 证据，未匹配不等于 0；metric 与 metricOther 联合读取；2018 ESG 标签与 ISS ESG metricType 从不作为依据；两字段皆空时仅允许跨年一致的财务 metricType 作为结构化上下文，并保留文本-only 标签。</w:t>
       </w:r>
     </w:p>
     <w:p>
@@ -672,7 +717,7 @@
         <w:rPr>
           <w:rFonts w:ascii="Calibri" w:cs="Calibri" w:eastAsia="Microsoft YaHei" w:hAnsi="Calibri"/>
         </w:rPr>
-        <w:t xml:space="preserve">规则按优先级消费文本片段（屏蔽 → 定向短语 → Strict → Extended → 模糊 → 邻近排除 → 占位 → 非 ESG → 填充），共 50 条规则；冻结后才抽取验证样本。</w:t>
+        <w:t xml:space="preserve">规则冻结后才抽取验证样本（601 单元，32 层，之后永不重抽）。</w:t>
       </w:r>
     </w:p>
     <w:p>
@@ -704,21 +749,6 @@
     </w:p>
     <w:p>
       <w:pPr>
-        <w:pStyle w:val="ListParagraph"/>
-        <w:numPr>
-          <w:ilvl w:val="0"/>
-          <w:numId w:val="2"/>
-        </w:numPr>
-      </w:pPr>
-      <w:r>
-        <w:rPr>
-          <w:rFonts w:ascii="Calibri" w:cs="Calibri" w:eastAsia="Microsoft YaHei" w:hAnsi="Calibri"/>
-        </w:rPr>
-        <w:t xml:space="preserve">Stata 变量名上限 32 字符：超长首选名按固定规则缩写，映射写入变量字典。</w:t>
-      </w:r>
-    </w:p>
-    <w:p>
-      <w:pPr>
         <w:pStyle w:val="Heading2"/>
         <w:spacing w:after="100" w:before="200"/>
       </w:pPr>
@@ -741,7 +771,7 @@
         <w:rPr>
           <w:rFonts w:ascii="Calibri" w:cs="Calibri" w:eastAsia="Microsoft YaHei" w:hAnsi="Calibri"/>
         </w:rPr>
-        <w:t xml:space="preserve">论文词典与 v1.0 在同一单元与年份上比较（重叠矩阵、分歧类别、年度采用率）；抽取 601 单元分层盲验证样本（32 层，种子 20261031），生成编码手册与评分代码。</w:t>
+        <w:t xml:space="preserve">论文词典与修订分类器在同一单元与年份上比较（重叠矩阵、分歧类别、年度采用率）；生成编码手册、盲编码表与评分代码。</w:t>
       </w:r>
     </w:p>
     <w:p>
@@ -756,7 +786,7 @@
         <w:rPr>
           <w:rFonts w:ascii="Calibri" w:cs="Calibri" w:eastAsia="Microsoft YaHei" w:hAnsi="Calibri"/>
         </w:rPr>
-        <w:t xml:space="preserve">年度分析显示：ISS 原分类 2018 年跳升在统一文本分类下不存在；真实上升集中于 2020–2021 年，以广延边际与社会类为主。</w:t>
+        <w:t xml:space="preserve">年度分析：ISS 原分类 2018 年的跳升在统一文本分类下不存在；真实上升集中于 2020–2021 年，以广延边际与社会类为主。</w:t>
       </w:r>
     </w:p>
     <w:p>
@@ -768,7 +798,7 @@
         <w:rPr>
           <w:rFonts w:ascii="Calibri" w:cs="Calibri" w:eastAsia="Microsoft YaHei" w:hAnsi="Calibri"/>
         </w:rPr>
-        <w:t xml:space="preserve">阶段 7 — 可复现性、审计与归档</w:t>
+        <w:t xml:space="preserve">阶段 7 — 可复现性、审计与归档 (v1.0)</w:t>
       </w:r>
     </w:p>
     <w:p>
@@ -783,7 +813,94 @@
         <w:rPr>
           <w:rFonts w:ascii="Calibri" w:cs="Calibri" w:eastAsia="Microsoft YaHei" w:hAnsi="Calibri"/>
         </w:rPr>
-        <w:t xml:space="preserve">清空中间文件后用 master_run.py 从原始数据完整重跑，EXIT=0，结果与开发运行完全一致；增加 Step 16 独立质量审计、Step 17 Word 报告、Step 18 审计归档包（含 SHA-256 清单）。</w:t>
+        <w:t xml:space="preserve">用 master_run.py 从原始数据完整重跑；增加独立质量审计、Word 报告与审计归档包（含 SHA-256 清单）。</w:t>
+      </w:r>
+    </w:p>
+    <w:p>
+      <w:pPr>
+        <w:pStyle w:val="Heading2"/>
+        <w:spacing w:after="100" w:before="200"/>
+      </w:pPr>
+      <w:r>
+        <w:rPr>
+          <w:rFonts w:ascii="Calibri" w:cs="Calibri" w:eastAsia="Microsoft YaHei" w:hAnsi="Calibri"/>
+        </w:rPr>
+        <w:t xml:space="preserve">阶段 8 — 全面复审与 v1.1</w:t>
+      </w:r>
+    </w:p>
+    <w:p>
+      <w:pPr>
+        <w:pStyle w:val="ListParagraph"/>
+        <w:numPr>
+          <w:ilvl w:val="0"/>
+          <w:numId w:val="2"/>
+        </w:numPr>
+      </w:pPr>
+      <w:r>
+        <w:rPr>
+          <w:rFonts w:ascii="Calibri" w:cs="Calibri" w:eastAsia="Microsoft YaHei" w:hAnsi="Calibri"/>
+        </w:rPr>
+        <w:t xml:space="preserve">对 v1.0 的规则、聚合、验证代码与文档做全面复审（逐条对照数据），形成 25 条发现（见第 5 节与 07 报告），全部在 v1.1 修正。</w:t>
+      </w:r>
+    </w:p>
+    <w:p>
+      <w:pPr>
+        <w:pStyle w:val="ListParagraph"/>
+        <w:numPr>
+          <w:ilvl w:val="0"/>
+          <w:numId w:val="2"/>
+        </w:numPr>
+      </w:pPr>
+      <w:r>
+        <w:rPr>
+          <w:rFonts w:ascii="Calibri" w:cs="Calibri" w:eastAsia="Microsoft YaHei" w:hAnsi="Calibri"/>
+        </w:rPr>
+        <w:t xml:space="preserve">冻结 v1.0 全部成品为快照；v1.1 与 v1.0 逐层比较：469 个文本单元（3,678 条目标记录）至少一个标签变化，每个变化单元均人工复核。</w:t>
+      </w:r>
+    </w:p>
+    <w:p>
+      <w:pPr>
+        <w:pStyle w:val="ListParagraph"/>
+        <w:numPr>
+          <w:ilvl w:val="0"/>
+          <w:numId w:val="2"/>
+        </w:numPr>
+      </w:pPr>
+      <w:r>
+        <w:rPr>
+          <w:rFonts w:ascii="Calibri" w:cs="Calibri" w:eastAsia="Microsoft YaHei" w:hAnsi="Calibri"/>
+        </w:rPr>
+        <w:t xml:space="preserve">开发中发现并修正的回归（未进入发布版本）：'work environment' 被环境规则误判、'placement' 匹配到 'replacement'、董事会治理表述变为 Unknown、'Diversityls)' 漏判、S 维度采用率因列名冲突等于 Strict 采用率（审计新增从 grant 重新推导 E/S/G 的检查后发现）。</w:t>
+      </w:r>
+    </w:p>
+    <w:p>
+      <w:pPr>
+        <w:pStyle w:val="ListParagraph"/>
+        <w:numPr>
+          <w:ilvl w:val="0"/>
+          <w:numId w:val="2"/>
+        </w:numPr>
+      </w:pPr>
+      <w:r>
+        <w:rPr>
+          <w:rFonts w:ascii="Calibri" w:cs="Calibri" w:eastAsia="Microsoft YaHei" w:hAnsi="Calibri"/>
+        </w:rPr>
+        <w:t xml:space="preserve">随后进行独立多角度代码审查（逐行、删除行为、跨文件、语言陷阱、适配器、复用、简化、效率、根因），确认的问题修正后完整重跑。</w:t>
+      </w:r>
+    </w:p>
+    <w:p>
+      <w:pPr>
+        <w:pStyle w:val="ListParagraph"/>
+        <w:numPr>
+          <w:ilvl w:val="0"/>
+          <w:numId w:val="2"/>
+        </w:numPr>
+      </w:pPr>
+      <w:r>
+        <w:rPr>
+          <w:rFonts w:ascii="Calibri" w:cs="Calibri" w:eastAsia="Microsoft YaHei" w:hAnsi="Calibri"/>
+        </w:rPr>
+        <w:t xml:space="preserve">报告改为全部自动生成：数字来自数据，叙述性结论自动核对。</w:t>
       </w:r>
     </w:p>
     <w:p>
@@ -3236,7 +3353,7 @@
                 <w:sz w:val="15"/>
                 <w:szCs w:val="15"/>
               </w:rPr>
-              <w:t xml:space="preserve">Rules frozen before drawing the independent validation sample (Validation/validation_sample_v1.0.csv)</w:t>
+              <w:t xml:space="preserve">Rules frozen before drawing the independent validation sample (Validation/validation_sample_v1.0_KEY_local.csv)</w:t>
             </w:r>
           </w:p>
         </w:tc>
@@ -3257,6 +3374,1829 @@
             </w:tcMar>
           </w:tcPr>
           <w:p/>
+        </w:tc>
+      </w:tr>
+      <w:tr>
+        <w:tc>
+          <w:tcPr>
+            <w:tcW w:type="dxa" w:w="702"/>
+            <w:tcBorders>
+              <w:top w:val="single" w:color="BFBFBF" w:sz="4"/>
+              <w:left w:val="single" w:color="BFBFBF" w:sz="4"/>
+              <w:bottom w:val="single" w:color="BFBFBF" w:sz="4"/>
+              <w:right w:val="single" w:color="BFBFBF" w:sz="4"/>
+            </w:tcBorders>
+            <w:tcMar>
+              <w:top w:type="dxa" w:w="40"/>
+              <w:left w:type="dxa" w:w="80"/>
+              <w:bottom w:type="dxa" w:w="40"/>
+              <w:right w:type="dxa" w:w="80"/>
+            </w:tcMar>
+          </w:tcPr>
+          <w:p>
+            <w:r>
+              <w:rPr>
+                <w:rFonts w:ascii="Calibri" w:cs="Calibri" w:eastAsia="Microsoft YaHei" w:hAnsi="Calibri"/>
+                <w:b w:val="false"/>
+                <w:bCs w:val="false"/>
+                <w:sz w:val="15"/>
+                <w:szCs w:val="15"/>
+              </w:rPr>
+              <w:t xml:space="preserve">v1.1</w:t>
+            </w:r>
+          </w:p>
+        </w:tc>
+        <w:tc>
+          <w:tcPr>
+            <w:tcW w:type="dxa" w:w="1104"/>
+            <w:tcBorders>
+              <w:top w:val="single" w:color="BFBFBF" w:sz="4"/>
+              <w:left w:val="single" w:color="BFBFBF" w:sz="4"/>
+              <w:bottom w:val="single" w:color="BFBFBF" w:sz="4"/>
+              <w:right w:val="single" w:color="BFBFBF" w:sz="4"/>
+            </w:tcBorders>
+            <w:tcMar>
+              <w:top w:type="dxa" w:w="40"/>
+              <w:left w:type="dxa" w:w="80"/>
+              <w:bottom w:type="dxa" w:w="40"/>
+              <w:right w:type="dxa" w:w="80"/>
+            </w:tcMar>
+          </w:tcPr>
+          <w:p>
+            <w:r>
+              <w:rPr>
+                <w:rFonts w:ascii="Calibri" w:cs="Calibri" w:eastAsia="Microsoft YaHei" w:hAnsi="Calibri"/>
+                <w:b w:val="false"/>
+                <w:bCs w:val="false"/>
+                <w:sz w:val="15"/>
+                <w:szCs w:val="15"/>
+              </w:rPr>
+              <w:t xml:space="preserve">review</w:t>
+            </w:r>
+          </w:p>
+        </w:tc>
+        <w:tc>
+          <w:tcPr>
+            <w:tcW w:type="dxa" w:w="1706"/>
+            <w:tcBorders>
+              <w:top w:val="single" w:color="BFBFBF" w:sz="4"/>
+              <w:left w:val="single" w:color="BFBFBF" w:sz="4"/>
+              <w:bottom w:val="single" w:color="BFBFBF" w:sz="4"/>
+              <w:right w:val="single" w:color="BFBFBF" w:sz="4"/>
+            </w:tcBorders>
+            <w:tcMar>
+              <w:top w:type="dxa" w:w="40"/>
+              <w:left w:type="dxa" w:w="80"/>
+              <w:bottom w:type="dxa" w:w="40"/>
+              <w:right w:type="dxa" w:w="80"/>
+            </w:tcMar>
+          </w:tcPr>
+          <w:p>
+            <w:r>
+              <w:rPr>
+                <w:rFonts w:ascii="Calibri" w:cs="Calibri" w:eastAsia="Microsoft YaHei" w:hAnsi="Calibri"/>
+                <w:b w:val="false"/>
+                <w:bCs w:val="false"/>
+                <w:sz w:val="15"/>
+                <w:szCs w:val="15"/>
+              </w:rPr>
+              <w:t xml:space="preserve">all</w:t>
+            </w:r>
+          </w:p>
+        </w:tc>
+        <w:tc>
+          <w:tcPr>
+            <w:tcW w:type="dxa" w:w="4317"/>
+            <w:tcBorders>
+              <w:top w:val="single" w:color="BFBFBF" w:sz="4"/>
+              <w:left w:val="single" w:color="BFBFBF" w:sz="4"/>
+              <w:bottom w:val="single" w:color="BFBFBF" w:sz="4"/>
+              <w:right w:val="single" w:color="BFBFBF" w:sz="4"/>
+            </w:tcBorders>
+            <w:tcMar>
+              <w:top w:type="dxa" w:w="40"/>
+              <w:left w:type="dxa" w:w="80"/>
+              <w:bottom w:type="dxa" w:w="40"/>
+              <w:right w:type="dxa" w:w="80"/>
+            </w:tcMar>
+          </w:tcPr>
+          <w:p>
+            <w:r>
+              <w:rPr>
+                <w:rFonts w:ascii="Calibri" w:cs="Calibri" w:eastAsia="Microsoft YaHei" w:hAnsi="Calibri"/>
+                <w:b w:val="false"/>
+                <w:bCs w:val="false"/>
+                <w:sz w:val="15"/>
+                <w:szCs w:val="15"/>
+              </w:rPr>
+              <w:t xml:space="preserve">Full re-review of v1.0 on the data: every suspicious pattern tested on real texts; findings in Documentation/review_findings_v1.1.csv</w:t>
+            </w:r>
+          </w:p>
+        </w:tc>
+        <w:tc>
+          <w:tcPr>
+            <w:tcW w:type="dxa" w:w="1809"/>
+            <w:tcBorders>
+              <w:top w:val="single" w:color="BFBFBF" w:sz="4"/>
+              <w:left w:val="single" w:color="BFBFBF" w:sz="4"/>
+              <w:bottom w:val="single" w:color="BFBFBF" w:sz="4"/>
+              <w:right w:val="single" w:color="BFBFBF" w:sz="4"/>
+            </w:tcBorders>
+            <w:tcMar>
+              <w:top w:type="dxa" w:w="40"/>
+              <w:left w:type="dxa" w:w="80"/>
+              <w:bottom w:type="dxa" w:w="40"/>
+              <w:right w:type="dxa" w:w="80"/>
+            </w:tcMar>
+          </w:tcPr>
+          <w:p>
+            <w:r>
+              <w:rPr>
+                <w:rFonts w:ascii="Calibri" w:cs="Calibri" w:eastAsia="Microsoft YaHei" w:hAnsi="Calibri"/>
+                <w:b w:val="false"/>
+                <w:bCs w:val="false"/>
+                <w:sz w:val="15"/>
+                <w:szCs w:val="15"/>
+              </w:rPr>
+              <w:t xml:space="preserve">Documentation/review_findings_v1.1.csv</w:t>
+            </w:r>
+          </w:p>
+        </w:tc>
+      </w:tr>
+      <w:tr>
+        <w:tc>
+          <w:tcPr>
+            <w:tcW w:type="dxa" w:w="702"/>
+            <w:tcBorders>
+              <w:top w:val="single" w:color="BFBFBF" w:sz="4"/>
+              <w:left w:val="single" w:color="BFBFBF" w:sz="4"/>
+              <w:bottom w:val="single" w:color="BFBFBF" w:sz="4"/>
+              <w:right w:val="single" w:color="BFBFBF" w:sz="4"/>
+            </w:tcBorders>
+            <w:tcMar>
+              <w:top w:type="dxa" w:w="40"/>
+              <w:left w:type="dxa" w:w="80"/>
+              <w:bottom w:type="dxa" w:w="40"/>
+              <w:right w:type="dxa" w:w="80"/>
+            </w:tcMar>
+          </w:tcPr>
+          <w:p>
+            <w:r>
+              <w:rPr>
+                <w:rFonts w:ascii="Calibri" w:cs="Calibri" w:eastAsia="Microsoft YaHei" w:hAnsi="Calibri"/>
+                <w:b w:val="false"/>
+                <w:bCs w:val="false"/>
+                <w:sz w:val="15"/>
+                <w:szCs w:val="15"/>
+              </w:rPr>
+              <w:t xml:space="preserve">v1.1</w:t>
+            </w:r>
+          </w:p>
+        </w:tc>
+        <w:tc>
+          <w:tcPr>
+            <w:tcW w:type="dxa" w:w="1104"/>
+            <w:tcBorders>
+              <w:top w:val="single" w:color="BFBFBF" w:sz="4"/>
+              <w:left w:val="single" w:color="BFBFBF" w:sz="4"/>
+              <w:bottom w:val="single" w:color="BFBFBF" w:sz="4"/>
+              <w:right w:val="single" w:color="BFBFBF" w:sz="4"/>
+            </w:tcBorders>
+            <w:tcMar>
+              <w:top w:type="dxa" w:w="40"/>
+              <w:left w:type="dxa" w:w="80"/>
+              <w:bottom w:type="dxa" w:w="40"/>
+              <w:right w:type="dxa" w:w="80"/>
+            </w:tcMar>
+          </w:tcPr>
+          <w:p>
+            <w:r>
+              <w:rPr>
+                <w:rFonts w:ascii="Calibri" w:cs="Calibri" w:eastAsia="Microsoft YaHei" w:hAnsi="Calibri"/>
+                <w:b w:val="false"/>
+                <w:bCs w:val="false"/>
+                <w:sz w:val="15"/>
+                <w:szCs w:val="15"/>
+              </w:rPr>
+              <w:t xml:space="preserve">definition</w:t>
+            </w:r>
+          </w:p>
+        </w:tc>
+        <w:tc>
+          <w:tcPr>
+            <w:tcW w:type="dxa" w:w="1706"/>
+            <w:tcBorders>
+              <w:top w:val="single" w:color="BFBFBF" w:sz="4"/>
+              <w:left w:val="single" w:color="BFBFBF" w:sz="4"/>
+              <w:bottom w:val="single" w:color="BFBFBF" w:sz="4"/>
+              <w:right w:val="single" w:color="BFBFBF" w:sz="4"/>
+            </w:tcBorders>
+            <w:tcMar>
+              <w:top w:type="dxa" w:w="40"/>
+              <w:left w:type="dxa" w:w="80"/>
+              <w:bottom w:type="dxa" w:w="40"/>
+              <w:right w:type="dxa" w:w="80"/>
+            </w:tcMar>
+          </w:tcPr>
+          <w:p>
+            <w:r>
+              <w:rPr>
+                <w:rFonts w:ascii="Calibri" w:cs="Calibri" w:eastAsia="Microsoft YaHei" w:hAnsi="Calibri"/>
+                <w:b w:val="false"/>
+                <w:bCs w:val="false"/>
+                <w:sz w:val="15"/>
+                <w:szCs w:val="15"/>
+              </w:rPr>
+              <w:t xml:space="preserve">G_governance / A_governance_bare</w:t>
+            </w:r>
+          </w:p>
+        </w:tc>
+        <w:tc>
+          <w:tcPr>
+            <w:tcW w:type="dxa" w:w="4317"/>
+            <w:tcBorders>
+              <w:top w:val="single" w:color="BFBFBF" w:sz="4"/>
+              <w:left w:val="single" w:color="BFBFBF" w:sz="4"/>
+              <w:bottom w:val="single" w:color="BFBFBF" w:sz="4"/>
+              <w:right w:val="single" w:color="BFBFBF" w:sz="4"/>
+            </w:tcBorders>
+            <w:tcMar>
+              <w:top w:type="dxa" w:w="40"/>
+              <w:left w:type="dxa" w:w="80"/>
+              <w:bottom w:type="dxa" w:w="40"/>
+              <w:right w:type="dxa" w:w="80"/>
+            </w:tcMar>
+          </w:tcPr>
+          <w:p>
+            <w:r>
+              <w:rPr>
+                <w:rFonts w:ascii="Calibri" w:cs="Calibri" w:eastAsia="Microsoft YaHei" w:hAnsi="Calibri"/>
+                <w:b w:val="false"/>
+                <w:bCs w:val="false"/>
+                <w:sz w:val="15"/>
+                <w:szCs w:val="15"/>
+              </w:rPr>
+              <w:t xml:space="preserve">Bare 'governance' no longer Strict G (task brief 4.3 requires specific governance content); now Strict Unknown. Strict G = corporate governance, board, shareholder rights, say-on-pay, governance ratings</w:t>
+            </w:r>
+          </w:p>
+        </w:tc>
+        <w:tc>
+          <w:tcPr>
+            <w:tcW w:type="dxa" w:w="1809"/>
+            <w:tcBorders>
+              <w:top w:val="single" w:color="BFBFBF" w:sz="4"/>
+              <w:left w:val="single" w:color="BFBFBF" w:sz="4"/>
+              <w:bottom w:val="single" w:color="BFBFBF" w:sz="4"/>
+              <w:right w:val="single" w:color="BFBFBF" w:sz="4"/>
+            </w:tcBorders>
+            <w:tcMar>
+              <w:top w:type="dxa" w:w="40"/>
+              <w:left w:type="dxa" w:w="80"/>
+              <w:bottom w:type="dxa" w:w="40"/>
+              <w:right w:type="dxa" w:w="80"/>
+            </w:tcMar>
+          </w:tcPr>
+          <w:p>
+            <w:r>
+              <w:rPr>
+                <w:rFonts w:ascii="Calibri" w:cs="Calibri" w:eastAsia="Microsoft YaHei" w:hAnsi="Calibri"/>
+                <w:b w:val="false"/>
+                <w:bCs w:val="false"/>
+                <w:sz w:val="15"/>
+                <w:szCs w:val="15"/>
+              </w:rPr>
+              <w:t xml:space="preserve">b_revised_rules_v1.1.csv</w:t>
+            </w:r>
+          </w:p>
+        </w:tc>
+      </w:tr>
+      <w:tr>
+        <w:tc>
+          <w:tcPr>
+            <w:tcW w:type="dxa" w:w="702"/>
+            <w:tcBorders>
+              <w:top w:val="single" w:color="BFBFBF" w:sz="4"/>
+              <w:left w:val="single" w:color="BFBFBF" w:sz="4"/>
+              <w:bottom w:val="single" w:color="BFBFBF" w:sz="4"/>
+              <w:right w:val="single" w:color="BFBFBF" w:sz="4"/>
+            </w:tcBorders>
+            <w:tcMar>
+              <w:top w:type="dxa" w:w="40"/>
+              <w:left w:type="dxa" w:w="80"/>
+              <w:bottom w:type="dxa" w:w="40"/>
+              <w:right w:type="dxa" w:w="80"/>
+            </w:tcMar>
+          </w:tcPr>
+          <w:p>
+            <w:r>
+              <w:rPr>
+                <w:rFonts w:ascii="Calibri" w:cs="Calibri" w:eastAsia="Microsoft YaHei" w:hAnsi="Calibri"/>
+                <w:b w:val="false"/>
+                <w:bCs w:val="false"/>
+                <w:sz w:val="15"/>
+                <w:szCs w:val="15"/>
+              </w:rPr>
+              <w:t xml:space="preserve">v1.1</w:t>
+            </w:r>
+          </w:p>
+        </w:tc>
+        <w:tc>
+          <w:tcPr>
+            <w:tcW w:type="dxa" w:w="1104"/>
+            <w:tcBorders>
+              <w:top w:val="single" w:color="BFBFBF" w:sz="4"/>
+              <w:left w:val="single" w:color="BFBFBF" w:sz="4"/>
+              <w:bottom w:val="single" w:color="BFBFBF" w:sz="4"/>
+              <w:right w:val="single" w:color="BFBFBF" w:sz="4"/>
+            </w:tcBorders>
+            <w:tcMar>
+              <w:top w:type="dxa" w:w="40"/>
+              <w:left w:type="dxa" w:w="80"/>
+              <w:bottom w:type="dxa" w:w="40"/>
+              <w:right w:type="dxa" w:w="80"/>
+            </w:tcMar>
+          </w:tcPr>
+          <w:p>
+            <w:r>
+              <w:rPr>
+                <w:rFonts w:ascii="Calibri" w:cs="Calibri" w:eastAsia="Microsoft YaHei" w:hAnsi="Calibri"/>
+                <w:b w:val="false"/>
+                <w:bCs w:val="false"/>
+                <w:sz w:val="15"/>
+                <w:szCs w:val="15"/>
+              </w:rPr>
+              <w:t xml:space="preserve">exclusion</w:t>
+            </w:r>
+          </w:p>
+        </w:tc>
+        <w:tc>
+          <w:tcPr>
+            <w:tcW w:type="dxa" w:w="1706"/>
+            <w:tcBorders>
+              <w:top w:val="single" w:color="BFBFBF" w:sz="4"/>
+              <w:left w:val="single" w:color="BFBFBF" w:sz="4"/>
+              <w:bottom w:val="single" w:color="BFBFBF" w:sz="4"/>
+              <w:right w:val="single" w:color="BFBFBF" w:sz="4"/>
+            </w:tcBorders>
+            <w:tcMar>
+              <w:top w:type="dxa" w:w="40"/>
+              <w:left w:type="dxa" w:w="80"/>
+              <w:bottom w:type="dxa" w:w="40"/>
+              <w:right w:type="dxa" w:w="80"/>
+            </w:tcMar>
+          </w:tcPr>
+          <w:p>
+            <w:r>
+              <w:rPr>
+                <w:rFonts w:ascii="Calibri" w:cs="Calibri" w:eastAsia="Microsoft YaHei" w:hAnsi="Calibri"/>
+                <w:b w:val="false"/>
+                <w:bCs w:val="false"/>
+                <w:sz w:val="15"/>
+                <w:szCs w:val="15"/>
+              </w:rPr>
+              <w:t xml:space="preserve">J_esg_business_line</w:t>
+            </w:r>
+          </w:p>
+        </w:tc>
+        <w:tc>
+          <w:tcPr>
+            <w:tcW w:type="dxa" w:w="4317"/>
+            <w:tcBorders>
+              <w:top w:val="single" w:color="BFBFBF" w:sz="4"/>
+              <w:left w:val="single" w:color="BFBFBF" w:sz="4"/>
+              <w:bottom w:val="single" w:color="BFBFBF" w:sz="4"/>
+              <w:right w:val="single" w:color="BFBFBF" w:sz="4"/>
+            </w:tcBorders>
+            <w:tcMar>
+              <w:top w:type="dxa" w:w="40"/>
+              <w:left w:type="dxa" w:w="80"/>
+              <w:bottom w:type="dxa" w:w="40"/>
+              <w:right w:type="dxa" w:w="80"/>
+            </w:tcMar>
+          </w:tcPr>
+          <w:p>
+            <w:r>
+              <w:rPr>
+                <w:rFonts w:ascii="Calibri" w:cs="Calibri" w:eastAsia="Microsoft YaHei" w:hAnsi="Calibri"/>
+                <w:b w:val="false"/>
+                <w:bCs w:val="false"/>
+                <w:sz w:val="15"/>
+                <w:szCs w:val="15"/>
+              </w:rPr>
+              <w:t xml:space="preserve">ESG products / segment sales / ESG AUM are business lines -&gt; 0/0 flagged (were Strict GEN)</w:t>
+            </w:r>
+          </w:p>
+        </w:tc>
+        <w:tc>
+          <w:tcPr>
+            <w:tcW w:type="dxa" w:w="1809"/>
+            <w:tcBorders>
+              <w:top w:val="single" w:color="BFBFBF" w:sz="4"/>
+              <w:left w:val="single" w:color="BFBFBF" w:sz="4"/>
+              <w:bottom w:val="single" w:color="BFBFBF" w:sz="4"/>
+              <w:right w:val="single" w:color="BFBFBF" w:sz="4"/>
+            </w:tcBorders>
+            <w:tcMar>
+              <w:top w:type="dxa" w:w="40"/>
+              <w:left w:type="dxa" w:w="80"/>
+              <w:bottom w:type="dxa" w:w="40"/>
+              <w:right w:type="dxa" w:w="80"/>
+            </w:tcMar>
+          </w:tcPr>
+          <w:p/>
+        </w:tc>
+      </w:tr>
+      <w:tr>
+        <w:tc>
+          <w:tcPr>
+            <w:tcW w:type="dxa" w:w="702"/>
+            <w:tcBorders>
+              <w:top w:val="single" w:color="BFBFBF" w:sz="4"/>
+              <w:left w:val="single" w:color="BFBFBF" w:sz="4"/>
+              <w:bottom w:val="single" w:color="BFBFBF" w:sz="4"/>
+              <w:right w:val="single" w:color="BFBFBF" w:sz="4"/>
+            </w:tcBorders>
+            <w:tcMar>
+              <w:top w:type="dxa" w:w="40"/>
+              <w:left w:type="dxa" w:w="80"/>
+              <w:bottom w:type="dxa" w:w="40"/>
+              <w:right w:type="dxa" w:w="80"/>
+            </w:tcMar>
+          </w:tcPr>
+          <w:p>
+            <w:r>
+              <w:rPr>
+                <w:rFonts w:ascii="Calibri" w:cs="Calibri" w:eastAsia="Microsoft YaHei" w:hAnsi="Calibri"/>
+                <w:b w:val="false"/>
+                <w:bCs w:val="false"/>
+                <w:sz w:val="15"/>
+                <w:szCs w:val="15"/>
+              </w:rPr>
+              <w:t xml:space="preserve">v1.1</w:t>
+            </w:r>
+          </w:p>
+        </w:tc>
+        <w:tc>
+          <w:tcPr>
+            <w:tcW w:type="dxa" w:w="1104"/>
+            <w:tcBorders>
+              <w:top w:val="single" w:color="BFBFBF" w:sz="4"/>
+              <w:left w:val="single" w:color="BFBFBF" w:sz="4"/>
+              <w:bottom w:val="single" w:color="BFBFBF" w:sz="4"/>
+              <w:right w:val="single" w:color="BFBFBF" w:sz="4"/>
+            </w:tcBorders>
+            <w:tcMar>
+              <w:top w:type="dxa" w:w="40"/>
+              <w:left w:type="dxa" w:w="80"/>
+              <w:bottom w:type="dxa" w:w="40"/>
+              <w:right w:type="dxa" w:w="80"/>
+            </w:tcMar>
+          </w:tcPr>
+          <w:p>
+            <w:r>
+              <w:rPr>
+                <w:rFonts w:ascii="Calibri" w:cs="Calibri" w:eastAsia="Microsoft YaHei" w:hAnsi="Calibri"/>
+                <w:b w:val="false"/>
+                <w:bCs w:val="false"/>
+                <w:sz w:val="15"/>
+                <w:szCs w:val="15"/>
+              </w:rPr>
+              <w:t xml:space="preserve">exclusion</w:t>
+            </w:r>
+          </w:p>
+        </w:tc>
+        <w:tc>
+          <w:tcPr>
+            <w:tcW w:type="dxa" w:w="1706"/>
+            <w:tcBorders>
+              <w:top w:val="single" w:color="BFBFBF" w:sz="4"/>
+              <w:left w:val="single" w:color="BFBFBF" w:sz="4"/>
+              <w:bottom w:val="single" w:color="BFBFBF" w:sz="4"/>
+              <w:right w:val="single" w:color="BFBFBF" w:sz="4"/>
+            </w:tcBorders>
+            <w:tcMar>
+              <w:top w:type="dxa" w:w="40"/>
+              <w:left w:type="dxa" w:w="80"/>
+              <w:bottom w:type="dxa" w:w="40"/>
+              <w:right w:type="dxa" w:w="80"/>
+            </w:tcMar>
+          </w:tcPr>
+          <w:p>
+            <w:r>
+              <w:rPr>
+                <w:rFonts w:ascii="Calibri" w:cs="Calibri" w:eastAsia="Microsoft YaHei" w:hAnsi="Calibri"/>
+                <w:b w:val="false"/>
+                <w:bCs w:val="false"/>
+                <w:sz w:val="15"/>
+                <w:szCs w:val="15"/>
+              </w:rPr>
+              <w:t xml:space="preserve">J_public_affairs</w:t>
+            </w:r>
+          </w:p>
+        </w:tc>
+        <w:tc>
+          <w:tcPr>
+            <w:tcW w:type="dxa" w:w="4317"/>
+            <w:tcBorders>
+              <w:top w:val="single" w:color="BFBFBF" w:sz="4"/>
+              <w:left w:val="single" w:color="BFBFBF" w:sz="4"/>
+              <w:bottom w:val="single" w:color="BFBFBF" w:sz="4"/>
+              <w:right w:val="single" w:color="BFBFBF" w:sz="4"/>
+            </w:tcBorders>
+            <w:tcMar>
+              <w:top w:type="dxa" w:w="40"/>
+              <w:left w:type="dxa" w:w="80"/>
+              <w:bottom w:type="dxa" w:w="40"/>
+              <w:right w:type="dxa" w:w="80"/>
+            </w:tcMar>
+          </w:tcPr>
+          <w:p>
+            <w:r>
+              <w:rPr>
+                <w:rFonts w:ascii="Calibri" w:cs="Calibri" w:eastAsia="Microsoft YaHei" w:hAnsi="Calibri"/>
+                <w:b w:val="false"/>
+                <w:bCs w:val="false"/>
+                <w:sz w:val="15"/>
+                <w:szCs w:val="15"/>
+              </w:rPr>
+              <w:t xml:space="preserve">Government relations / lobbying / legislative advocacy -&gt; 0/0 flagged (government relations was Extended)</w:t>
+            </w:r>
+          </w:p>
+        </w:tc>
+        <w:tc>
+          <w:tcPr>
+            <w:tcW w:type="dxa" w:w="1809"/>
+            <w:tcBorders>
+              <w:top w:val="single" w:color="BFBFBF" w:sz="4"/>
+              <w:left w:val="single" w:color="BFBFBF" w:sz="4"/>
+              <w:bottom w:val="single" w:color="BFBFBF" w:sz="4"/>
+              <w:right w:val="single" w:color="BFBFBF" w:sz="4"/>
+            </w:tcBorders>
+            <w:tcMar>
+              <w:top w:type="dxa" w:w="40"/>
+              <w:left w:type="dxa" w:w="80"/>
+              <w:bottom w:type="dxa" w:w="40"/>
+              <w:right w:type="dxa" w:w="80"/>
+            </w:tcMar>
+          </w:tcPr>
+          <w:p/>
+        </w:tc>
+      </w:tr>
+      <w:tr>
+        <w:tc>
+          <w:tcPr>
+            <w:tcW w:type="dxa" w:w="702"/>
+            <w:tcBorders>
+              <w:top w:val="single" w:color="BFBFBF" w:sz="4"/>
+              <w:left w:val="single" w:color="BFBFBF" w:sz="4"/>
+              <w:bottom w:val="single" w:color="BFBFBF" w:sz="4"/>
+              <w:right w:val="single" w:color="BFBFBF" w:sz="4"/>
+            </w:tcBorders>
+            <w:tcMar>
+              <w:top w:type="dxa" w:w="40"/>
+              <w:left w:type="dxa" w:w="80"/>
+              <w:bottom w:type="dxa" w:w="40"/>
+              <w:right w:type="dxa" w:w="80"/>
+            </w:tcMar>
+          </w:tcPr>
+          <w:p>
+            <w:r>
+              <w:rPr>
+                <w:rFonts w:ascii="Calibri" w:cs="Calibri" w:eastAsia="Microsoft YaHei" w:hAnsi="Calibri"/>
+                <w:b w:val="false"/>
+                <w:bCs w:val="false"/>
+                <w:sz w:val="15"/>
+                <w:szCs w:val="15"/>
+              </w:rPr>
+              <w:t xml:space="preserve">v1.1</w:t>
+            </w:r>
+          </w:p>
+        </w:tc>
+        <w:tc>
+          <w:tcPr>
+            <w:tcW w:type="dxa" w:w="1104"/>
+            <w:tcBorders>
+              <w:top w:val="single" w:color="BFBFBF" w:sz="4"/>
+              <w:left w:val="single" w:color="BFBFBF" w:sz="4"/>
+              <w:bottom w:val="single" w:color="BFBFBF" w:sz="4"/>
+              <w:right w:val="single" w:color="BFBFBF" w:sz="4"/>
+            </w:tcBorders>
+            <w:tcMar>
+              <w:top w:type="dxa" w:w="40"/>
+              <w:left w:type="dxa" w:w="80"/>
+              <w:bottom w:type="dxa" w:w="40"/>
+              <w:right w:type="dxa" w:w="80"/>
+            </w:tcMar>
+          </w:tcPr>
+          <w:p>
+            <w:r>
+              <w:rPr>
+                <w:rFonts w:ascii="Calibri" w:cs="Calibri" w:eastAsia="Microsoft YaHei" w:hAnsi="Calibri"/>
+                <w:b w:val="false"/>
+                <w:bCs w:val="false"/>
+                <w:sz w:val="15"/>
+                <w:szCs w:val="15"/>
+              </w:rPr>
+              <w:t xml:space="preserve">reassign</w:t>
+            </w:r>
+          </w:p>
+        </w:tc>
+        <w:tc>
+          <w:tcPr>
+            <w:tcW w:type="dxa" w:w="1706"/>
+            <w:tcBorders>
+              <w:top w:val="single" w:color="BFBFBF" w:sz="4"/>
+              <w:left w:val="single" w:color="BFBFBF" w:sz="4"/>
+              <w:bottom w:val="single" w:color="BFBFBF" w:sz="4"/>
+              <w:right w:val="single" w:color="BFBFBF" w:sz="4"/>
+            </w:tcBorders>
+            <w:tcMar>
+              <w:top w:type="dxa" w:w="40"/>
+              <w:left w:type="dxa" w:w="80"/>
+              <w:bottom w:type="dxa" w:w="40"/>
+              <w:right w:type="dxa" w:w="80"/>
+            </w:tcMar>
+          </w:tcPr>
+          <w:p>
+            <w:r>
+              <w:rPr>
+                <w:rFonts w:ascii="Calibri" w:cs="Calibri" w:eastAsia="Microsoft YaHei" w:hAnsi="Calibri"/>
+                <w:b w:val="false"/>
+                <w:bCs w:val="false"/>
+                <w:sz w:val="15"/>
+                <w:szCs w:val="15"/>
+              </w:rPr>
+              <w:t xml:space="preserve">X_customer route</w:t>
+            </w:r>
+          </w:p>
+        </w:tc>
+        <w:tc>
+          <w:tcPr>
+            <w:tcW w:type="dxa" w:w="4317"/>
+            <w:tcBorders>
+              <w:top w:val="single" w:color="BFBFBF" w:sz="4"/>
+              <w:left w:val="single" w:color="BFBFBF" w:sz="4"/>
+              <w:bottom w:val="single" w:color="BFBFBF" w:sz="4"/>
+              <w:right w:val="single" w:color="BFBFBF" w:sz="4"/>
+            </w:tcBorders>
+            <w:tcMar>
+              <w:top w:type="dxa" w:w="40"/>
+              <w:left w:type="dxa" w:w="80"/>
+              <w:bottom w:type="dxa" w:w="40"/>
+              <w:right w:type="dxa" w:w="80"/>
+            </w:tcMar>
+          </w:tcPr>
+          <w:p>
+            <w:r>
+              <w:rPr>
+                <w:rFonts w:ascii="Calibri" w:cs="Calibri" w:eastAsia="Microsoft YaHei" w:hAnsi="Calibri"/>
+                <w:b w:val="false"/>
+                <w:bCs w:val="false"/>
+                <w:sz w:val="15"/>
+                <w:szCs w:val="15"/>
+              </w:rPr>
+              <w:t xml:space="preserve">Customer/patient/member engagement routed to Extended before the employee-engagement rule ('Customer Engagement Index' was Strict S)</w:t>
+            </w:r>
+          </w:p>
+        </w:tc>
+        <w:tc>
+          <w:tcPr>
+            <w:tcW w:type="dxa" w:w="1809"/>
+            <w:tcBorders>
+              <w:top w:val="single" w:color="BFBFBF" w:sz="4"/>
+              <w:left w:val="single" w:color="BFBFBF" w:sz="4"/>
+              <w:bottom w:val="single" w:color="BFBFBF" w:sz="4"/>
+              <w:right w:val="single" w:color="BFBFBF" w:sz="4"/>
+            </w:tcBorders>
+            <w:tcMar>
+              <w:top w:type="dxa" w:w="40"/>
+              <w:left w:type="dxa" w:w="80"/>
+              <w:bottom w:type="dxa" w:w="40"/>
+              <w:right w:type="dxa" w:w="80"/>
+            </w:tcMar>
+          </w:tcPr>
+          <w:p/>
+        </w:tc>
+      </w:tr>
+      <w:tr>
+        <w:tc>
+          <w:tcPr>
+            <w:tcW w:type="dxa" w:w="702"/>
+            <w:tcBorders>
+              <w:top w:val="single" w:color="BFBFBF" w:sz="4"/>
+              <w:left w:val="single" w:color="BFBFBF" w:sz="4"/>
+              <w:bottom w:val="single" w:color="BFBFBF" w:sz="4"/>
+              <w:right w:val="single" w:color="BFBFBF" w:sz="4"/>
+            </w:tcBorders>
+            <w:tcMar>
+              <w:top w:type="dxa" w:w="40"/>
+              <w:left w:type="dxa" w:w="80"/>
+              <w:bottom w:type="dxa" w:w="40"/>
+              <w:right w:type="dxa" w:w="80"/>
+            </w:tcMar>
+          </w:tcPr>
+          <w:p>
+            <w:r>
+              <w:rPr>
+                <w:rFonts w:ascii="Calibri" w:cs="Calibri" w:eastAsia="Microsoft YaHei" w:hAnsi="Calibri"/>
+                <w:b w:val="false"/>
+                <w:bCs w:val="false"/>
+                <w:sz w:val="15"/>
+                <w:szCs w:val="15"/>
+              </w:rPr>
+              <w:t xml:space="preserve">v1.1</w:t>
+            </w:r>
+          </w:p>
+        </w:tc>
+        <w:tc>
+          <w:tcPr>
+            <w:tcW w:type="dxa" w:w="1104"/>
+            <w:tcBorders>
+              <w:top w:val="single" w:color="BFBFBF" w:sz="4"/>
+              <w:left w:val="single" w:color="BFBFBF" w:sz="4"/>
+              <w:bottom w:val="single" w:color="BFBFBF" w:sz="4"/>
+              <w:right w:val="single" w:color="BFBFBF" w:sz="4"/>
+            </w:tcBorders>
+            <w:tcMar>
+              <w:top w:type="dxa" w:w="40"/>
+              <w:left w:type="dxa" w:w="80"/>
+              <w:bottom w:type="dxa" w:w="40"/>
+              <w:right w:type="dxa" w:w="80"/>
+            </w:tcMar>
+          </w:tcPr>
+          <w:p>
+            <w:r>
+              <w:rPr>
+                <w:rFonts w:ascii="Calibri" w:cs="Calibri" w:eastAsia="Microsoft YaHei" w:hAnsi="Calibri"/>
+                <w:b w:val="false"/>
+                <w:bCs w:val="false"/>
+                <w:sz w:val="15"/>
+                <w:szCs w:val="15"/>
+              </w:rPr>
+              <w:t xml:space="preserve">fix</w:t>
+            </w:r>
+          </w:p>
+        </w:tc>
+        <w:tc>
+          <w:tcPr>
+            <w:tcW w:type="dxa" w:w="1706"/>
+            <w:tcBorders>
+              <w:top w:val="single" w:color="BFBFBF" w:sz="4"/>
+              <w:left w:val="single" w:color="BFBFBF" w:sz="4"/>
+              <w:bottom w:val="single" w:color="BFBFBF" w:sz="4"/>
+              <w:right w:val="single" w:color="BFBFBF" w:sz="4"/>
+            </w:tcBorders>
+            <w:tcMar>
+              <w:top w:type="dxa" w:w="40"/>
+              <w:left w:type="dxa" w:w="80"/>
+              <w:bottom w:type="dxa" w:w="40"/>
+              <w:right w:type="dxa" w:w="80"/>
+            </w:tcMar>
+          </w:tcPr>
+          <w:p>
+            <w:r>
+              <w:rPr>
+                <w:rFonts w:ascii="Calibri" w:cs="Calibri" w:eastAsia="Microsoft YaHei" w:hAnsi="Calibri"/>
+                <w:b w:val="false"/>
+                <w:bCs w:val="false"/>
+                <w:sz w:val="15"/>
+                <w:szCs w:val="15"/>
+              </w:rPr>
+              <w:t xml:space="preserve">S_human_capital</w:t>
+            </w:r>
+          </w:p>
+        </w:tc>
+        <w:tc>
+          <w:tcPr>
+            <w:tcW w:type="dxa" w:w="4317"/>
+            <w:tcBorders>
+              <w:top w:val="single" w:color="BFBFBF" w:sz="4"/>
+              <w:left w:val="single" w:color="BFBFBF" w:sz="4"/>
+              <w:bottom w:val="single" w:color="BFBFBF" w:sz="4"/>
+              <w:right w:val="single" w:color="BFBFBF" w:sz="4"/>
+            </w:tcBorders>
+            <w:tcMar>
+              <w:top w:type="dxa" w:w="40"/>
+              <w:left w:type="dxa" w:w="80"/>
+              <w:bottom w:type="dxa" w:w="40"/>
+              <w:right w:type="dxa" w:w="80"/>
+            </w:tcMar>
+          </w:tcPr>
+          <w:p>
+            <w:r>
+              <w:rPr>
+                <w:rFonts w:ascii="Calibri" w:cs="Calibri" w:eastAsia="Microsoft YaHei" w:hAnsi="Calibri"/>
+                <w:b w:val="false"/>
+                <w:bCs w:val="false"/>
+                <w:sz w:val="15"/>
+                <w:szCs w:val="15"/>
+              </w:rPr>
+              <w:t xml:space="preserve">'partner' removed as an employee noun; retention recognised at a distance ('retention and development of high-potential employees'); word boundary on 'mental health'</w:t>
+            </w:r>
+          </w:p>
+        </w:tc>
+        <w:tc>
+          <w:tcPr>
+            <w:tcW w:type="dxa" w:w="1809"/>
+            <w:tcBorders>
+              <w:top w:val="single" w:color="BFBFBF" w:sz="4"/>
+              <w:left w:val="single" w:color="BFBFBF" w:sz="4"/>
+              <w:bottom w:val="single" w:color="BFBFBF" w:sz="4"/>
+              <w:right w:val="single" w:color="BFBFBF" w:sz="4"/>
+            </w:tcBorders>
+            <w:tcMar>
+              <w:top w:type="dxa" w:w="40"/>
+              <w:left w:type="dxa" w:w="80"/>
+              <w:bottom w:type="dxa" w:w="40"/>
+              <w:right w:type="dxa" w:w="80"/>
+            </w:tcMar>
+          </w:tcPr>
+          <w:p/>
+        </w:tc>
+      </w:tr>
+      <w:tr>
+        <w:tc>
+          <w:tcPr>
+            <w:tcW w:type="dxa" w:w="702"/>
+            <w:tcBorders>
+              <w:top w:val="single" w:color="BFBFBF" w:sz="4"/>
+              <w:left w:val="single" w:color="BFBFBF" w:sz="4"/>
+              <w:bottom w:val="single" w:color="BFBFBF" w:sz="4"/>
+              <w:right w:val="single" w:color="BFBFBF" w:sz="4"/>
+            </w:tcBorders>
+            <w:tcMar>
+              <w:top w:type="dxa" w:w="40"/>
+              <w:left w:type="dxa" w:w="80"/>
+              <w:bottom w:type="dxa" w:w="40"/>
+              <w:right w:type="dxa" w:w="80"/>
+            </w:tcMar>
+          </w:tcPr>
+          <w:p>
+            <w:r>
+              <w:rPr>
+                <w:rFonts w:ascii="Calibri" w:cs="Calibri" w:eastAsia="Microsoft YaHei" w:hAnsi="Calibri"/>
+                <w:b w:val="false"/>
+                <w:bCs w:val="false"/>
+                <w:sz w:val="15"/>
+                <w:szCs w:val="15"/>
+              </w:rPr>
+              <w:t xml:space="preserve">v1.1</w:t>
+            </w:r>
+          </w:p>
+        </w:tc>
+        <w:tc>
+          <w:tcPr>
+            <w:tcW w:type="dxa" w:w="1104"/>
+            <w:tcBorders>
+              <w:top w:val="single" w:color="BFBFBF" w:sz="4"/>
+              <w:left w:val="single" w:color="BFBFBF" w:sz="4"/>
+              <w:bottom w:val="single" w:color="BFBFBF" w:sz="4"/>
+              <w:right w:val="single" w:color="BFBFBF" w:sz="4"/>
+            </w:tcBorders>
+            <w:tcMar>
+              <w:top w:type="dxa" w:w="40"/>
+              <w:left w:type="dxa" w:w="80"/>
+              <w:bottom w:type="dxa" w:w="40"/>
+              <w:right w:type="dxa" w:w="80"/>
+            </w:tcMar>
+          </w:tcPr>
+          <w:p>
+            <w:r>
+              <w:rPr>
+                <w:rFonts w:ascii="Calibri" w:cs="Calibri" w:eastAsia="Microsoft YaHei" w:hAnsi="Calibri"/>
+                <w:b w:val="false"/>
+                <w:bCs w:val="false"/>
+                <w:sz w:val="15"/>
+                <w:szCs w:val="15"/>
+              </w:rPr>
+              <w:t xml:space="preserve">addition</w:t>
+            </w:r>
+          </w:p>
+        </w:tc>
+        <w:tc>
+          <w:tcPr>
+            <w:tcW w:type="dxa" w:w="1706"/>
+            <w:tcBorders>
+              <w:top w:val="single" w:color="BFBFBF" w:sz="4"/>
+              <w:left w:val="single" w:color="BFBFBF" w:sz="4"/>
+              <w:bottom w:val="single" w:color="BFBFBF" w:sz="4"/>
+              <w:right w:val="single" w:color="BFBFBF" w:sz="4"/>
+            </w:tcBorders>
+            <w:tcMar>
+              <w:top w:type="dxa" w:w="40"/>
+              <w:left w:type="dxa" w:w="80"/>
+              <w:bottom w:type="dxa" w:w="40"/>
+              <w:right w:type="dxa" w:w="80"/>
+            </w:tcMar>
+          </w:tcPr>
+          <w:p>
+            <w:r>
+              <w:rPr>
+                <w:rFonts w:ascii="Calibri" w:cs="Calibri" w:eastAsia="Microsoft YaHei" w:hAnsi="Calibri"/>
+                <w:b w:val="false"/>
+                <w:bCs w:val="false"/>
+                <w:sz w:val="15"/>
+                <w:szCs w:val="15"/>
+              </w:rPr>
+              <w:t xml:space="preserve">S_ohs</w:t>
+            </w:r>
+          </w:p>
+        </w:tc>
+        <w:tc>
+          <w:tcPr>
+            <w:tcW w:type="dxa" w:w="4317"/>
+            <w:tcBorders>
+              <w:top w:val="single" w:color="BFBFBF" w:sz="4"/>
+              <w:left w:val="single" w:color="BFBFBF" w:sz="4"/>
+              <w:bottom w:val="single" w:color="BFBFBF" w:sz="4"/>
+              <w:right w:val="single" w:color="BFBFBF" w:sz="4"/>
+            </w:tcBorders>
+            <w:tcMar>
+              <w:top w:type="dxa" w:w="40"/>
+              <w:left w:type="dxa" w:w="80"/>
+              <w:bottom w:type="dxa" w:w="40"/>
+              <w:right w:type="dxa" w:w="80"/>
+            </w:tcMar>
+          </w:tcPr>
+          <w:p>
+            <w:r>
+              <w:rPr>
+                <w:rFonts w:ascii="Calibri" w:cs="Calibri" w:eastAsia="Microsoft YaHei" w:hAnsi="Calibri"/>
+                <w:b w:val="false"/>
+                <w:bCs w:val="false"/>
+                <w:sz w:val="15"/>
+                <w:szCs w:val="15"/>
+              </w:rPr>
+              <w:t xml:space="preserve">Worker radiation exposure (collective dose, RFO dose), loss of containment / process fluid containment, LCE acronym; protected 'safe/healthy work environment'</w:t>
+            </w:r>
+          </w:p>
+        </w:tc>
+        <w:tc>
+          <w:tcPr>
+            <w:tcW w:type="dxa" w:w="1809"/>
+            <w:tcBorders>
+              <w:top w:val="single" w:color="BFBFBF" w:sz="4"/>
+              <w:left w:val="single" w:color="BFBFBF" w:sz="4"/>
+              <w:bottom w:val="single" w:color="BFBFBF" w:sz="4"/>
+              <w:right w:val="single" w:color="BFBFBF" w:sz="4"/>
+            </w:tcBorders>
+            <w:tcMar>
+              <w:top w:type="dxa" w:w="40"/>
+              <w:left w:type="dxa" w:w="80"/>
+              <w:bottom w:type="dxa" w:w="40"/>
+              <w:right w:type="dxa" w:w="80"/>
+            </w:tcMar>
+          </w:tcPr>
+          <w:p/>
+        </w:tc>
+      </w:tr>
+      <w:tr>
+        <w:tc>
+          <w:tcPr>
+            <w:tcW w:type="dxa" w:w="702"/>
+            <w:tcBorders>
+              <w:top w:val="single" w:color="BFBFBF" w:sz="4"/>
+              <w:left w:val="single" w:color="BFBFBF" w:sz="4"/>
+              <w:bottom w:val="single" w:color="BFBFBF" w:sz="4"/>
+              <w:right w:val="single" w:color="BFBFBF" w:sz="4"/>
+            </w:tcBorders>
+            <w:tcMar>
+              <w:top w:type="dxa" w:w="40"/>
+              <w:left w:type="dxa" w:w="80"/>
+              <w:bottom w:type="dxa" w:w="40"/>
+              <w:right w:type="dxa" w:w="80"/>
+            </w:tcMar>
+          </w:tcPr>
+          <w:p>
+            <w:r>
+              <w:rPr>
+                <w:rFonts w:ascii="Calibri" w:cs="Calibri" w:eastAsia="Microsoft YaHei" w:hAnsi="Calibri"/>
+                <w:b w:val="false"/>
+                <w:bCs w:val="false"/>
+                <w:sz w:val="15"/>
+                <w:szCs w:val="15"/>
+              </w:rPr>
+              <w:t xml:space="preserve">v1.1</w:t>
+            </w:r>
+          </w:p>
+        </w:tc>
+        <w:tc>
+          <w:tcPr>
+            <w:tcW w:type="dxa" w:w="1104"/>
+            <w:tcBorders>
+              <w:top w:val="single" w:color="BFBFBF" w:sz="4"/>
+              <w:left w:val="single" w:color="BFBFBF" w:sz="4"/>
+              <w:bottom w:val="single" w:color="BFBFBF" w:sz="4"/>
+              <w:right w:val="single" w:color="BFBFBF" w:sz="4"/>
+            </w:tcBorders>
+            <w:tcMar>
+              <w:top w:type="dxa" w:w="40"/>
+              <w:left w:type="dxa" w:w="80"/>
+              <w:bottom w:type="dxa" w:w="40"/>
+              <w:right w:type="dxa" w:w="80"/>
+            </w:tcMar>
+          </w:tcPr>
+          <w:p>
+            <w:r>
+              <w:rPr>
+                <w:rFonts w:ascii="Calibri" w:cs="Calibri" w:eastAsia="Microsoft YaHei" w:hAnsi="Calibri"/>
+                <w:b w:val="false"/>
+                <w:bCs w:val="false"/>
+                <w:sz w:val="15"/>
+                <w:szCs w:val="15"/>
+              </w:rPr>
+              <w:t xml:space="preserve">addition</w:t>
+            </w:r>
+          </w:p>
+        </w:tc>
+        <w:tc>
+          <w:tcPr>
+            <w:tcW w:type="dxa" w:w="1706"/>
+            <w:tcBorders>
+              <w:top w:val="single" w:color="BFBFBF" w:sz="4"/>
+              <w:left w:val="single" w:color="BFBFBF" w:sz="4"/>
+              <w:bottom w:val="single" w:color="BFBFBF" w:sz="4"/>
+              <w:right w:val="single" w:color="BFBFBF" w:sz="4"/>
+            </w:tcBorders>
+            <w:tcMar>
+              <w:top w:type="dxa" w:w="40"/>
+              <w:left w:type="dxa" w:w="80"/>
+              <w:bottom w:type="dxa" w:w="40"/>
+              <w:right w:type="dxa" w:w="80"/>
+            </w:tcMar>
+          </w:tcPr>
+          <w:p>
+            <w:r>
+              <w:rPr>
+                <w:rFonts w:ascii="Calibri" w:cs="Calibri" w:eastAsia="Microsoft YaHei" w:hAnsi="Calibri"/>
+                <w:b w:val="false"/>
+                <w:bCs w:val="false"/>
+                <w:sz w:val="15"/>
+                <w:szCs w:val="15"/>
+              </w:rPr>
+              <w:t xml:space="preserve">S_access_inclusion / S_dei / S_human_rights / E_waste / X_quality_care</w:t>
+            </w:r>
+          </w:p>
+        </w:tc>
+        <w:tc>
+          <w:tcPr>
+            <w:tcW w:type="dxa" w:w="4317"/>
+            <w:tcBorders>
+              <w:top w:val="single" w:color="BFBFBF" w:sz="4"/>
+              <w:left w:val="single" w:color="BFBFBF" w:sz="4"/>
+              <w:bottom w:val="single" w:color="BFBFBF" w:sz="4"/>
+              <w:right w:val="single" w:color="BFBFBF" w:sz="4"/>
+            </w:tcBorders>
+            <w:tcMar>
+              <w:top w:type="dxa" w:w="40"/>
+              <w:left w:type="dxa" w:w="80"/>
+              <w:bottom w:type="dxa" w:w="40"/>
+              <w:right w:type="dxa" w:w="80"/>
+            </w:tcMar>
+          </w:tcPr>
+          <w:p>
+            <w:r>
+              <w:rPr>
+                <w:rFonts w:ascii="Calibri" w:cs="Calibri" w:eastAsia="Microsoft YaHei" w:hAnsi="Calibri"/>
+                <w:b w:val="false"/>
+                <w:bCs w:val="false"/>
+                <w:sz w:val="15"/>
+                <w:szCs w:val="15"/>
+              </w:rPr>
+              <w:t xml:space="preserve">Community Reinvestment Act, health equity, animal welfare / cage-free, coal ash, Medicare STARS</w:t>
+            </w:r>
+          </w:p>
+        </w:tc>
+        <w:tc>
+          <w:tcPr>
+            <w:tcW w:type="dxa" w:w="1809"/>
+            <w:tcBorders>
+              <w:top w:val="single" w:color="BFBFBF" w:sz="4"/>
+              <w:left w:val="single" w:color="BFBFBF" w:sz="4"/>
+              <w:bottom w:val="single" w:color="BFBFBF" w:sz="4"/>
+              <w:right w:val="single" w:color="BFBFBF" w:sz="4"/>
+            </w:tcBorders>
+            <w:tcMar>
+              <w:top w:type="dxa" w:w="40"/>
+              <w:left w:type="dxa" w:w="80"/>
+              <w:bottom w:type="dxa" w:w="40"/>
+              <w:right w:type="dxa" w:w="80"/>
+            </w:tcMar>
+          </w:tcPr>
+          <w:p/>
+        </w:tc>
+      </w:tr>
+      <w:tr>
+        <w:tc>
+          <w:tcPr>
+            <w:tcW w:type="dxa" w:w="702"/>
+            <w:tcBorders>
+              <w:top w:val="single" w:color="BFBFBF" w:sz="4"/>
+              <w:left w:val="single" w:color="BFBFBF" w:sz="4"/>
+              <w:bottom w:val="single" w:color="BFBFBF" w:sz="4"/>
+              <w:right w:val="single" w:color="BFBFBF" w:sz="4"/>
+            </w:tcBorders>
+            <w:tcMar>
+              <w:top w:type="dxa" w:w="40"/>
+              <w:left w:type="dxa" w:w="80"/>
+              <w:bottom w:type="dxa" w:w="40"/>
+              <w:right w:type="dxa" w:w="80"/>
+            </w:tcMar>
+          </w:tcPr>
+          <w:p>
+            <w:r>
+              <w:rPr>
+                <w:rFonts w:ascii="Calibri" w:cs="Calibri" w:eastAsia="Microsoft YaHei" w:hAnsi="Calibri"/>
+                <w:b w:val="false"/>
+                <w:bCs w:val="false"/>
+                <w:sz w:val="15"/>
+                <w:szCs w:val="15"/>
+              </w:rPr>
+              <w:t xml:space="preserve">v1.1</w:t>
+            </w:r>
+          </w:p>
+        </w:tc>
+        <w:tc>
+          <w:tcPr>
+            <w:tcW w:type="dxa" w:w="1104"/>
+            <w:tcBorders>
+              <w:top w:val="single" w:color="BFBFBF" w:sz="4"/>
+              <w:left w:val="single" w:color="BFBFBF" w:sz="4"/>
+              <w:bottom w:val="single" w:color="BFBFBF" w:sz="4"/>
+              <w:right w:val="single" w:color="BFBFBF" w:sz="4"/>
+            </w:tcBorders>
+            <w:tcMar>
+              <w:top w:type="dxa" w:w="40"/>
+              <w:left w:type="dxa" w:w="80"/>
+              <w:bottom w:type="dxa" w:w="40"/>
+              <w:right w:type="dxa" w:w="80"/>
+            </w:tcMar>
+          </w:tcPr>
+          <w:p>
+            <w:r>
+              <w:rPr>
+                <w:rFonts w:ascii="Calibri" w:cs="Calibri" w:eastAsia="Microsoft YaHei" w:hAnsi="Calibri"/>
+                <w:b w:val="false"/>
+                <w:bCs w:val="false"/>
+                <w:sz w:val="15"/>
+                <w:szCs w:val="15"/>
+              </w:rPr>
+              <w:t xml:space="preserve">fix</w:t>
+            </w:r>
+          </w:p>
+        </w:tc>
+        <w:tc>
+          <w:tcPr>
+            <w:tcW w:type="dxa" w:w="1706"/>
+            <w:tcBorders>
+              <w:top w:val="single" w:color="BFBFBF" w:sz="4"/>
+              <w:left w:val="single" w:color="BFBFBF" w:sz="4"/>
+              <w:bottom w:val="single" w:color="BFBFBF" w:sz="4"/>
+              <w:right w:val="single" w:color="BFBFBF" w:sz="4"/>
+            </w:tcBorders>
+            <w:tcMar>
+              <w:top w:type="dxa" w:w="40"/>
+              <w:left w:type="dxa" w:w="80"/>
+              <w:bottom w:type="dxa" w:w="40"/>
+              <w:right w:type="dxa" w:w="80"/>
+            </w:tcMar>
+          </w:tcPr>
+          <w:p>
+            <w:r>
+              <w:rPr>
+                <w:rFonts w:ascii="Calibri" w:cs="Calibri" w:eastAsia="Microsoft YaHei" w:hAnsi="Calibri"/>
+                <w:b w:val="false"/>
+                <w:bCs w:val="false"/>
+                <w:sz w:val="15"/>
+                <w:szCs w:val="15"/>
+              </w:rPr>
+              <w:t xml:space="preserve">masks</w:t>
+            </w:r>
+          </w:p>
+        </w:tc>
+        <w:tc>
+          <w:tcPr>
+            <w:tcW w:type="dxa" w:w="4317"/>
+            <w:tcBorders>
+              <w:top w:val="single" w:color="BFBFBF" w:sz="4"/>
+              <w:left w:val="single" w:color="BFBFBF" w:sz="4"/>
+              <w:bottom w:val="single" w:color="BFBFBF" w:sz="4"/>
+              <w:right w:val="single" w:color="BFBFBF" w:sz="4"/>
+            </w:tcBorders>
+            <w:tcMar>
+              <w:top w:type="dxa" w:w="40"/>
+              <w:left w:type="dxa" w:w="80"/>
+              <w:bottom w:type="dxa" w:w="40"/>
+              <w:right w:type="dxa" w:w="80"/>
+            </w:tcMar>
+          </w:tcPr>
+          <w:p>
+            <w:r>
+              <w:rPr>
+                <w:rFonts w:ascii="Calibri" w:cs="Calibri" w:eastAsia="Microsoft YaHei" w:hAnsi="Calibri"/>
+                <w:b w:val="false"/>
+                <w:bCs w:val="false"/>
+                <w:sz w:val="15"/>
+                <w:szCs w:val="15"/>
+              </w:rPr>
+              <w:t xml:space="preserve">+ 'satisfaction of' (fulfilment), insurance 'individual' product lines, discretionary cash flow/spend, social media, community count (now non-ESG evidence), segment names (corrugated and recycling, user-experience segment, environmental-services segment), 'diverse' word boundary (Diversey)</w:t>
+            </w:r>
+          </w:p>
+        </w:tc>
+        <w:tc>
+          <w:tcPr>
+            <w:tcW w:type="dxa" w:w="1809"/>
+            <w:tcBorders>
+              <w:top w:val="single" w:color="BFBFBF" w:sz="4"/>
+              <w:left w:val="single" w:color="BFBFBF" w:sz="4"/>
+              <w:bottom w:val="single" w:color="BFBFBF" w:sz="4"/>
+              <w:right w:val="single" w:color="BFBFBF" w:sz="4"/>
+            </w:tcBorders>
+            <w:tcMar>
+              <w:top w:type="dxa" w:w="40"/>
+              <w:left w:type="dxa" w:w="80"/>
+              <w:bottom w:type="dxa" w:w="40"/>
+              <w:right w:type="dxa" w:w="80"/>
+            </w:tcMar>
+          </w:tcPr>
+          <w:p/>
+        </w:tc>
+      </w:tr>
+      <w:tr>
+        <w:tc>
+          <w:tcPr>
+            <w:tcW w:type="dxa" w:w="702"/>
+            <w:tcBorders>
+              <w:top w:val="single" w:color="BFBFBF" w:sz="4"/>
+              <w:left w:val="single" w:color="BFBFBF" w:sz="4"/>
+              <w:bottom w:val="single" w:color="BFBFBF" w:sz="4"/>
+              <w:right w:val="single" w:color="BFBFBF" w:sz="4"/>
+            </w:tcBorders>
+            <w:tcMar>
+              <w:top w:type="dxa" w:w="40"/>
+              <w:left w:type="dxa" w:w="80"/>
+              <w:bottom w:type="dxa" w:w="40"/>
+              <w:right w:type="dxa" w:w="80"/>
+            </w:tcMar>
+          </w:tcPr>
+          <w:p>
+            <w:r>
+              <w:rPr>
+                <w:rFonts w:ascii="Calibri" w:cs="Calibri" w:eastAsia="Microsoft YaHei" w:hAnsi="Calibri"/>
+                <w:b w:val="false"/>
+                <w:bCs w:val="false"/>
+                <w:sz w:val="15"/>
+                <w:szCs w:val="15"/>
+              </w:rPr>
+              <w:t xml:space="preserve">v1.1</w:t>
+            </w:r>
+          </w:p>
+        </w:tc>
+        <w:tc>
+          <w:tcPr>
+            <w:tcW w:type="dxa" w:w="1104"/>
+            <w:tcBorders>
+              <w:top w:val="single" w:color="BFBFBF" w:sz="4"/>
+              <w:left w:val="single" w:color="BFBFBF" w:sz="4"/>
+              <w:bottom w:val="single" w:color="BFBFBF" w:sz="4"/>
+              <w:right w:val="single" w:color="BFBFBF" w:sz="4"/>
+            </w:tcBorders>
+            <w:tcMar>
+              <w:top w:type="dxa" w:w="40"/>
+              <w:left w:type="dxa" w:w="80"/>
+              <w:bottom w:type="dxa" w:w="40"/>
+              <w:right w:type="dxa" w:w="80"/>
+            </w:tcMar>
+          </w:tcPr>
+          <w:p>
+            <w:r>
+              <w:rPr>
+                <w:rFonts w:ascii="Calibri" w:cs="Calibri" w:eastAsia="Microsoft YaHei" w:hAnsi="Calibri"/>
+                <w:b w:val="false"/>
+                <w:bCs w:val="false"/>
+                <w:sz w:val="15"/>
+                <w:szCs w:val="15"/>
+              </w:rPr>
+              <w:t xml:space="preserve">fix</w:t>
+            </w:r>
+          </w:p>
+        </w:tc>
+        <w:tc>
+          <w:tcPr>
+            <w:tcW w:type="dxa" w:w="1706"/>
+            <w:tcBorders>
+              <w:top w:val="single" w:color="BFBFBF" w:sz="4"/>
+              <w:left w:val="single" w:color="BFBFBF" w:sz="4"/>
+              <w:bottom w:val="single" w:color="BFBFBF" w:sz="4"/>
+              <w:right w:val="single" w:color="BFBFBF" w:sz="4"/>
+            </w:tcBorders>
+            <w:tcMar>
+              <w:top w:type="dxa" w:w="40"/>
+              <w:left w:type="dxa" w:w="80"/>
+              <w:bottom w:type="dxa" w:w="40"/>
+              <w:right w:type="dxa" w:w="80"/>
+            </w:tcMar>
+          </w:tcPr>
+          <w:p>
+            <w:r>
+              <w:rPr>
+                <w:rFonts w:ascii="Calibri" w:cs="Calibri" w:eastAsia="Microsoft YaHei" w:hAnsi="Calibri"/>
+                <w:b w:val="false"/>
+                <w:bCs w:val="false"/>
+                <w:sz w:val="15"/>
+                <w:szCs w:val="15"/>
+              </w:rPr>
+              <w:t xml:space="preserve">N_financial / N_operating</w:t>
+            </w:r>
+          </w:p>
+        </w:tc>
+        <w:tc>
+          <w:tcPr>
+            <w:tcW w:type="dxa" w:w="4317"/>
+            <w:tcBorders>
+              <w:top w:val="single" w:color="BFBFBF" w:sz="4"/>
+              <w:left w:val="single" w:color="BFBFBF" w:sz="4"/>
+              <w:bottom w:val="single" w:color="BFBFBF" w:sz="4"/>
+              <w:right w:val="single" w:color="BFBFBF" w:sz="4"/>
+            </w:tcBorders>
+            <w:tcMar>
+              <w:top w:type="dxa" w:w="40"/>
+              <w:left w:type="dxa" w:w="80"/>
+              <w:bottom w:type="dxa" w:w="40"/>
+              <w:right w:type="dxa" w:w="80"/>
+            </w:tcMar>
+          </w:tcPr>
+          <w:p>
+            <w:r>
+              <w:rPr>
+                <w:rFonts w:ascii="Calibri" w:cs="Calibri" w:eastAsia="Microsoft YaHei" w:hAnsi="Calibri"/>
+                <w:b w:val="false"/>
+                <w:bCs w:val="false"/>
+                <w:sz w:val="15"/>
+                <w:szCs w:val="15"/>
+              </w:rPr>
+              <w:t xml:space="preserve">Non-ESG vocabulary extended (balance sheet, CASM/RASM, dayrates, LIFO, rating agencies, diversification, mining volumes, active users, clinical-dose milestones ...) -&gt; fewer spurious Unknowns</w:t>
+            </w:r>
+          </w:p>
+        </w:tc>
+        <w:tc>
+          <w:tcPr>
+            <w:tcW w:type="dxa" w:w="1809"/>
+            <w:tcBorders>
+              <w:top w:val="single" w:color="BFBFBF" w:sz="4"/>
+              <w:left w:val="single" w:color="BFBFBF" w:sz="4"/>
+              <w:bottom w:val="single" w:color="BFBFBF" w:sz="4"/>
+              <w:right w:val="single" w:color="BFBFBF" w:sz="4"/>
+            </w:tcBorders>
+            <w:tcMar>
+              <w:top w:type="dxa" w:w="40"/>
+              <w:left w:type="dxa" w:w="80"/>
+              <w:bottom w:type="dxa" w:w="40"/>
+              <w:right w:type="dxa" w:w="80"/>
+            </w:tcMar>
+          </w:tcPr>
+          <w:p/>
+        </w:tc>
+      </w:tr>
+      <w:tr>
+        <w:tc>
+          <w:tcPr>
+            <w:tcW w:type="dxa" w:w="702"/>
+            <w:tcBorders>
+              <w:top w:val="single" w:color="BFBFBF" w:sz="4"/>
+              <w:left w:val="single" w:color="BFBFBF" w:sz="4"/>
+              <w:bottom w:val="single" w:color="BFBFBF" w:sz="4"/>
+              <w:right w:val="single" w:color="BFBFBF" w:sz="4"/>
+            </w:tcBorders>
+            <w:tcMar>
+              <w:top w:type="dxa" w:w="40"/>
+              <w:left w:type="dxa" w:w="80"/>
+              <w:bottom w:type="dxa" w:w="40"/>
+              <w:right w:type="dxa" w:w="80"/>
+            </w:tcMar>
+          </w:tcPr>
+          <w:p>
+            <w:r>
+              <w:rPr>
+                <w:rFonts w:ascii="Calibri" w:cs="Calibri" w:eastAsia="Microsoft YaHei" w:hAnsi="Calibri"/>
+                <w:b w:val="false"/>
+                <w:bCs w:val="false"/>
+                <w:sz w:val="15"/>
+                <w:szCs w:val="15"/>
+              </w:rPr>
+              <w:t xml:space="preserve">v1.1</w:t>
+            </w:r>
+          </w:p>
+        </w:tc>
+        <w:tc>
+          <w:tcPr>
+            <w:tcW w:type="dxa" w:w="1104"/>
+            <w:tcBorders>
+              <w:top w:val="single" w:color="BFBFBF" w:sz="4"/>
+              <w:left w:val="single" w:color="BFBFBF" w:sz="4"/>
+              <w:bottom w:val="single" w:color="BFBFBF" w:sz="4"/>
+              <w:right w:val="single" w:color="BFBFBF" w:sz="4"/>
+            </w:tcBorders>
+            <w:tcMar>
+              <w:top w:type="dxa" w:w="40"/>
+              <w:left w:type="dxa" w:w="80"/>
+              <w:bottom w:type="dxa" w:w="40"/>
+              <w:right w:type="dxa" w:w="80"/>
+            </w:tcMar>
+          </w:tcPr>
+          <w:p>
+            <w:r>
+              <w:rPr>
+                <w:rFonts w:ascii="Calibri" w:cs="Calibri" w:eastAsia="Microsoft YaHei" w:hAnsi="Calibri"/>
+                <w:b w:val="false"/>
+                <w:bCs w:val="false"/>
+                <w:sz w:val="15"/>
+                <w:szCs w:val="15"/>
+              </w:rPr>
+              <w:t xml:space="preserve">fix</w:t>
+            </w:r>
+          </w:p>
+        </w:tc>
+        <w:tc>
+          <w:tcPr>
+            <w:tcW w:type="dxa" w:w="1706"/>
+            <w:tcBorders>
+              <w:top w:val="single" w:color="BFBFBF" w:sz="4"/>
+              <w:left w:val="single" w:color="BFBFBF" w:sz="4"/>
+              <w:bottom w:val="single" w:color="BFBFBF" w:sz="4"/>
+              <w:right w:val="single" w:color="BFBFBF" w:sz="4"/>
+            </w:tcBorders>
+            <w:tcMar>
+              <w:top w:type="dxa" w:w="40"/>
+              <w:left w:type="dxa" w:w="80"/>
+              <w:bottom w:type="dxa" w:w="40"/>
+              <w:right w:type="dxa" w:w="80"/>
+            </w:tcMar>
+          </w:tcPr>
+          <w:p>
+            <w:r>
+              <w:rPr>
+                <w:rFonts w:ascii="Calibri" w:cs="Calibri" w:eastAsia="Microsoft YaHei" w:hAnsi="Calibri"/>
+                <w:b w:val="false"/>
+                <w:bCs w:val="false"/>
+                <w:sz w:val="15"/>
+                <w:szCs w:val="15"/>
+              </w:rPr>
+              <w:t xml:space="preserve">pillars</w:t>
+            </w:r>
+          </w:p>
+        </w:tc>
+        <w:tc>
+          <w:tcPr>
+            <w:tcW w:type="dxa" w:w="4317"/>
+            <w:tcBorders>
+              <w:top w:val="single" w:color="BFBFBF" w:sz="4"/>
+              <w:left w:val="single" w:color="BFBFBF" w:sz="4"/>
+              <w:bottom w:val="single" w:color="BFBFBF" w:sz="4"/>
+              <w:right w:val="single" w:color="BFBFBF" w:sz="4"/>
+            </w:tcBorders>
+            <w:tcMar>
+              <w:top w:type="dxa" w:w="40"/>
+              <w:left w:type="dxa" w:w="80"/>
+              <w:bottom w:type="dxa" w:w="40"/>
+              <w:right w:type="dxa" w:w="80"/>
+            </w:tcMar>
+          </w:tcPr>
+          <w:p>
+            <w:r>
+              <w:rPr>
+                <w:rFonts w:ascii="Calibri" w:cs="Calibri" w:eastAsia="Microsoft YaHei" w:hAnsi="Calibri"/>
+                <w:b w:val="false"/>
+                <w:bCs w:val="false"/>
+                <w:sz w:val="15"/>
+                <w:szCs w:val="15"/>
+              </w:rPr>
+              <w:t xml:space="preserve">A pillar-specific ambiguous hit leaves that pillar Unknown when the text is Strict ESG via another pillar (e.g. 'Safety and Governance' -&gt; G Unknown, not 0)</w:t>
+            </w:r>
+          </w:p>
+        </w:tc>
+        <w:tc>
+          <w:tcPr>
+            <w:tcW w:type="dxa" w:w="1809"/>
+            <w:tcBorders>
+              <w:top w:val="single" w:color="BFBFBF" w:sz="4"/>
+              <w:left w:val="single" w:color="BFBFBF" w:sz="4"/>
+              <w:bottom w:val="single" w:color="BFBFBF" w:sz="4"/>
+              <w:right w:val="single" w:color="BFBFBF" w:sz="4"/>
+            </w:tcBorders>
+            <w:tcMar>
+              <w:top w:type="dxa" w:w="40"/>
+              <w:left w:type="dxa" w:w="80"/>
+              <w:bottom w:type="dxa" w:w="40"/>
+              <w:right w:type="dxa" w:w="80"/>
+            </w:tcMar>
+          </w:tcPr>
+          <w:p>
+            <w:r>
+              <w:rPr>
+                <w:rFonts w:ascii="Calibri" w:cs="Calibri" w:eastAsia="Microsoft YaHei" w:hAnsi="Calibri"/>
+                <w:b w:val="false"/>
+                <w:bCs w:val="false"/>
+                <w:sz w:val="15"/>
+                <w:szCs w:val="15"/>
+              </w:rPr>
+              <w:t xml:space="preserve">Code/classify.py</w:t>
+            </w:r>
+          </w:p>
+        </w:tc>
+      </w:tr>
+      <w:tr>
+        <w:tc>
+          <w:tcPr>
+            <w:tcW w:type="dxa" w:w="702"/>
+            <w:tcBorders>
+              <w:top w:val="single" w:color="BFBFBF" w:sz="4"/>
+              <w:left w:val="single" w:color="BFBFBF" w:sz="4"/>
+              <w:bottom w:val="single" w:color="BFBFBF" w:sz="4"/>
+              <w:right w:val="single" w:color="BFBFBF" w:sz="4"/>
+            </w:tcBorders>
+            <w:tcMar>
+              <w:top w:type="dxa" w:w="40"/>
+              <w:left w:type="dxa" w:w="80"/>
+              <w:bottom w:type="dxa" w:w="40"/>
+              <w:right w:type="dxa" w:w="80"/>
+            </w:tcMar>
+          </w:tcPr>
+          <w:p>
+            <w:r>
+              <w:rPr>
+                <w:rFonts w:ascii="Calibri" w:cs="Calibri" w:eastAsia="Microsoft YaHei" w:hAnsi="Calibri"/>
+                <w:b w:val="false"/>
+                <w:bCs w:val="false"/>
+                <w:sz w:val="15"/>
+                <w:szCs w:val="15"/>
+              </w:rPr>
+              <w:t xml:space="preserve">v1.1</w:t>
+            </w:r>
+          </w:p>
+        </w:tc>
+        <w:tc>
+          <w:tcPr>
+            <w:tcW w:type="dxa" w:w="1104"/>
+            <w:tcBorders>
+              <w:top w:val="single" w:color="BFBFBF" w:sz="4"/>
+              <w:left w:val="single" w:color="BFBFBF" w:sz="4"/>
+              <w:bottom w:val="single" w:color="BFBFBF" w:sz="4"/>
+              <w:right w:val="single" w:color="BFBFBF" w:sz="4"/>
+            </w:tcBorders>
+            <w:tcMar>
+              <w:top w:type="dxa" w:w="40"/>
+              <w:left w:type="dxa" w:w="80"/>
+              <w:bottom w:type="dxa" w:w="40"/>
+              <w:right w:type="dxa" w:w="80"/>
+            </w:tcMar>
+          </w:tcPr>
+          <w:p>
+            <w:r>
+              <w:rPr>
+                <w:rFonts w:ascii="Calibri" w:cs="Calibri" w:eastAsia="Microsoft YaHei" w:hAnsi="Calibri"/>
+                <w:b w:val="false"/>
+                <w:bCs w:val="false"/>
+                <w:sz w:val="15"/>
+                <w:szCs w:val="15"/>
+              </w:rPr>
+              <w:t xml:space="preserve">fix</w:t>
+            </w:r>
+          </w:p>
+        </w:tc>
+        <w:tc>
+          <w:tcPr>
+            <w:tcW w:type="dxa" w:w="1706"/>
+            <w:tcBorders>
+              <w:top w:val="single" w:color="BFBFBF" w:sz="4"/>
+              <w:left w:val="single" w:color="BFBFBF" w:sz="4"/>
+              <w:bottom w:val="single" w:color="BFBFBF" w:sz="4"/>
+              <w:right w:val="single" w:color="BFBFBF" w:sz="4"/>
+            </w:tcBorders>
+            <w:tcMar>
+              <w:top w:type="dxa" w:w="40"/>
+              <w:left w:type="dxa" w:w="80"/>
+              <w:bottom w:type="dxa" w:w="40"/>
+              <w:right w:type="dxa" w:w="80"/>
+            </w:tcMar>
+          </w:tcPr>
+          <w:p>
+            <w:r>
+              <w:rPr>
+                <w:rFonts w:ascii="Calibri" w:cs="Calibri" w:eastAsia="Microsoft YaHei" w:hAnsi="Calibri"/>
+                <w:b w:val="false"/>
+                <w:bCs w:val="false"/>
+                <w:sz w:val="15"/>
+                <w:szCs w:val="15"/>
+              </w:rPr>
+              <w:t xml:space="preserve">esg_extended_only</w:t>
+            </w:r>
+          </w:p>
+        </w:tc>
+        <w:tc>
+          <w:tcPr>
+            <w:tcW w:type="dxa" w:w="4317"/>
+            <w:tcBorders>
+              <w:top w:val="single" w:color="BFBFBF" w:sz="4"/>
+              <w:left w:val="single" w:color="BFBFBF" w:sz="4"/>
+              <w:bottom w:val="single" w:color="BFBFBF" w:sz="4"/>
+              <w:right w:val="single" w:color="BFBFBF" w:sz="4"/>
+            </w:tcBorders>
+            <w:tcMar>
+              <w:top w:type="dxa" w:w="40"/>
+              <w:left w:type="dxa" w:w="80"/>
+              <w:bottom w:type="dxa" w:w="40"/>
+              <w:right w:type="dxa" w:w="80"/>
+            </w:tcMar>
+          </w:tcPr>
+          <w:p>
+            <w:r>
+              <w:rPr>
+                <w:rFonts w:ascii="Calibri" w:cs="Calibri" w:eastAsia="Microsoft YaHei" w:hAnsi="Calibri"/>
+                <w:b w:val="false"/>
+                <w:bCs w:val="false"/>
+                <w:sz w:val="15"/>
+                <w:szCs w:val="15"/>
+              </w:rPr>
+              <w:t xml:space="preserve">Extended-only is Unknown (not 1) when Strict is Unknown and Extended is 1</w:t>
+            </w:r>
+          </w:p>
+        </w:tc>
+        <w:tc>
+          <w:tcPr>
+            <w:tcW w:type="dxa" w:w="1809"/>
+            <w:tcBorders>
+              <w:top w:val="single" w:color="BFBFBF" w:sz="4"/>
+              <w:left w:val="single" w:color="BFBFBF" w:sz="4"/>
+              <w:bottom w:val="single" w:color="BFBFBF" w:sz="4"/>
+              <w:right w:val="single" w:color="BFBFBF" w:sz="4"/>
+            </w:tcBorders>
+            <w:tcMar>
+              <w:top w:type="dxa" w:w="40"/>
+              <w:left w:type="dxa" w:w="80"/>
+              <w:bottom w:type="dxa" w:w="40"/>
+              <w:right w:type="dxa" w:w="80"/>
+            </w:tcMar>
+          </w:tcPr>
+          <w:p>
+            <w:r>
+              <w:rPr>
+                <w:rFonts w:ascii="Calibri" w:cs="Calibri" w:eastAsia="Microsoft YaHei" w:hAnsi="Calibri"/>
+                <w:b w:val="false"/>
+                <w:bCs w:val="false"/>
+                <w:sz w:val="15"/>
+                <w:szCs w:val="15"/>
+              </w:rPr>
+              <w:t xml:space="preserve">Code/classify.py</w:t>
+            </w:r>
+          </w:p>
+        </w:tc>
+      </w:tr>
+      <w:tr>
+        <w:tc>
+          <w:tcPr>
+            <w:tcW w:type="dxa" w:w="702"/>
+            <w:tcBorders>
+              <w:top w:val="single" w:color="BFBFBF" w:sz="4"/>
+              <w:left w:val="single" w:color="BFBFBF" w:sz="4"/>
+              <w:bottom w:val="single" w:color="BFBFBF" w:sz="4"/>
+              <w:right w:val="single" w:color="BFBFBF" w:sz="4"/>
+            </w:tcBorders>
+            <w:tcMar>
+              <w:top w:type="dxa" w:w="40"/>
+              <w:left w:type="dxa" w:w="80"/>
+              <w:bottom w:type="dxa" w:w="40"/>
+              <w:right w:type="dxa" w:w="80"/>
+            </w:tcMar>
+          </w:tcPr>
+          <w:p>
+            <w:r>
+              <w:rPr>
+                <w:rFonts w:ascii="Calibri" w:cs="Calibri" w:eastAsia="Microsoft YaHei" w:hAnsi="Calibri"/>
+                <w:b w:val="false"/>
+                <w:bCs w:val="false"/>
+                <w:sz w:val="15"/>
+                <w:szCs w:val="15"/>
+              </w:rPr>
+              <w:t xml:space="preserve">v1.1</w:t>
+            </w:r>
+          </w:p>
+        </w:tc>
+        <w:tc>
+          <w:tcPr>
+            <w:tcW w:type="dxa" w:w="1104"/>
+            <w:tcBorders>
+              <w:top w:val="single" w:color="BFBFBF" w:sz="4"/>
+              <w:left w:val="single" w:color="BFBFBF" w:sz="4"/>
+              <w:bottom w:val="single" w:color="BFBFBF" w:sz="4"/>
+              <w:right w:val="single" w:color="BFBFBF" w:sz="4"/>
+            </w:tcBorders>
+            <w:tcMar>
+              <w:top w:type="dxa" w:w="40"/>
+              <w:left w:type="dxa" w:w="80"/>
+              <w:bottom w:type="dxa" w:w="40"/>
+              <w:right w:type="dxa" w:w="80"/>
+            </w:tcMar>
+          </w:tcPr>
+          <w:p>
+            <w:r>
+              <w:rPr>
+                <w:rFonts w:ascii="Calibri" w:cs="Calibri" w:eastAsia="Microsoft YaHei" w:hAnsi="Calibri"/>
+                <w:b w:val="false"/>
+                <w:bCs w:val="false"/>
+                <w:sz w:val="15"/>
+                <w:szCs w:val="15"/>
+              </w:rPr>
+              <w:t xml:space="preserve">id</w:t>
+            </w:r>
+          </w:p>
+        </w:tc>
+        <w:tc>
+          <w:tcPr>
+            <w:tcW w:type="dxa" w:w="1706"/>
+            <w:tcBorders>
+              <w:top w:val="single" w:color="BFBFBF" w:sz="4"/>
+              <w:left w:val="single" w:color="BFBFBF" w:sz="4"/>
+              <w:bottom w:val="single" w:color="BFBFBF" w:sz="4"/>
+              <w:right w:val="single" w:color="BFBFBF" w:sz="4"/>
+            </w:tcBorders>
+            <w:tcMar>
+              <w:top w:type="dxa" w:w="40"/>
+              <w:left w:type="dxa" w:w="80"/>
+              <w:bottom w:type="dxa" w:w="40"/>
+              <w:right w:type="dxa" w:w="80"/>
+            </w:tcMar>
+          </w:tcPr>
+          <w:p>
+            <w:r>
+              <w:rPr>
+                <w:rFonts w:ascii="Calibri" w:cs="Calibri" w:eastAsia="Microsoft YaHei" w:hAnsi="Calibri"/>
+                <w:b w:val="false"/>
+                <w:bCs w:val="false"/>
+                <w:sz w:val="15"/>
+                <w:szCs w:val="15"/>
+              </w:rPr>
+              <w:t xml:space="preserve">text_id</w:t>
+            </w:r>
+          </w:p>
+        </w:tc>
+        <w:tc>
+          <w:tcPr>
+            <w:tcW w:type="dxa" w:w="4317"/>
+            <w:tcBorders>
+              <w:top w:val="single" w:color="BFBFBF" w:sz="4"/>
+              <w:left w:val="single" w:color="BFBFBF" w:sz="4"/>
+              <w:bottom w:val="single" w:color="BFBFBF" w:sz="4"/>
+              <w:right w:val="single" w:color="BFBFBF" w:sz="4"/>
+            </w:tcBorders>
+            <w:tcMar>
+              <w:top w:type="dxa" w:w="40"/>
+              <w:left w:type="dxa" w:w="80"/>
+              <w:bottom w:type="dxa" w:w="40"/>
+              <w:right w:type="dxa" w:w="80"/>
+            </w:tcMar>
+          </w:tcPr>
+          <w:p>
+            <w:r>
+              <w:rPr>
+                <w:rFonts w:ascii="Calibri" w:cs="Calibri" w:eastAsia="Microsoft YaHei" w:hAnsi="Calibri"/>
+                <w:b w:val="false"/>
+                <w:bCs w:val="false"/>
+                <w:sz w:val="15"/>
+                <w:szCs w:val="15"/>
+              </w:rPr>
+              <w:t xml:space="preserve">text_id = 'T' + first 10 hex of SHA-1(text_key): stable across versions; human labels join on text_key / sample_id</w:t>
+            </w:r>
+          </w:p>
+        </w:tc>
+        <w:tc>
+          <w:tcPr>
+            <w:tcW w:type="dxa" w:w="1809"/>
+            <w:tcBorders>
+              <w:top w:val="single" w:color="BFBFBF" w:sz="4"/>
+              <w:left w:val="single" w:color="BFBFBF" w:sz="4"/>
+              <w:bottom w:val="single" w:color="BFBFBF" w:sz="4"/>
+              <w:right w:val="single" w:color="BFBFBF" w:sz="4"/>
+            </w:tcBorders>
+            <w:tcMar>
+              <w:top w:type="dxa" w:w="40"/>
+              <w:left w:type="dxa" w:w="80"/>
+              <w:bottom w:type="dxa" w:w="40"/>
+              <w:right w:type="dxa" w:w="80"/>
+            </w:tcMar>
+          </w:tcPr>
+          <w:p>
+            <w:r>
+              <w:rPr>
+                <w:rFonts w:ascii="Calibri" w:cs="Calibri" w:eastAsia="Microsoft YaHei" w:hAnsi="Calibri"/>
+                <w:b w:val="false"/>
+                <w:bCs w:val="false"/>
+                <w:sz w:val="15"/>
+                <w:szCs w:val="15"/>
+              </w:rPr>
+              <w:t xml:space="preserve">Code/04_text_classification.py</w:t>
+            </w:r>
+          </w:p>
         </w:tc>
       </w:tr>
     </w:tbl>
@@ -3530,7 +5470,7 @@
                 <w:sz w:val="17"/>
                 <w:szCs w:val="17"/>
               </w:rPr>
-              <w:t xml:space="preserve">最后一个词被记到第 64 页</w:t>
+              <w:t xml:space="preserve">最后一个词被记到下一页</w:t>
             </w:r>
           </w:p>
         </w:tc>
@@ -3679,7 +5619,7 @@
                 <w:sz w:val="17"/>
                 <w:szCs w:val="17"/>
               </w:rPr>
-              <w:t xml:space="preserve">缺少 pyarrow</w:t>
+              <w:t xml:space="preserve">被消费片段用 '~' 填充</w:t>
             </w:r>
           </w:p>
         </w:tc>
@@ -3708,7 +5648,7 @@
                 <w:sz w:val="17"/>
                 <w:szCs w:val="17"/>
               </w:rPr>
-              <w:t xml:space="preserve">parquet 写入失败</w:t>
+              <w:t xml:space="preserve">'Regulatory Compliance' 被误判 Unknown</w:t>
             </w:r>
           </w:p>
         </w:tc>
@@ -3737,7 +5677,7 @@
                 <w:sz w:val="17"/>
                 <w:szCs w:val="17"/>
               </w:rPr>
-              <w:t xml:space="preserve">安装 pyarrow</w:t>
+              <w:t xml:space="preserve">改用 '_' 填充（单词字符）</w:t>
             </w:r>
           </w:p>
         </w:tc>
@@ -3768,7 +5708,7 @@
                 <w:sz w:val="17"/>
                 <w:szCs w:val="17"/>
               </w:rPr>
-              <w:t xml:space="preserve">正则替换补丁定位失败</w:t>
+              <w:t xml:space="preserve">屏蔽短语不计证据</w:t>
             </w:r>
           </w:p>
         </w:tc>
@@ -3797,7 +5737,7 @@
                 <w:sz w:val="17"/>
                 <w:szCs w:val="17"/>
               </w:rPr>
-              <w:t xml:space="preserve">字符串定位异常</w:t>
+              <w:t xml:space="preserve">'Safety and Soundness' 变为 Unknown</w:t>
             </w:r>
           </w:p>
         </w:tc>
@@ -3826,7 +5766,7 @@
                 <w:sz w:val="17"/>
                 <w:szCs w:val="17"/>
               </w:rPr>
-              <w:t xml:space="preserve">逐项检查后重写补丁</w:t>
+              <w:t xml:space="preserve">新增 MASKN：屏蔽且计为非 ESG 证据</w:t>
             </w:r>
           </w:p>
         </w:tc>
@@ -3857,7 +5797,7 @@
                 <w:sz w:val="17"/>
                 <w:szCs w:val="17"/>
               </w:rPr>
-              <w:t xml:space="preserve">被消费片段用 '~' 填充</w:t>
+              <w:t xml:space="preserve">财务标签下的限定词</w:t>
             </w:r>
           </w:p>
         </w:tc>
@@ -3886,7 +5826,7 @@
                 <w:sz w:val="17"/>
                 <w:szCs w:val="17"/>
               </w:rPr>
-              <w:t xml:space="preserve">'Regulatory Compliance' 被误判 Unknown</w:t>
+              <w:t xml:space="preserve">'Cashflow::Discretionary' 判为 Unknown</w:t>
             </w:r>
           </w:p>
         </w:tc>
@@ -3915,7 +5855,7 @@
                 <w:sz w:val="17"/>
                 <w:szCs w:val="17"/>
               </w:rPr>
-              <w:t xml:space="preserve">改用 '_' 填充（单词字符）</w:t>
+              <w:t xml:space="preserve">财务标签 + ≤2 词限定词视为财务指标</w:t>
             </w:r>
           </w:p>
         </w:tc>
@@ -3946,7 +5886,7 @@
                 <w:sz w:val="17"/>
                 <w:szCs w:val="17"/>
               </w:rPr>
-              <w:t xml:space="preserve">屏蔽短语不计证据</w:t>
+              <w:t xml:space="preserve">验证样本过小 (322)</w:t>
             </w:r>
           </w:p>
         </w:tc>
@@ -3975,7 +5915,7 @@
                 <w:sz w:val="17"/>
                 <w:szCs w:val="17"/>
               </w:rPr>
-              <w:t xml:space="preserve">'Safety and Soundness' 变为 Unknown</w:t>
+              <w:t xml:space="preserve">分组分析不足</w:t>
             </w:r>
           </w:p>
         </w:tc>
@@ -4004,7 +5944,7 @@
                 <w:sz w:val="17"/>
                 <w:szCs w:val="17"/>
               </w:rPr>
-              <w:t xml:space="preserve">新增 MASKN：屏蔽且计为非 ESG 证据</w:t>
+              <w:t xml:space="preserve">编码开始前重抽为 601（之后永不重抽）</w:t>
             </w:r>
           </w:p>
         </w:tc>
@@ -4035,7 +5975,7 @@
                 <w:sz w:val="17"/>
                 <w:szCs w:val="17"/>
               </w:rPr>
-              <w:t xml:space="preserve">财务标签下的限定词</w:t>
+              <w:t xml:space="preserve">报告数字填错年份 (v1.0)</w:t>
             </w:r>
           </w:p>
         </w:tc>
@@ -4064,7 +6004,7 @@
                 <w:sz w:val="17"/>
                 <w:szCs w:val="17"/>
               </w:rPr>
-              <w:t xml:space="preserve">'Cashflow::Discretionary' 判为 Unknown</w:t>
+              <w:t xml:space="preserve">手写数字与数据不一致</w:t>
             </w:r>
           </w:p>
         </w:tc>
@@ -4093,7 +6033,7 @@
                 <w:sz w:val="17"/>
                 <w:szCs w:val="17"/>
               </w:rPr>
-              <w:t xml:space="preserve">财务标签 + ≤2 词占位视为限定词</w:t>
+              <w:t xml:space="preserve">v1.1：报告全部自动生成</w:t>
             </w:r>
           </w:p>
         </w:tc>
@@ -4124,7 +6064,7 @@
                 <w:sz w:val="17"/>
                 <w:szCs w:val="17"/>
               </w:rPr>
-              <w:t xml:space="preserve">误报：inclusive of / Women viewers / scrubber securitization / NOV / Climate Solutions 等</w:t>
+              <w:t xml:space="preserve">latin-1 写出 Stata 字符串 (v1.0)</w:t>
             </w:r>
           </w:p>
         </w:tc>
@@ -4153,7 +6093,7 @@
                 <w:sz w:val="17"/>
                 <w:szCs w:val="17"/>
               </w:rPr>
-              <w:t xml:space="preserve">Strict 假阳性</w:t>
+              <w:t xml:space="preserve">418 个单元的非 ASCII 字符被破坏，text_id 哈希不一致</w:t>
             </w:r>
           </w:p>
         </w:tc>
@@ -4182,7 +6122,7 @@
                 <w:sz w:val="17"/>
                 <w:szCs w:val="17"/>
               </w:rPr>
-              <w:t xml:space="preserve">新增屏蔽规则（见修改记录 c）</w:t>
+              <w:t xml:space="preserve">v1.1：UTF-8；审计核对 text_id = 哈希(text_key)</w:t>
             </w:r>
           </w:p>
         </w:tc>
@@ -4213,7 +6153,7 @@
                 <w:sz w:val="17"/>
                 <w:szCs w:val="17"/>
               </w:rPr>
-              <w:t xml:space="preserve">漏报：Retain key talent、EH&amp;S、D&amp;I、flaring 等</w:t>
+              <w:t xml:space="preserve">S 维度采用率 = Strict 采用率 (开发中)</w:t>
             </w:r>
           </w:p>
         </w:tc>
@@ -4242,7 +6182,7 @@
                 <w:sz w:val="17"/>
                 <w:szCs w:val="17"/>
               </w:rPr>
-              <w:t xml:space="preserve">Strict 假阴性</w:t>
+              <w:t xml:space="preserve">辅助列名冲突 (_s1p)</w:t>
             </w:r>
           </w:p>
         </w:tc>
@@ -4271,363 +6211,7 @@
                 <w:sz w:val="17"/>
                 <w:szCs w:val="17"/>
               </w:rPr>
-              <w:t xml:space="preserve">新增规则（见 b_new_expressions）</w:t>
-            </w:r>
-          </w:p>
-        </w:tc>
-      </w:tr>
-      <w:tr>
-        <w:tc>
-          <w:tcPr>
-            <w:tcW w:type="dxa" w:w="3011"/>
-            <w:tcBorders>
-              <w:top w:val="single" w:color="BFBFBF" w:sz="4"/>
-              <w:left w:val="single" w:color="BFBFBF" w:sz="4"/>
-              <w:bottom w:val="single" w:color="BFBFBF" w:sz="4"/>
-              <w:right w:val="single" w:color="BFBFBF" w:sz="4"/>
-            </w:tcBorders>
-            <w:tcMar>
-              <w:top w:type="dxa" w:w="40"/>
-              <w:left w:type="dxa" w:w="80"/>
-              <w:bottom w:type="dxa" w:w="40"/>
-              <w:right w:type="dxa" w:w="80"/>
-            </w:tcMar>
-          </w:tcPr>
-          <w:p>
-            <w:r>
-              <w:rPr>
-                <w:rFonts w:ascii="Calibri" w:cs="Calibri" w:eastAsia="Microsoft YaHei" w:hAnsi="Calibri"/>
-                <w:b w:val="false"/>
-                <w:bCs w:val="false"/>
-                <w:sz w:val="17"/>
-                <w:szCs w:val="17"/>
-              </w:rPr>
-              <w:t xml:space="preserve">重跑时 text_id 重复合并</w:t>
-            </w:r>
-          </w:p>
-        </w:tc>
-        <w:tc>
-          <w:tcPr>
-            <w:tcW w:type="dxa" w:w="3011"/>
-            <w:tcBorders>
-              <w:top w:val="single" w:color="BFBFBF" w:sz="4"/>
-              <w:left w:val="single" w:color="BFBFBF" w:sz="4"/>
-              <w:bottom w:val="single" w:color="BFBFBF" w:sz="4"/>
-              <w:right w:val="single" w:color="BFBFBF" w:sz="4"/>
-            </w:tcBorders>
-            <w:tcMar>
-              <w:top w:type="dxa" w:w="40"/>
-              <w:left w:type="dxa" w:w="80"/>
-              <w:bottom w:type="dxa" w:w="40"/>
-              <w:right w:type="dxa" w:w="80"/>
-            </w:tcMar>
-          </w:tcPr>
-          <w:p>
-            <w:r>
-              <w:rPr>
-                <w:rFonts w:ascii="Calibri" w:cs="Calibri" w:eastAsia="Microsoft YaHei" w:hAnsi="Calibri"/>
-                <w:b w:val="false"/>
-                <w:bCs w:val="false"/>
-                <w:sz w:val="17"/>
-                <w:szCs w:val="17"/>
-              </w:rPr>
-              <w:t xml:space="preserve">列名冲突 text_id_x</w:t>
-            </w:r>
-          </w:p>
-        </w:tc>
-        <w:tc>
-          <w:tcPr>
-            <w:tcW w:type="dxa" w:w="3616"/>
-            <w:tcBorders>
-              <w:top w:val="single" w:color="BFBFBF" w:sz="4"/>
-              <w:left w:val="single" w:color="BFBFBF" w:sz="4"/>
-              <w:bottom w:val="single" w:color="BFBFBF" w:sz="4"/>
-              <w:right w:val="single" w:color="BFBFBF" w:sz="4"/>
-            </w:tcBorders>
-            <w:tcMar>
-              <w:top w:type="dxa" w:w="40"/>
-              <w:left w:type="dxa" w:w="80"/>
-              <w:bottom w:type="dxa" w:w="40"/>
-              <w:right w:type="dxa" w:w="80"/>
-            </w:tcMar>
-          </w:tcPr>
-          <w:p>
-            <w:r>
-              <w:rPr>
-                <w:rFonts w:ascii="Calibri" w:cs="Calibri" w:eastAsia="Microsoft YaHei" w:hAnsi="Calibri"/>
-                <w:b w:val="false"/>
-                <w:bCs w:val="false"/>
-                <w:sz w:val="17"/>
-                <w:szCs w:val="17"/>
-              </w:rPr>
-              <w:t xml:space="preserve">合并前删除旧列</w:t>
-            </w:r>
-          </w:p>
-        </w:tc>
-      </w:tr>
-      <w:tr>
-        <w:tc>
-          <w:tcPr>
-            <w:tcW w:type="dxa" w:w="3011"/>
-            <w:tcBorders>
-              <w:top w:val="single" w:color="BFBFBF" w:sz="4"/>
-              <w:left w:val="single" w:color="BFBFBF" w:sz="4"/>
-              <w:bottom w:val="single" w:color="BFBFBF" w:sz="4"/>
-              <w:right w:val="single" w:color="BFBFBF" w:sz="4"/>
-            </w:tcBorders>
-            <w:tcMar>
-              <w:top w:type="dxa" w:w="40"/>
-              <w:left w:type="dxa" w:w="80"/>
-              <w:bottom w:type="dxa" w:w="40"/>
-              <w:right w:type="dxa" w:w="80"/>
-            </w:tcMar>
-          </w:tcPr>
-          <w:p>
-            <w:r>
-              <w:rPr>
-                <w:rFonts w:ascii="Calibri" w:cs="Calibri" w:eastAsia="Microsoft YaHei" w:hAnsi="Calibri"/>
-                <w:b w:val="false"/>
-                <w:bCs w:val="false"/>
-                <w:sz w:val="17"/>
-                <w:szCs w:val="17"/>
-              </w:rPr>
-              <w:t xml:space="preserve">KPI / 高管合并列名冲突</w:t>
-            </w:r>
-          </w:p>
-        </w:tc>
-        <w:tc>
-          <w:tcPr>
-            <w:tcW w:type="dxa" w:w="3011"/>
-            <w:tcBorders>
-              <w:top w:val="single" w:color="BFBFBF" w:sz="4"/>
-              <w:left w:val="single" w:color="BFBFBF" w:sz="4"/>
-              <w:bottom w:val="single" w:color="BFBFBF" w:sz="4"/>
-              <w:right w:val="single" w:color="BFBFBF" w:sz="4"/>
-            </w:tcBorders>
-            <w:tcMar>
-              <w:top w:type="dxa" w:w="40"/>
-              <w:left w:type="dxa" w:w="80"/>
-              <w:bottom w:type="dxa" w:w="40"/>
-              <w:right w:type="dxa" w:w="80"/>
-            </w:tcMar>
-          </w:tcPr>
-          <w:p>
-            <w:r>
-              <w:rPr>
-                <w:rFonts w:ascii="Calibri" w:cs="Calibri" w:eastAsia="Microsoft YaHei" w:hAnsi="Calibri"/>
-                <w:b w:val="false"/>
-                <w:bCs w:val="false"/>
-                <w:sz w:val="17"/>
-                <w:szCs w:val="17"/>
-              </w:rPr>
-              <w:t xml:space="preserve">drop_duplicates 报错；ceo_name 重复</w:t>
-            </w:r>
-          </w:p>
-        </w:tc>
-        <w:tc>
-          <w:tcPr>
-            <w:tcW w:type="dxa" w:w="3616"/>
-            <w:tcBorders>
-              <w:top w:val="single" w:color="BFBFBF" w:sz="4"/>
-              <w:left w:val="single" w:color="BFBFBF" w:sz="4"/>
-              <w:bottom w:val="single" w:color="BFBFBF" w:sz="4"/>
-              <w:right w:val="single" w:color="BFBFBF" w:sz="4"/>
-            </w:tcBorders>
-            <w:tcMar>
-              <w:top w:type="dxa" w:w="40"/>
-              <w:left w:type="dxa" w:w="80"/>
-              <w:bottom w:type="dxa" w:w="40"/>
-              <w:right w:type="dxa" w:w="80"/>
-            </w:tcMar>
-          </w:tcPr>
-          <w:p>
-            <w:r>
-              <w:rPr>
-                <w:rFonts w:ascii="Calibri" w:cs="Calibri" w:eastAsia="Microsoft YaHei" w:hAnsi="Calibri"/>
-                <w:b w:val="false"/>
-                <w:bCs w:val="false"/>
-                <w:sz w:val="17"/>
-                <w:szCs w:val="17"/>
-              </w:rPr>
-              <w:t xml:space="preserve">合并前删除重复列</w:t>
-            </w:r>
-          </w:p>
-        </w:tc>
-      </w:tr>
-      <w:tr>
-        <w:tc>
-          <w:tcPr>
-            <w:tcW w:type="dxa" w:w="3011"/>
-            <w:tcBorders>
-              <w:top w:val="single" w:color="BFBFBF" w:sz="4"/>
-              <w:left w:val="single" w:color="BFBFBF" w:sz="4"/>
-              <w:bottom w:val="single" w:color="BFBFBF" w:sz="4"/>
-              <w:right w:val="single" w:color="BFBFBF" w:sz="4"/>
-            </w:tcBorders>
-            <w:tcMar>
-              <w:top w:type="dxa" w:w="40"/>
-              <w:left w:type="dxa" w:w="80"/>
-              <w:bottom w:type="dxa" w:w="40"/>
-              <w:right w:type="dxa" w:w="80"/>
-            </w:tcMar>
-          </w:tcPr>
-          <w:p>
-            <w:r>
-              <w:rPr>
-                <w:rFonts w:ascii="Calibri" w:cs="Calibri" w:eastAsia="Microsoft YaHei" w:hAnsi="Calibri"/>
-                <w:b w:val="false"/>
-                <w:bCs w:val="false"/>
-                <w:sz w:val="17"/>
-                <w:szCs w:val="17"/>
-              </w:rPr>
-              <w:t xml:space="preserve">验证样本过小 (322)</w:t>
-            </w:r>
-          </w:p>
-        </w:tc>
-        <w:tc>
-          <w:tcPr>
-            <w:tcW w:type="dxa" w:w="3011"/>
-            <w:tcBorders>
-              <w:top w:val="single" w:color="BFBFBF" w:sz="4"/>
-              <w:left w:val="single" w:color="BFBFBF" w:sz="4"/>
-              <w:bottom w:val="single" w:color="BFBFBF" w:sz="4"/>
-              <w:right w:val="single" w:color="BFBFBF" w:sz="4"/>
-            </w:tcBorders>
-            <w:tcMar>
-              <w:top w:type="dxa" w:w="40"/>
-              <w:left w:type="dxa" w:w="80"/>
-              <w:bottom w:type="dxa" w:w="40"/>
-              <w:right w:type="dxa" w:w="80"/>
-            </w:tcMar>
-          </w:tcPr>
-          <w:p>
-            <w:r>
-              <w:rPr>
-                <w:rFonts w:ascii="Calibri" w:cs="Calibri" w:eastAsia="Microsoft YaHei" w:hAnsi="Calibri"/>
-                <w:b w:val="false"/>
-                <w:bCs w:val="false"/>
-                <w:sz w:val="17"/>
-                <w:szCs w:val="17"/>
-              </w:rPr>
-              <w:t xml:space="preserve">分组分析不足</w:t>
-            </w:r>
-          </w:p>
-        </w:tc>
-        <w:tc>
-          <w:tcPr>
-            <w:tcW w:type="dxa" w:w="3616"/>
-            <w:tcBorders>
-              <w:top w:val="single" w:color="BFBFBF" w:sz="4"/>
-              <w:left w:val="single" w:color="BFBFBF" w:sz="4"/>
-              <w:bottom w:val="single" w:color="BFBFBF" w:sz="4"/>
-              <w:right w:val="single" w:color="BFBFBF" w:sz="4"/>
-            </w:tcBorders>
-            <w:tcMar>
-              <w:top w:type="dxa" w:w="40"/>
-              <w:left w:type="dxa" w:w="80"/>
-              <w:bottom w:type="dxa" w:w="40"/>
-              <w:right w:type="dxa" w:w="80"/>
-            </w:tcMar>
-          </w:tcPr>
-          <w:p>
-            <w:r>
-              <w:rPr>
-                <w:rFonts w:ascii="Calibri" w:cs="Calibri" w:eastAsia="Microsoft YaHei" w:hAnsi="Calibri"/>
-                <w:b w:val="false"/>
-                <w:bCs w:val="false"/>
-                <w:sz w:val="17"/>
-                <w:szCs w:val="17"/>
-              </w:rPr>
-              <w:t xml:space="preserve">编码开始前重抽为 601（之后永不重抽）</w:t>
-            </w:r>
-          </w:p>
-        </w:tc>
-      </w:tr>
-      <w:tr>
-        <w:tc>
-          <w:tcPr>
-            <w:tcW w:type="dxa" w:w="3011"/>
-            <w:tcBorders>
-              <w:top w:val="single" w:color="BFBFBF" w:sz="4"/>
-              <w:left w:val="single" w:color="BFBFBF" w:sz="4"/>
-              <w:bottom w:val="single" w:color="BFBFBF" w:sz="4"/>
-              <w:right w:val="single" w:color="BFBFBF" w:sz="4"/>
-            </w:tcBorders>
-            <w:tcMar>
-              <w:top w:type="dxa" w:w="40"/>
-              <w:left w:type="dxa" w:w="80"/>
-              <w:bottom w:type="dxa" w:w="40"/>
-              <w:right w:type="dxa" w:w="80"/>
-            </w:tcMar>
-          </w:tcPr>
-          <w:p>
-            <w:r>
-              <w:rPr>
-                <w:rFonts w:ascii="Calibri" w:cs="Calibri" w:eastAsia="Microsoft YaHei" w:hAnsi="Calibri"/>
-                <w:b w:val="false"/>
-                <w:bCs w:val="false"/>
-                <w:sz w:val="17"/>
-                <w:szCs w:val="17"/>
-              </w:rPr>
-              <w:t xml:space="preserve">报告数字填错年份</w:t>
-            </w:r>
-          </w:p>
-        </w:tc>
-        <w:tc>
-          <w:tcPr>
-            <w:tcW w:type="dxa" w:w="3011"/>
-            <w:tcBorders>
-              <w:top w:val="single" w:color="BFBFBF" w:sz="4"/>
-              <w:left w:val="single" w:color="BFBFBF" w:sz="4"/>
-              <w:bottom w:val="single" w:color="BFBFBF" w:sz="4"/>
-              <w:right w:val="single" w:color="BFBFBF" w:sz="4"/>
-            </w:tcBorders>
-            <w:tcMar>
-              <w:top w:type="dxa" w:w="40"/>
-              <w:left w:type="dxa" w:w="80"/>
-              <w:bottom w:type="dxa" w:w="40"/>
-              <w:right w:type="dxa" w:w="80"/>
-            </w:tcMar>
-          </w:tcPr>
-          <w:p>
-            <w:r>
-              <w:rPr>
-                <w:rFonts w:ascii="Calibri" w:cs="Calibri" w:eastAsia="Microsoft YaHei" w:hAnsi="Calibri"/>
-                <w:b w:val="false"/>
-                <w:bCs w:val="false"/>
-                <w:sz w:val="17"/>
-                <w:szCs w:val="17"/>
-              </w:rPr>
-              <w:t xml:space="preserve">2008 行、CEO 2017 数字错误</w:t>
-            </w:r>
-          </w:p>
-        </w:tc>
-        <w:tc>
-          <w:tcPr>
-            <w:tcW w:type="dxa" w:w="3616"/>
-            <w:tcBorders>
-              <w:top w:val="single" w:color="BFBFBF" w:sz="4"/>
-              <w:left w:val="single" w:color="BFBFBF" w:sz="4"/>
-              <w:bottom w:val="single" w:color="BFBFBF" w:sz="4"/>
-              <w:right w:val="single" w:color="BFBFBF" w:sz="4"/>
-            </w:tcBorders>
-            <w:tcMar>
-              <w:top w:type="dxa" w:w="40"/>
-              <w:left w:type="dxa" w:w="80"/>
-              <w:bottom w:type="dxa" w:w="40"/>
-              <w:right w:type="dxa" w:w="80"/>
-            </w:tcMar>
-          </w:tcPr>
-          <w:p>
-            <w:r>
-              <w:rPr>
-                <w:rFonts w:ascii="Calibri" w:cs="Calibri" w:eastAsia="Microsoft YaHei" w:hAnsi="Calibri"/>
-                <w:b w:val="false"/>
-                <w:bCs w:val="false"/>
-                <w:sz w:val="17"/>
-                <w:szCs w:val="17"/>
-              </w:rPr>
-              <w:t xml:space="preserve">从 CSV 重新生成并更正</w:t>
+              <w:t xml:space="preserve">改名 + 断言 + 审计从 grant 重新推导 E/S/G</w:t>
             </w:r>
           </w:p>
         </w:tc>
@@ -4643,7 +6227,3871 @@
         <w:rPr>
           <w:rFonts w:ascii="Calibri" w:cs="Calibri" w:eastAsia="Microsoft YaHei" w:hAnsi="Calibri"/>
         </w:rPr>
-        <w:t xml:space="preserve">5. 论文关键词审查结论</w:t>
+        <w:t xml:space="preserve">5. v1.1 审查发现 (review_findings_v1.1.csv)</w:t>
+      </w:r>
+    </w:p>
+    <w:tbl>
+      <w:tblPr>
+        <w:tblW w:type="dxa" w:w="9638"/>
+        <w:tblBorders>
+          <w:top w:val="single" w:color="auto" w:sz="4"/>
+          <w:left w:val="single" w:color="auto" w:sz="4"/>
+          <w:bottom w:val="single" w:color="auto" w:sz="4"/>
+          <w:right w:val="single" w:color="auto" w:sz="4"/>
+          <w:insideH w:val="single" w:color="auto" w:sz="4"/>
+          <w:insideV w:val="single" w:color="auto" w:sz="4"/>
+        </w:tblBorders>
+        <w:tblLayout w:type="fixed"/>
+      </w:tblPr>
+      <w:tblGrid>
+        <w:gridCol w:w="602"/>
+        <w:gridCol w:w="1003"/>
+        <w:gridCol w:w="803"/>
+        <w:gridCol w:w="3915"/>
+        <w:gridCol w:w="3315"/>
+      </w:tblGrid>
+      <w:tr>
+        <w:trPr>
+          <w:tblHeader/>
+        </w:trPr>
+        <w:tc>
+          <w:tcPr>
+            <w:tcW w:type="dxa" w:w="602"/>
+            <w:tcBorders>
+              <w:top w:val="single" w:color="BFBFBF" w:sz="4"/>
+              <w:left w:val="single" w:color="BFBFBF" w:sz="4"/>
+              <w:bottom w:val="single" w:color="BFBFBF" w:sz="4"/>
+              <w:right w:val="single" w:color="BFBFBF" w:sz="4"/>
+            </w:tcBorders>
+            <w:shd w:fill="D9E2F3" w:color="auto" w:val="clear"/>
+            <w:tcMar>
+              <w:top w:type="dxa" w:w="40"/>
+              <w:left w:type="dxa" w:w="80"/>
+              <w:bottom w:type="dxa" w:w="40"/>
+              <w:right w:type="dxa" w:w="80"/>
+            </w:tcMar>
+          </w:tcPr>
+          <w:p>
+            <w:r>
+              <w:rPr>
+                <w:rFonts w:ascii="Calibri" w:cs="Calibri" w:eastAsia="Microsoft YaHei" w:hAnsi="Calibri"/>
+                <w:b/>
+                <w:bCs/>
+                <w:sz w:val="14"/>
+                <w:szCs w:val="14"/>
+              </w:rPr>
+              <w:t xml:space="preserve">finding_id</w:t>
+            </w:r>
+          </w:p>
+        </w:tc>
+        <w:tc>
+          <w:tcPr>
+            <w:tcW w:type="dxa" w:w="1003"/>
+            <w:tcBorders>
+              <w:top w:val="single" w:color="BFBFBF" w:sz="4"/>
+              <w:left w:val="single" w:color="BFBFBF" w:sz="4"/>
+              <w:bottom w:val="single" w:color="BFBFBF" w:sz="4"/>
+              <w:right w:val="single" w:color="BFBFBF" w:sz="4"/>
+            </w:tcBorders>
+            <w:shd w:fill="D9E2F3" w:color="auto" w:val="clear"/>
+            <w:tcMar>
+              <w:top w:type="dxa" w:w="40"/>
+              <w:left w:type="dxa" w:w="80"/>
+              <w:bottom w:type="dxa" w:w="40"/>
+              <w:right w:type="dxa" w:w="80"/>
+            </w:tcMar>
+          </w:tcPr>
+          <w:p>
+            <w:r>
+              <w:rPr>
+                <w:rFonts w:ascii="Calibri" w:cs="Calibri" w:eastAsia="Microsoft YaHei" w:hAnsi="Calibri"/>
+                <w:b/>
+                <w:bCs/>
+                <w:sz w:val="14"/>
+                <w:szCs w:val="14"/>
+              </w:rPr>
+              <w:t xml:space="preserve">area</w:t>
+            </w:r>
+          </w:p>
+        </w:tc>
+        <w:tc>
+          <w:tcPr>
+            <w:tcW w:type="dxa" w:w="803"/>
+            <w:tcBorders>
+              <w:top w:val="single" w:color="BFBFBF" w:sz="4"/>
+              <w:left w:val="single" w:color="BFBFBF" w:sz="4"/>
+              <w:bottom w:val="single" w:color="BFBFBF" w:sz="4"/>
+              <w:right w:val="single" w:color="BFBFBF" w:sz="4"/>
+            </w:tcBorders>
+            <w:shd w:fill="D9E2F3" w:color="auto" w:val="clear"/>
+            <w:tcMar>
+              <w:top w:type="dxa" w:w="40"/>
+              <w:left w:type="dxa" w:w="80"/>
+              <w:bottom w:type="dxa" w:w="40"/>
+              <w:right w:type="dxa" w:w="80"/>
+            </w:tcMar>
+          </w:tcPr>
+          <w:p>
+            <w:r>
+              <w:rPr>
+                <w:rFonts w:ascii="Calibri" w:cs="Calibri" w:eastAsia="Microsoft YaHei" w:hAnsi="Calibri"/>
+                <w:b/>
+                <w:bCs/>
+                <w:sz w:val="14"/>
+                <w:szCs w:val="14"/>
+              </w:rPr>
+              <w:t xml:space="preserve">severity</w:t>
+            </w:r>
+          </w:p>
+        </w:tc>
+        <w:tc>
+          <w:tcPr>
+            <w:tcW w:type="dxa" w:w="3915"/>
+            <w:tcBorders>
+              <w:top w:val="single" w:color="BFBFBF" w:sz="4"/>
+              <w:left w:val="single" w:color="BFBFBF" w:sz="4"/>
+              <w:bottom w:val="single" w:color="BFBFBF" w:sz="4"/>
+              <w:right w:val="single" w:color="BFBFBF" w:sz="4"/>
+            </w:tcBorders>
+            <w:shd w:fill="D9E2F3" w:color="auto" w:val="clear"/>
+            <w:tcMar>
+              <w:top w:type="dxa" w:w="40"/>
+              <w:left w:type="dxa" w:w="80"/>
+              <w:bottom w:type="dxa" w:w="40"/>
+              <w:right w:type="dxa" w:w="80"/>
+            </w:tcMar>
+          </w:tcPr>
+          <w:p>
+            <w:r>
+              <w:rPr>
+                <w:rFonts w:ascii="Calibri" w:cs="Calibri" w:eastAsia="Microsoft YaHei" w:hAnsi="Calibri"/>
+                <w:b/>
+                <w:bCs/>
+                <w:sz w:val="14"/>
+                <w:szCs w:val="14"/>
+              </w:rPr>
+              <w:t xml:space="preserve">finding</w:t>
+            </w:r>
+          </w:p>
+        </w:tc>
+        <w:tc>
+          <w:tcPr>
+            <w:tcW w:type="dxa" w:w="3315"/>
+            <w:tcBorders>
+              <w:top w:val="single" w:color="BFBFBF" w:sz="4"/>
+              <w:left w:val="single" w:color="BFBFBF" w:sz="4"/>
+              <w:bottom w:val="single" w:color="BFBFBF" w:sz="4"/>
+              <w:right w:val="single" w:color="BFBFBF" w:sz="4"/>
+            </w:tcBorders>
+            <w:shd w:fill="D9E2F3" w:color="auto" w:val="clear"/>
+            <w:tcMar>
+              <w:top w:type="dxa" w:w="40"/>
+              <w:left w:type="dxa" w:w="80"/>
+              <w:bottom w:type="dxa" w:w="40"/>
+              <w:right w:type="dxa" w:w="80"/>
+            </w:tcMar>
+          </w:tcPr>
+          <w:p>
+            <w:r>
+              <w:rPr>
+                <w:rFonts w:ascii="Calibri" w:cs="Calibri" w:eastAsia="Microsoft YaHei" w:hAnsi="Calibri"/>
+                <w:b/>
+                <w:bCs/>
+                <w:sz w:val="14"/>
+                <w:szCs w:val="14"/>
+              </w:rPr>
+              <w:t xml:space="preserve">fix_in_v1.1</w:t>
+            </w:r>
+          </w:p>
+        </w:tc>
+      </w:tr>
+      <w:tr>
+        <w:tc>
+          <w:tcPr>
+            <w:tcW w:type="dxa" w:w="602"/>
+            <w:tcBorders>
+              <w:top w:val="single" w:color="BFBFBF" w:sz="4"/>
+              <w:left w:val="single" w:color="BFBFBF" w:sz="4"/>
+              <w:bottom w:val="single" w:color="BFBFBF" w:sz="4"/>
+              <w:right w:val="single" w:color="BFBFBF" w:sz="4"/>
+            </w:tcBorders>
+            <w:tcMar>
+              <w:top w:type="dxa" w:w="40"/>
+              <w:left w:type="dxa" w:w="80"/>
+              <w:bottom w:type="dxa" w:w="40"/>
+              <w:right w:type="dxa" w:w="80"/>
+            </w:tcMar>
+          </w:tcPr>
+          <w:p>
+            <w:r>
+              <w:rPr>
+                <w:rFonts w:ascii="Calibri" w:cs="Calibri" w:eastAsia="Microsoft YaHei" w:hAnsi="Calibri"/>
+                <w:b w:val="false"/>
+                <w:bCs w:val="false"/>
+                <w:sz w:val="14"/>
+                <w:szCs w:val="14"/>
+              </w:rPr>
+              <w:t xml:space="preserve">R01</w:t>
+            </w:r>
+          </w:p>
+        </w:tc>
+        <w:tc>
+          <w:tcPr>
+            <w:tcW w:type="dxa" w:w="1003"/>
+            <w:tcBorders>
+              <w:top w:val="single" w:color="BFBFBF" w:sz="4"/>
+              <w:left w:val="single" w:color="BFBFBF" w:sz="4"/>
+              <w:bottom w:val="single" w:color="BFBFBF" w:sz="4"/>
+              <w:right w:val="single" w:color="BFBFBF" w:sz="4"/>
+            </w:tcBorders>
+            <w:tcMar>
+              <w:top w:type="dxa" w:w="40"/>
+              <w:left w:type="dxa" w:w="80"/>
+              <w:bottom w:type="dxa" w:w="40"/>
+              <w:right w:type="dxa" w:w="80"/>
+            </w:tcMar>
+          </w:tcPr>
+          <w:p>
+            <w:r>
+              <w:rPr>
+                <w:rFonts w:ascii="Calibri" w:cs="Calibri" w:eastAsia="Microsoft YaHei" w:hAnsi="Calibri"/>
+                <w:b w:val="false"/>
+                <w:bCs w:val="false"/>
+                <w:sz w:val="14"/>
+                <w:szCs w:val="14"/>
+              </w:rPr>
+              <w:t xml:space="preserve">classification</w:t>
+            </w:r>
+          </w:p>
+        </w:tc>
+        <w:tc>
+          <w:tcPr>
+            <w:tcW w:type="dxa" w:w="803"/>
+            <w:tcBorders>
+              <w:top w:val="single" w:color="BFBFBF" w:sz="4"/>
+              <w:left w:val="single" w:color="BFBFBF" w:sz="4"/>
+              <w:bottom w:val="single" w:color="BFBFBF" w:sz="4"/>
+              <w:right w:val="single" w:color="BFBFBF" w:sz="4"/>
+            </w:tcBorders>
+            <w:tcMar>
+              <w:top w:type="dxa" w:w="40"/>
+              <w:left w:type="dxa" w:w="80"/>
+              <w:bottom w:type="dxa" w:w="40"/>
+              <w:right w:type="dxa" w:w="80"/>
+            </w:tcMar>
+          </w:tcPr>
+          <w:p>
+            <w:r>
+              <w:rPr>
+                <w:rFonts w:ascii="Calibri" w:cs="Calibri" w:eastAsia="Microsoft YaHei" w:hAnsi="Calibri"/>
+                <w:b w:val="false"/>
+                <w:bCs w:val="false"/>
+                <w:sz w:val="14"/>
+                <w:szCs w:val="14"/>
+              </w:rPr>
+              <w:t xml:space="preserve">high</w:t>
+            </w:r>
+          </w:p>
+        </w:tc>
+        <w:tc>
+          <w:tcPr>
+            <w:tcW w:type="dxa" w:w="3915"/>
+            <w:tcBorders>
+              <w:top w:val="single" w:color="BFBFBF" w:sz="4"/>
+              <w:left w:val="single" w:color="BFBFBF" w:sz="4"/>
+              <w:bottom w:val="single" w:color="BFBFBF" w:sz="4"/>
+              <w:right w:val="single" w:color="BFBFBF" w:sz="4"/>
+            </w:tcBorders>
+            <w:tcMar>
+              <w:top w:type="dxa" w:w="40"/>
+              <w:left w:type="dxa" w:w="80"/>
+              <w:bottom w:type="dxa" w:w="40"/>
+              <w:right w:type="dxa" w:w="80"/>
+            </w:tcMar>
+          </w:tcPr>
+          <w:p>
+            <w:r>
+              <w:rPr>
+                <w:rFonts w:ascii="Calibri" w:cs="Calibri" w:eastAsia="Microsoft YaHei" w:hAnsi="Calibri"/>
+                <w:b w:val="false"/>
+                <w:bCs w:val="false"/>
+                <w:sz w:val="14"/>
+                <w:szCs w:val="14"/>
+              </w:rPr>
+              <w:t xml:space="preserve">Bare 'governance' was Strict G, contrary to task brief 4.3 (governance must be specific)</w:t>
+            </w:r>
+          </w:p>
+        </w:tc>
+        <w:tc>
+          <w:tcPr>
+            <w:tcW w:type="dxa" w:w="3315"/>
+            <w:tcBorders>
+              <w:top w:val="single" w:color="BFBFBF" w:sz="4"/>
+              <w:left w:val="single" w:color="BFBFBF" w:sz="4"/>
+              <w:bottom w:val="single" w:color="BFBFBF" w:sz="4"/>
+              <w:right w:val="single" w:color="BFBFBF" w:sz="4"/>
+            </w:tcBorders>
+            <w:tcMar>
+              <w:top w:type="dxa" w:w="40"/>
+              <w:left w:type="dxa" w:w="80"/>
+              <w:bottom w:type="dxa" w:w="40"/>
+              <w:right w:type="dxa" w:w="80"/>
+            </w:tcMar>
+          </w:tcPr>
+          <w:p>
+            <w:r>
+              <w:rPr>
+                <w:rFonts w:ascii="Calibri" w:cs="Calibri" w:eastAsia="Microsoft YaHei" w:hAnsi="Calibri"/>
+                <w:b w:val="false"/>
+                <w:bCs w:val="false"/>
+                <w:sz w:val="14"/>
+                <w:szCs w:val="14"/>
+              </w:rPr>
+              <w:t xml:space="preserve">Strict G only for corporate governance, board, shareholder rights, say-on-pay, governance ratings; bare 'governance' -&gt; Unknown (A_governance_bare)</w:t>
+            </w:r>
+          </w:p>
+        </w:tc>
+      </w:tr>
+      <w:tr>
+        <w:tc>
+          <w:tcPr>
+            <w:tcW w:type="dxa" w:w="602"/>
+            <w:tcBorders>
+              <w:top w:val="single" w:color="BFBFBF" w:sz="4"/>
+              <w:left w:val="single" w:color="BFBFBF" w:sz="4"/>
+              <w:bottom w:val="single" w:color="BFBFBF" w:sz="4"/>
+              <w:right w:val="single" w:color="BFBFBF" w:sz="4"/>
+            </w:tcBorders>
+            <w:tcMar>
+              <w:top w:type="dxa" w:w="40"/>
+              <w:left w:type="dxa" w:w="80"/>
+              <w:bottom w:type="dxa" w:w="40"/>
+              <w:right w:type="dxa" w:w="80"/>
+            </w:tcMar>
+          </w:tcPr>
+          <w:p>
+            <w:r>
+              <w:rPr>
+                <w:rFonts w:ascii="Calibri" w:cs="Calibri" w:eastAsia="Microsoft YaHei" w:hAnsi="Calibri"/>
+                <w:b w:val="false"/>
+                <w:bCs w:val="false"/>
+                <w:sz w:val="14"/>
+                <w:szCs w:val="14"/>
+              </w:rPr>
+              <w:t xml:space="preserve">R02</w:t>
+            </w:r>
+          </w:p>
+        </w:tc>
+        <w:tc>
+          <w:tcPr>
+            <w:tcW w:type="dxa" w:w="1003"/>
+            <w:tcBorders>
+              <w:top w:val="single" w:color="BFBFBF" w:sz="4"/>
+              <w:left w:val="single" w:color="BFBFBF" w:sz="4"/>
+              <w:bottom w:val="single" w:color="BFBFBF" w:sz="4"/>
+              <w:right w:val="single" w:color="BFBFBF" w:sz="4"/>
+            </w:tcBorders>
+            <w:tcMar>
+              <w:top w:type="dxa" w:w="40"/>
+              <w:left w:type="dxa" w:w="80"/>
+              <w:bottom w:type="dxa" w:w="40"/>
+              <w:right w:type="dxa" w:w="80"/>
+            </w:tcMar>
+          </w:tcPr>
+          <w:p>
+            <w:r>
+              <w:rPr>
+                <w:rFonts w:ascii="Calibri" w:cs="Calibri" w:eastAsia="Microsoft YaHei" w:hAnsi="Calibri"/>
+                <w:b w:val="false"/>
+                <w:bCs w:val="false"/>
+                <w:sz w:val="14"/>
+                <w:szCs w:val="14"/>
+              </w:rPr>
+              <w:t xml:space="preserve">classification</w:t>
+            </w:r>
+          </w:p>
+        </w:tc>
+        <w:tc>
+          <w:tcPr>
+            <w:tcW w:type="dxa" w:w="803"/>
+            <w:tcBorders>
+              <w:top w:val="single" w:color="BFBFBF" w:sz="4"/>
+              <w:left w:val="single" w:color="BFBFBF" w:sz="4"/>
+              <w:bottom w:val="single" w:color="BFBFBF" w:sz="4"/>
+              <w:right w:val="single" w:color="BFBFBF" w:sz="4"/>
+            </w:tcBorders>
+            <w:tcMar>
+              <w:top w:type="dxa" w:w="40"/>
+              <w:left w:type="dxa" w:w="80"/>
+              <w:bottom w:type="dxa" w:w="40"/>
+              <w:right w:type="dxa" w:w="80"/>
+            </w:tcMar>
+          </w:tcPr>
+          <w:p>
+            <w:r>
+              <w:rPr>
+                <w:rFonts w:ascii="Calibri" w:cs="Calibri" w:eastAsia="Microsoft YaHei" w:hAnsi="Calibri"/>
+                <w:b w:val="false"/>
+                <w:bCs w:val="false"/>
+                <w:sz w:val="14"/>
+                <w:szCs w:val="14"/>
+              </w:rPr>
+              <w:t xml:space="preserve">medium</w:t>
+            </w:r>
+          </w:p>
+        </w:tc>
+        <w:tc>
+          <w:tcPr>
+            <w:tcW w:type="dxa" w:w="3915"/>
+            <w:tcBorders>
+              <w:top w:val="single" w:color="BFBFBF" w:sz="4"/>
+              <w:left w:val="single" w:color="BFBFBF" w:sz="4"/>
+              <w:bottom w:val="single" w:color="BFBFBF" w:sz="4"/>
+              <w:right w:val="single" w:color="BFBFBF" w:sz="4"/>
+            </w:tcBorders>
+            <w:tcMar>
+              <w:top w:type="dxa" w:w="40"/>
+              <w:left w:type="dxa" w:w="80"/>
+              <w:bottom w:type="dxa" w:w="40"/>
+              <w:right w:type="dxa" w:w="80"/>
+            </w:tcMar>
+          </w:tcPr>
+          <w:p>
+            <w:r>
+              <w:rPr>
+                <w:rFonts w:ascii="Calibri" w:cs="Calibri" w:eastAsia="Microsoft YaHei" w:hAnsi="Calibri"/>
+                <w:b w:val="false"/>
+                <w:bCs w:val="false"/>
+                <w:sz w:val="14"/>
+                <w:szCs w:val="14"/>
+              </w:rPr>
+              <w:t xml:space="preserve">ESG business lines (MSCI 'ESG segments net new sales', 'ESG-Dedicated AUM') were Strict ESG</w:t>
+            </w:r>
+          </w:p>
+        </w:tc>
+        <w:tc>
+          <w:tcPr>
+            <w:tcW w:type="dxa" w:w="3315"/>
+            <w:tcBorders>
+              <w:top w:val="single" w:color="BFBFBF" w:sz="4"/>
+              <w:left w:val="single" w:color="BFBFBF" w:sz="4"/>
+              <w:bottom w:val="single" w:color="BFBFBF" w:sz="4"/>
+              <w:right w:val="single" w:color="BFBFBF" w:sz="4"/>
+            </w:tcBorders>
+            <w:tcMar>
+              <w:top w:type="dxa" w:w="40"/>
+              <w:left w:type="dxa" w:w="80"/>
+              <w:bottom w:type="dxa" w:w="40"/>
+              <w:right w:type="dxa" w:w="80"/>
+            </w:tcMar>
+          </w:tcPr>
+          <w:p>
+            <w:r>
+              <w:rPr>
+                <w:rFonts w:ascii="Calibri" w:cs="Calibri" w:eastAsia="Microsoft YaHei" w:hAnsi="Calibri"/>
+                <w:b w:val="false"/>
+                <w:bCs w:val="false"/>
+                <w:sz w:val="14"/>
+                <w:szCs w:val="14"/>
+              </w:rPr>
+              <w:t xml:space="preserve">J_esg_business_line -&gt; 0/0 flagged</w:t>
+            </w:r>
+          </w:p>
+        </w:tc>
+      </w:tr>
+      <w:tr>
+        <w:tc>
+          <w:tcPr>
+            <w:tcW w:type="dxa" w:w="602"/>
+            <w:tcBorders>
+              <w:top w:val="single" w:color="BFBFBF" w:sz="4"/>
+              <w:left w:val="single" w:color="BFBFBF" w:sz="4"/>
+              <w:bottom w:val="single" w:color="BFBFBF" w:sz="4"/>
+              <w:right w:val="single" w:color="BFBFBF" w:sz="4"/>
+            </w:tcBorders>
+            <w:tcMar>
+              <w:top w:type="dxa" w:w="40"/>
+              <w:left w:type="dxa" w:w="80"/>
+              <w:bottom w:type="dxa" w:w="40"/>
+              <w:right w:type="dxa" w:w="80"/>
+            </w:tcMar>
+          </w:tcPr>
+          <w:p>
+            <w:r>
+              <w:rPr>
+                <w:rFonts w:ascii="Calibri" w:cs="Calibri" w:eastAsia="Microsoft YaHei" w:hAnsi="Calibri"/>
+                <w:b w:val="false"/>
+                <w:bCs w:val="false"/>
+                <w:sz w:val="14"/>
+                <w:szCs w:val="14"/>
+              </w:rPr>
+              <w:t xml:space="preserve">R03</w:t>
+            </w:r>
+          </w:p>
+        </w:tc>
+        <w:tc>
+          <w:tcPr>
+            <w:tcW w:type="dxa" w:w="1003"/>
+            <w:tcBorders>
+              <w:top w:val="single" w:color="BFBFBF" w:sz="4"/>
+              <w:left w:val="single" w:color="BFBFBF" w:sz="4"/>
+              <w:bottom w:val="single" w:color="BFBFBF" w:sz="4"/>
+              <w:right w:val="single" w:color="BFBFBF" w:sz="4"/>
+            </w:tcBorders>
+            <w:tcMar>
+              <w:top w:type="dxa" w:w="40"/>
+              <w:left w:type="dxa" w:w="80"/>
+              <w:bottom w:type="dxa" w:w="40"/>
+              <w:right w:type="dxa" w:w="80"/>
+            </w:tcMar>
+          </w:tcPr>
+          <w:p>
+            <w:r>
+              <w:rPr>
+                <w:rFonts w:ascii="Calibri" w:cs="Calibri" w:eastAsia="Microsoft YaHei" w:hAnsi="Calibri"/>
+                <w:b w:val="false"/>
+                <w:bCs w:val="false"/>
+                <w:sz w:val="14"/>
+                <w:szCs w:val="14"/>
+              </w:rPr>
+              <w:t xml:space="preserve">classification</w:t>
+            </w:r>
+          </w:p>
+        </w:tc>
+        <w:tc>
+          <w:tcPr>
+            <w:tcW w:type="dxa" w:w="803"/>
+            <w:tcBorders>
+              <w:top w:val="single" w:color="BFBFBF" w:sz="4"/>
+              <w:left w:val="single" w:color="BFBFBF" w:sz="4"/>
+              <w:bottom w:val="single" w:color="BFBFBF" w:sz="4"/>
+              <w:right w:val="single" w:color="BFBFBF" w:sz="4"/>
+            </w:tcBorders>
+            <w:tcMar>
+              <w:top w:type="dxa" w:w="40"/>
+              <w:left w:type="dxa" w:w="80"/>
+              <w:bottom w:type="dxa" w:w="40"/>
+              <w:right w:type="dxa" w:w="80"/>
+            </w:tcMar>
+          </w:tcPr>
+          <w:p>
+            <w:r>
+              <w:rPr>
+                <w:rFonts w:ascii="Calibri" w:cs="Calibri" w:eastAsia="Microsoft YaHei" w:hAnsi="Calibri"/>
+                <w:b w:val="false"/>
+                <w:bCs w:val="false"/>
+                <w:sz w:val="14"/>
+                <w:szCs w:val="14"/>
+              </w:rPr>
+              <w:t xml:space="preserve">medium</w:t>
+            </w:r>
+          </w:p>
+        </w:tc>
+        <w:tc>
+          <w:tcPr>
+            <w:tcW w:type="dxa" w:w="3915"/>
+            <w:tcBorders>
+              <w:top w:val="single" w:color="BFBFBF" w:sz="4"/>
+              <w:left w:val="single" w:color="BFBFBF" w:sz="4"/>
+              <w:bottom w:val="single" w:color="BFBFBF" w:sz="4"/>
+              <w:right w:val="single" w:color="BFBFBF" w:sz="4"/>
+            </w:tcBorders>
+            <w:tcMar>
+              <w:top w:type="dxa" w:w="40"/>
+              <w:left w:type="dxa" w:w="80"/>
+              <w:bottom w:type="dxa" w:w="40"/>
+              <w:right w:type="dxa" w:w="80"/>
+            </w:tcMar>
+          </w:tcPr>
+          <w:p>
+            <w:r>
+              <w:rPr>
+                <w:rFonts w:ascii="Calibri" w:cs="Calibri" w:eastAsia="Microsoft YaHei" w:hAnsi="Calibri"/>
+                <w:b w:val="false"/>
+                <w:bCs w:val="false"/>
+                <w:sz w:val="14"/>
+                <w:szCs w:val="14"/>
+              </w:rPr>
+              <w:t xml:space="preserve">'Customer Engagement Index' was Strict S via the employee 'engagement index' rule; 'Customer/Partner Engagement' was Strict S</w:t>
+            </w:r>
+          </w:p>
+        </w:tc>
+        <w:tc>
+          <w:tcPr>
+            <w:tcW w:type="dxa" w:w="3315"/>
+            <w:tcBorders>
+              <w:top w:val="single" w:color="BFBFBF" w:sz="4"/>
+              <w:left w:val="single" w:color="BFBFBF" w:sz="4"/>
+              <w:bottom w:val="single" w:color="BFBFBF" w:sz="4"/>
+              <w:right w:val="single" w:color="BFBFBF" w:sz="4"/>
+            </w:tcBorders>
+            <w:tcMar>
+              <w:top w:type="dxa" w:w="40"/>
+              <w:left w:type="dxa" w:w="80"/>
+              <w:bottom w:type="dxa" w:w="40"/>
+              <w:right w:type="dxa" w:w="80"/>
+            </w:tcMar>
+          </w:tcPr>
+          <w:p>
+            <w:r>
+              <w:rPr>
+                <w:rFonts w:ascii="Calibri" w:cs="Calibri" w:eastAsia="Microsoft YaHei" w:hAnsi="Calibri"/>
+                <w:b w:val="false"/>
+                <w:bCs w:val="false"/>
+                <w:sz w:val="14"/>
+                <w:szCs w:val="14"/>
+              </w:rPr>
+              <w:t xml:space="preserve">customer/patient/member engagement routed to Extended first; 'partner' removed from employee nouns</w:t>
+            </w:r>
+          </w:p>
+        </w:tc>
+      </w:tr>
+      <w:tr>
+        <w:tc>
+          <w:tcPr>
+            <w:tcW w:type="dxa" w:w="602"/>
+            <w:tcBorders>
+              <w:top w:val="single" w:color="BFBFBF" w:sz="4"/>
+              <w:left w:val="single" w:color="BFBFBF" w:sz="4"/>
+              <w:bottom w:val="single" w:color="BFBFBF" w:sz="4"/>
+              <w:right w:val="single" w:color="BFBFBF" w:sz="4"/>
+            </w:tcBorders>
+            <w:tcMar>
+              <w:top w:type="dxa" w:w="40"/>
+              <w:left w:type="dxa" w:w="80"/>
+              <w:bottom w:type="dxa" w:w="40"/>
+              <w:right w:type="dxa" w:w="80"/>
+            </w:tcMar>
+          </w:tcPr>
+          <w:p>
+            <w:r>
+              <w:rPr>
+                <w:rFonts w:ascii="Calibri" w:cs="Calibri" w:eastAsia="Microsoft YaHei" w:hAnsi="Calibri"/>
+                <w:b w:val="false"/>
+                <w:bCs w:val="false"/>
+                <w:sz w:val="14"/>
+                <w:szCs w:val="14"/>
+              </w:rPr>
+              <w:t xml:space="preserve">R04</w:t>
+            </w:r>
+          </w:p>
+        </w:tc>
+        <w:tc>
+          <w:tcPr>
+            <w:tcW w:type="dxa" w:w="1003"/>
+            <w:tcBorders>
+              <w:top w:val="single" w:color="BFBFBF" w:sz="4"/>
+              <w:left w:val="single" w:color="BFBFBF" w:sz="4"/>
+              <w:bottom w:val="single" w:color="BFBFBF" w:sz="4"/>
+              <w:right w:val="single" w:color="BFBFBF" w:sz="4"/>
+            </w:tcBorders>
+            <w:tcMar>
+              <w:top w:type="dxa" w:w="40"/>
+              <w:left w:type="dxa" w:w="80"/>
+              <w:bottom w:type="dxa" w:w="40"/>
+              <w:right w:type="dxa" w:w="80"/>
+            </w:tcMar>
+          </w:tcPr>
+          <w:p>
+            <w:r>
+              <w:rPr>
+                <w:rFonts w:ascii="Calibri" w:cs="Calibri" w:eastAsia="Microsoft YaHei" w:hAnsi="Calibri"/>
+                <w:b w:val="false"/>
+                <w:bCs w:val="false"/>
+                <w:sz w:val="14"/>
+                <w:szCs w:val="14"/>
+              </w:rPr>
+              <w:t xml:space="preserve">classification</w:t>
+            </w:r>
+          </w:p>
+        </w:tc>
+        <w:tc>
+          <w:tcPr>
+            <w:tcW w:type="dxa" w:w="803"/>
+            <w:tcBorders>
+              <w:top w:val="single" w:color="BFBFBF" w:sz="4"/>
+              <w:left w:val="single" w:color="BFBFBF" w:sz="4"/>
+              <w:bottom w:val="single" w:color="BFBFBF" w:sz="4"/>
+              <w:right w:val="single" w:color="BFBFBF" w:sz="4"/>
+            </w:tcBorders>
+            <w:tcMar>
+              <w:top w:type="dxa" w:w="40"/>
+              <w:left w:type="dxa" w:w="80"/>
+              <w:bottom w:type="dxa" w:w="40"/>
+              <w:right w:type="dxa" w:w="80"/>
+            </w:tcMar>
+          </w:tcPr>
+          <w:p>
+            <w:r>
+              <w:rPr>
+                <w:rFonts w:ascii="Calibri" w:cs="Calibri" w:eastAsia="Microsoft YaHei" w:hAnsi="Calibri"/>
+                <w:b w:val="false"/>
+                <w:bCs w:val="false"/>
+                <w:sz w:val="14"/>
+                <w:szCs w:val="14"/>
+              </w:rPr>
+              <w:t xml:space="preserve">medium</w:t>
+            </w:r>
+          </w:p>
+        </w:tc>
+        <w:tc>
+          <w:tcPr>
+            <w:tcW w:type="dxa" w:w="3915"/>
+            <w:tcBorders>
+              <w:top w:val="single" w:color="BFBFBF" w:sz="4"/>
+              <w:left w:val="single" w:color="BFBFBF" w:sz="4"/>
+              <w:bottom w:val="single" w:color="BFBFBF" w:sz="4"/>
+              <w:right w:val="single" w:color="BFBFBF" w:sz="4"/>
+            </w:tcBorders>
+            <w:tcMar>
+              <w:top w:type="dxa" w:w="40"/>
+              <w:left w:type="dxa" w:w="80"/>
+              <w:bottom w:type="dxa" w:w="40"/>
+              <w:right w:type="dxa" w:w="80"/>
+            </w:tcMar>
+          </w:tcPr>
+          <w:p>
+            <w:r>
+              <w:rPr>
+                <w:rFonts w:ascii="Calibri" w:cs="Calibri" w:eastAsia="Microsoft YaHei" w:hAnsi="Calibri"/>
+                <w:b w:val="false"/>
+                <w:bCs w:val="false"/>
+                <w:sz w:val="14"/>
+                <w:szCs w:val="14"/>
+              </w:rPr>
+              <w:t xml:space="preserve">Worker radiation dose (nuclear), loss of containment, 'LCEs', 'Retention ... of high potential employees', 'Employee one-year retention' were Unknown (false negatives)</w:t>
+            </w:r>
+          </w:p>
+        </w:tc>
+        <w:tc>
+          <w:tcPr>
+            <w:tcW w:type="dxa" w:w="3315"/>
+            <w:tcBorders>
+              <w:top w:val="single" w:color="BFBFBF" w:sz="4"/>
+              <w:left w:val="single" w:color="BFBFBF" w:sz="4"/>
+              <w:bottom w:val="single" w:color="BFBFBF" w:sz="4"/>
+              <w:right w:val="single" w:color="BFBFBF" w:sz="4"/>
+            </w:tcBorders>
+            <w:tcMar>
+              <w:top w:type="dxa" w:w="40"/>
+              <w:left w:type="dxa" w:w="80"/>
+              <w:bottom w:type="dxa" w:w="40"/>
+              <w:right w:type="dxa" w:w="80"/>
+            </w:tcMar>
+          </w:tcPr>
+          <w:p>
+            <w:r>
+              <w:rPr>
+                <w:rFonts w:ascii="Calibri" w:cs="Calibri" w:eastAsia="Microsoft YaHei" w:hAnsi="Calibri"/>
+                <w:b w:val="false"/>
+                <w:bCs w:val="false"/>
+                <w:sz w:val="14"/>
+                <w:szCs w:val="14"/>
+              </w:rPr>
+              <w:t xml:space="preserve">rules added (S_ohs, S_human_capital, S_access_inclusion ...)</w:t>
+            </w:r>
+          </w:p>
+        </w:tc>
+      </w:tr>
+      <w:tr>
+        <w:tc>
+          <w:tcPr>
+            <w:tcW w:type="dxa" w:w="602"/>
+            <w:tcBorders>
+              <w:top w:val="single" w:color="BFBFBF" w:sz="4"/>
+              <w:left w:val="single" w:color="BFBFBF" w:sz="4"/>
+              <w:bottom w:val="single" w:color="BFBFBF" w:sz="4"/>
+              <w:right w:val="single" w:color="BFBFBF" w:sz="4"/>
+            </w:tcBorders>
+            <w:tcMar>
+              <w:top w:type="dxa" w:w="40"/>
+              <w:left w:type="dxa" w:w="80"/>
+              <w:bottom w:type="dxa" w:w="40"/>
+              <w:right w:type="dxa" w:w="80"/>
+            </w:tcMar>
+          </w:tcPr>
+          <w:p>
+            <w:r>
+              <w:rPr>
+                <w:rFonts w:ascii="Calibri" w:cs="Calibri" w:eastAsia="Microsoft YaHei" w:hAnsi="Calibri"/>
+                <w:b w:val="false"/>
+                <w:bCs w:val="false"/>
+                <w:sz w:val="14"/>
+                <w:szCs w:val="14"/>
+              </w:rPr>
+              <w:t xml:space="preserve">R05</w:t>
+            </w:r>
+          </w:p>
+        </w:tc>
+        <w:tc>
+          <w:tcPr>
+            <w:tcW w:type="dxa" w:w="1003"/>
+            <w:tcBorders>
+              <w:top w:val="single" w:color="BFBFBF" w:sz="4"/>
+              <w:left w:val="single" w:color="BFBFBF" w:sz="4"/>
+              <w:bottom w:val="single" w:color="BFBFBF" w:sz="4"/>
+              <w:right w:val="single" w:color="BFBFBF" w:sz="4"/>
+            </w:tcBorders>
+            <w:tcMar>
+              <w:top w:type="dxa" w:w="40"/>
+              <w:left w:type="dxa" w:w="80"/>
+              <w:bottom w:type="dxa" w:w="40"/>
+              <w:right w:type="dxa" w:w="80"/>
+            </w:tcMar>
+          </w:tcPr>
+          <w:p>
+            <w:r>
+              <w:rPr>
+                <w:rFonts w:ascii="Calibri" w:cs="Calibri" w:eastAsia="Microsoft YaHei" w:hAnsi="Calibri"/>
+                <w:b w:val="false"/>
+                <w:bCs w:val="false"/>
+                <w:sz w:val="14"/>
+                <w:szCs w:val="14"/>
+              </w:rPr>
+              <w:t xml:space="preserve">classification</w:t>
+            </w:r>
+          </w:p>
+        </w:tc>
+        <w:tc>
+          <w:tcPr>
+            <w:tcW w:type="dxa" w:w="803"/>
+            <w:tcBorders>
+              <w:top w:val="single" w:color="BFBFBF" w:sz="4"/>
+              <w:left w:val="single" w:color="BFBFBF" w:sz="4"/>
+              <w:bottom w:val="single" w:color="BFBFBF" w:sz="4"/>
+              <w:right w:val="single" w:color="BFBFBF" w:sz="4"/>
+            </w:tcBorders>
+            <w:tcMar>
+              <w:top w:type="dxa" w:w="40"/>
+              <w:left w:type="dxa" w:w="80"/>
+              <w:bottom w:type="dxa" w:w="40"/>
+              <w:right w:type="dxa" w:w="80"/>
+            </w:tcMar>
+          </w:tcPr>
+          <w:p>
+            <w:r>
+              <w:rPr>
+                <w:rFonts w:ascii="Calibri" w:cs="Calibri" w:eastAsia="Microsoft YaHei" w:hAnsi="Calibri"/>
+                <w:b w:val="false"/>
+                <w:bCs w:val="false"/>
+                <w:sz w:val="14"/>
+                <w:szCs w:val="14"/>
+              </w:rPr>
+              <w:t xml:space="preserve">medium</w:t>
+            </w:r>
+          </w:p>
+        </w:tc>
+        <w:tc>
+          <w:tcPr>
+            <w:tcW w:type="dxa" w:w="3915"/>
+            <w:tcBorders>
+              <w:top w:val="single" w:color="BFBFBF" w:sz="4"/>
+              <w:left w:val="single" w:color="BFBFBF" w:sz="4"/>
+              <w:bottom w:val="single" w:color="BFBFBF" w:sz="4"/>
+              <w:right w:val="single" w:color="BFBFBF" w:sz="4"/>
+            </w:tcBorders>
+            <w:tcMar>
+              <w:top w:type="dxa" w:w="40"/>
+              <w:left w:type="dxa" w:w="80"/>
+              <w:bottom w:type="dxa" w:w="40"/>
+              <w:right w:type="dxa" w:w="80"/>
+            </w:tcMar>
+          </w:tcPr>
+          <w:p>
+            <w:r>
+              <w:rPr>
+                <w:rFonts w:ascii="Calibri" w:cs="Calibri" w:eastAsia="Microsoft YaHei" w:hAnsi="Calibri"/>
+                <w:b w:val="false"/>
+                <w:bCs w:val="false"/>
+                <w:sz w:val="14"/>
+                <w:szCs w:val="14"/>
+              </w:rPr>
+              <w:t xml:space="preserve">Spurious Unknowns: discretionary cash flow, insurance 'Individual Markets/Life' lines, strategic diversification, balance sheet, CASM/RASM, dayrates, clinical dose milestones, community count</w:t>
+            </w:r>
+          </w:p>
+        </w:tc>
+        <w:tc>
+          <w:tcPr>
+            <w:tcW w:type="dxa" w:w="3315"/>
+            <w:tcBorders>
+              <w:top w:val="single" w:color="BFBFBF" w:sz="4"/>
+              <w:left w:val="single" w:color="BFBFBF" w:sz="4"/>
+              <w:bottom w:val="single" w:color="BFBFBF" w:sz="4"/>
+              <w:right w:val="single" w:color="BFBFBF" w:sz="4"/>
+            </w:tcBorders>
+            <w:tcMar>
+              <w:top w:type="dxa" w:w="40"/>
+              <w:left w:type="dxa" w:w="80"/>
+              <w:bottom w:type="dxa" w:w="40"/>
+              <w:right w:type="dxa" w:w="80"/>
+            </w:tcMar>
+          </w:tcPr>
+          <w:p>
+            <w:r>
+              <w:rPr>
+                <w:rFonts w:ascii="Calibri" w:cs="Calibri" w:eastAsia="Microsoft YaHei" w:hAnsi="Calibri"/>
+                <w:b w:val="false"/>
+                <w:bCs w:val="false"/>
+                <w:sz w:val="14"/>
+                <w:szCs w:val="14"/>
+              </w:rPr>
+              <w:t xml:space="preserve">non-ESG vocabulary and masks extended</w:t>
+            </w:r>
+          </w:p>
+        </w:tc>
+      </w:tr>
+      <w:tr>
+        <w:tc>
+          <w:tcPr>
+            <w:tcW w:type="dxa" w:w="602"/>
+            <w:tcBorders>
+              <w:top w:val="single" w:color="BFBFBF" w:sz="4"/>
+              <w:left w:val="single" w:color="BFBFBF" w:sz="4"/>
+              <w:bottom w:val="single" w:color="BFBFBF" w:sz="4"/>
+              <w:right w:val="single" w:color="BFBFBF" w:sz="4"/>
+            </w:tcBorders>
+            <w:tcMar>
+              <w:top w:type="dxa" w:w="40"/>
+              <w:left w:type="dxa" w:w="80"/>
+              <w:bottom w:type="dxa" w:w="40"/>
+              <w:right w:type="dxa" w:w="80"/>
+            </w:tcMar>
+          </w:tcPr>
+          <w:p>
+            <w:r>
+              <w:rPr>
+                <w:rFonts w:ascii="Calibri" w:cs="Calibri" w:eastAsia="Microsoft YaHei" w:hAnsi="Calibri"/>
+                <w:b w:val="false"/>
+                <w:bCs w:val="false"/>
+                <w:sz w:val="14"/>
+                <w:szCs w:val="14"/>
+              </w:rPr>
+              <w:t xml:space="preserve">R06</w:t>
+            </w:r>
+          </w:p>
+        </w:tc>
+        <w:tc>
+          <w:tcPr>
+            <w:tcW w:type="dxa" w:w="1003"/>
+            <w:tcBorders>
+              <w:top w:val="single" w:color="BFBFBF" w:sz="4"/>
+              <w:left w:val="single" w:color="BFBFBF" w:sz="4"/>
+              <w:bottom w:val="single" w:color="BFBFBF" w:sz="4"/>
+              <w:right w:val="single" w:color="BFBFBF" w:sz="4"/>
+            </w:tcBorders>
+            <w:tcMar>
+              <w:top w:type="dxa" w:w="40"/>
+              <w:left w:type="dxa" w:w="80"/>
+              <w:bottom w:type="dxa" w:w="40"/>
+              <w:right w:type="dxa" w:w="80"/>
+            </w:tcMar>
+          </w:tcPr>
+          <w:p>
+            <w:r>
+              <w:rPr>
+                <w:rFonts w:ascii="Calibri" w:cs="Calibri" w:eastAsia="Microsoft YaHei" w:hAnsi="Calibri"/>
+                <w:b w:val="false"/>
+                <w:bCs w:val="false"/>
+                <w:sz w:val="14"/>
+                <w:szCs w:val="14"/>
+              </w:rPr>
+              <w:t xml:space="preserve">classification</w:t>
+            </w:r>
+          </w:p>
+        </w:tc>
+        <w:tc>
+          <w:tcPr>
+            <w:tcW w:type="dxa" w:w="803"/>
+            <w:tcBorders>
+              <w:top w:val="single" w:color="BFBFBF" w:sz="4"/>
+              <w:left w:val="single" w:color="BFBFBF" w:sz="4"/>
+              <w:bottom w:val="single" w:color="BFBFBF" w:sz="4"/>
+              <w:right w:val="single" w:color="BFBFBF" w:sz="4"/>
+            </w:tcBorders>
+            <w:tcMar>
+              <w:top w:type="dxa" w:w="40"/>
+              <w:left w:type="dxa" w:w="80"/>
+              <w:bottom w:type="dxa" w:w="40"/>
+              <w:right w:type="dxa" w:w="80"/>
+            </w:tcMar>
+          </w:tcPr>
+          <w:p>
+            <w:r>
+              <w:rPr>
+                <w:rFonts w:ascii="Calibri" w:cs="Calibri" w:eastAsia="Microsoft YaHei" w:hAnsi="Calibri"/>
+                <w:b w:val="false"/>
+                <w:bCs w:val="false"/>
+                <w:sz w:val="14"/>
+                <w:szCs w:val="14"/>
+              </w:rPr>
+              <w:t xml:space="preserve">low</w:t>
+            </w:r>
+          </w:p>
+        </w:tc>
+        <w:tc>
+          <w:tcPr>
+            <w:tcW w:type="dxa" w:w="3915"/>
+            <w:tcBorders>
+              <w:top w:val="single" w:color="BFBFBF" w:sz="4"/>
+              <w:left w:val="single" w:color="BFBFBF" w:sz="4"/>
+              <w:bottom w:val="single" w:color="BFBFBF" w:sz="4"/>
+              <w:right w:val="single" w:color="BFBFBF" w:sz="4"/>
+            </w:tcBorders>
+            <w:tcMar>
+              <w:top w:type="dxa" w:w="40"/>
+              <w:left w:type="dxa" w:w="80"/>
+              <w:bottom w:type="dxa" w:w="40"/>
+              <w:right w:type="dxa" w:w="80"/>
+            </w:tcMar>
+          </w:tcPr>
+          <w:p>
+            <w:r>
+              <w:rPr>
+                <w:rFonts w:ascii="Calibri" w:cs="Calibri" w:eastAsia="Microsoft YaHei" w:hAnsi="Calibri"/>
+                <w:b w:val="false"/>
+                <w:bCs w:val="false"/>
+                <w:sz w:val="14"/>
+                <w:szCs w:val="14"/>
+              </w:rPr>
+              <w:t xml:space="preserve">'Satisfaction of strategic sales goals' (fulfilment) was Extended (customer satisfaction)</w:t>
+            </w:r>
+          </w:p>
+        </w:tc>
+        <w:tc>
+          <w:tcPr>
+            <w:tcW w:type="dxa" w:w="3315"/>
+            <w:tcBorders>
+              <w:top w:val="single" w:color="BFBFBF" w:sz="4"/>
+              <w:left w:val="single" w:color="BFBFBF" w:sz="4"/>
+              <w:bottom w:val="single" w:color="BFBFBF" w:sz="4"/>
+              <w:right w:val="single" w:color="BFBFBF" w:sz="4"/>
+            </w:tcBorders>
+            <w:tcMar>
+              <w:top w:type="dxa" w:w="40"/>
+              <w:left w:type="dxa" w:w="80"/>
+              <w:bottom w:type="dxa" w:w="40"/>
+              <w:right w:type="dxa" w:w="80"/>
+            </w:tcMar>
+          </w:tcPr>
+          <w:p>
+            <w:r>
+              <w:rPr>
+                <w:rFonts w:ascii="Calibri" w:cs="Calibri" w:eastAsia="Microsoft YaHei" w:hAnsi="Calibri"/>
+                <w:b w:val="false"/>
+                <w:bCs w:val="false"/>
+                <w:sz w:val="14"/>
+                <w:szCs w:val="14"/>
+              </w:rPr>
+              <w:t xml:space="preserve">mask 'satisfaction of'</w:t>
+            </w:r>
+          </w:p>
+        </w:tc>
+      </w:tr>
+      <w:tr>
+        <w:tc>
+          <w:tcPr>
+            <w:tcW w:type="dxa" w:w="602"/>
+            <w:tcBorders>
+              <w:top w:val="single" w:color="BFBFBF" w:sz="4"/>
+              <w:left w:val="single" w:color="BFBFBF" w:sz="4"/>
+              <w:bottom w:val="single" w:color="BFBFBF" w:sz="4"/>
+              <w:right w:val="single" w:color="BFBFBF" w:sz="4"/>
+            </w:tcBorders>
+            <w:tcMar>
+              <w:top w:type="dxa" w:w="40"/>
+              <w:left w:type="dxa" w:w="80"/>
+              <w:bottom w:type="dxa" w:w="40"/>
+              <w:right w:type="dxa" w:w="80"/>
+            </w:tcMar>
+          </w:tcPr>
+          <w:p>
+            <w:r>
+              <w:rPr>
+                <w:rFonts w:ascii="Calibri" w:cs="Calibri" w:eastAsia="Microsoft YaHei" w:hAnsi="Calibri"/>
+                <w:b w:val="false"/>
+                <w:bCs w:val="false"/>
+                <w:sz w:val="14"/>
+                <w:szCs w:val="14"/>
+              </w:rPr>
+              <w:t xml:space="preserve">R07</w:t>
+            </w:r>
+          </w:p>
+        </w:tc>
+        <w:tc>
+          <w:tcPr>
+            <w:tcW w:type="dxa" w:w="1003"/>
+            <w:tcBorders>
+              <w:top w:val="single" w:color="BFBFBF" w:sz="4"/>
+              <w:left w:val="single" w:color="BFBFBF" w:sz="4"/>
+              <w:bottom w:val="single" w:color="BFBFBF" w:sz="4"/>
+              <w:right w:val="single" w:color="BFBFBF" w:sz="4"/>
+            </w:tcBorders>
+            <w:tcMar>
+              <w:top w:type="dxa" w:w="40"/>
+              <w:left w:type="dxa" w:w="80"/>
+              <w:bottom w:type="dxa" w:w="40"/>
+              <w:right w:type="dxa" w:w="80"/>
+            </w:tcMar>
+          </w:tcPr>
+          <w:p>
+            <w:r>
+              <w:rPr>
+                <w:rFonts w:ascii="Calibri" w:cs="Calibri" w:eastAsia="Microsoft YaHei" w:hAnsi="Calibri"/>
+                <w:b w:val="false"/>
+                <w:bCs w:val="false"/>
+                <w:sz w:val="14"/>
+                <w:szCs w:val="14"/>
+              </w:rPr>
+              <w:t xml:space="preserve">classification</w:t>
+            </w:r>
+          </w:p>
+        </w:tc>
+        <w:tc>
+          <w:tcPr>
+            <w:tcW w:type="dxa" w:w="803"/>
+            <w:tcBorders>
+              <w:top w:val="single" w:color="BFBFBF" w:sz="4"/>
+              <w:left w:val="single" w:color="BFBFBF" w:sz="4"/>
+              <w:bottom w:val="single" w:color="BFBFBF" w:sz="4"/>
+              <w:right w:val="single" w:color="BFBFBF" w:sz="4"/>
+            </w:tcBorders>
+            <w:tcMar>
+              <w:top w:type="dxa" w:w="40"/>
+              <w:left w:type="dxa" w:w="80"/>
+              <w:bottom w:type="dxa" w:w="40"/>
+              <w:right w:type="dxa" w:w="80"/>
+            </w:tcMar>
+          </w:tcPr>
+          <w:p>
+            <w:r>
+              <w:rPr>
+                <w:rFonts w:ascii="Calibri" w:cs="Calibri" w:eastAsia="Microsoft YaHei" w:hAnsi="Calibri"/>
+                <w:b w:val="false"/>
+                <w:bCs w:val="false"/>
+                <w:sz w:val="14"/>
+                <w:szCs w:val="14"/>
+              </w:rPr>
+              <w:t xml:space="preserve">low</w:t>
+            </w:r>
+          </w:p>
+        </w:tc>
+        <w:tc>
+          <w:tcPr>
+            <w:tcW w:type="dxa" w:w="3915"/>
+            <w:tcBorders>
+              <w:top w:val="single" w:color="BFBFBF" w:sz="4"/>
+              <w:left w:val="single" w:color="BFBFBF" w:sz="4"/>
+              <w:bottom w:val="single" w:color="BFBFBF" w:sz="4"/>
+              <w:right w:val="single" w:color="BFBFBF" w:sz="4"/>
+            </w:tcBorders>
+            <w:tcMar>
+              <w:top w:type="dxa" w:w="40"/>
+              <w:left w:type="dxa" w:w="80"/>
+              <w:bottom w:type="dxa" w:w="40"/>
+              <w:right w:type="dxa" w:w="80"/>
+            </w:tcMar>
+          </w:tcPr>
+          <w:p>
+            <w:r>
+              <w:rPr>
+                <w:rFonts w:ascii="Calibri" w:cs="Calibri" w:eastAsia="Microsoft YaHei" w:hAnsi="Calibri"/>
+                <w:b w:val="false"/>
+                <w:bCs w:val="false"/>
+                <w:sz w:val="14"/>
+                <w:szCs w:val="14"/>
+              </w:rPr>
+              <w:t xml:space="preserve">Community Reinvestment Act results were only Extended</w:t>
+            </w:r>
+          </w:p>
+        </w:tc>
+        <w:tc>
+          <w:tcPr>
+            <w:tcW w:type="dxa" w:w="3315"/>
+            <w:tcBorders>
+              <w:top w:val="single" w:color="BFBFBF" w:sz="4"/>
+              <w:left w:val="single" w:color="BFBFBF" w:sz="4"/>
+              <w:bottom w:val="single" w:color="BFBFBF" w:sz="4"/>
+              <w:right w:val="single" w:color="BFBFBF" w:sz="4"/>
+            </w:tcBorders>
+            <w:tcMar>
+              <w:top w:type="dxa" w:w="40"/>
+              <w:left w:type="dxa" w:w="80"/>
+              <w:bottom w:type="dxa" w:w="40"/>
+              <w:right w:type="dxa" w:w="80"/>
+            </w:tcMar>
+          </w:tcPr>
+          <w:p>
+            <w:r>
+              <w:rPr>
+                <w:rFonts w:ascii="Calibri" w:cs="Calibri" w:eastAsia="Microsoft YaHei" w:hAnsi="Calibri"/>
+                <w:b w:val="false"/>
+                <w:bCs w:val="false"/>
+                <w:sz w:val="14"/>
+                <w:szCs w:val="14"/>
+              </w:rPr>
+              <w:t xml:space="preserve">S_access_inclusion (Strict S)</w:t>
+            </w:r>
+          </w:p>
+        </w:tc>
+      </w:tr>
+      <w:tr>
+        <w:tc>
+          <w:tcPr>
+            <w:tcW w:type="dxa" w:w="602"/>
+            <w:tcBorders>
+              <w:top w:val="single" w:color="BFBFBF" w:sz="4"/>
+              <w:left w:val="single" w:color="BFBFBF" w:sz="4"/>
+              <w:bottom w:val="single" w:color="BFBFBF" w:sz="4"/>
+              <w:right w:val="single" w:color="BFBFBF" w:sz="4"/>
+            </w:tcBorders>
+            <w:tcMar>
+              <w:top w:type="dxa" w:w="40"/>
+              <w:left w:type="dxa" w:w="80"/>
+              <w:bottom w:type="dxa" w:w="40"/>
+              <w:right w:type="dxa" w:w="80"/>
+            </w:tcMar>
+          </w:tcPr>
+          <w:p>
+            <w:r>
+              <w:rPr>
+                <w:rFonts w:ascii="Calibri" w:cs="Calibri" w:eastAsia="Microsoft YaHei" w:hAnsi="Calibri"/>
+                <w:b w:val="false"/>
+                <w:bCs w:val="false"/>
+                <w:sz w:val="14"/>
+                <w:szCs w:val="14"/>
+              </w:rPr>
+              <w:t xml:space="preserve">R08</w:t>
+            </w:r>
+          </w:p>
+        </w:tc>
+        <w:tc>
+          <w:tcPr>
+            <w:tcW w:type="dxa" w:w="1003"/>
+            <w:tcBorders>
+              <w:top w:val="single" w:color="BFBFBF" w:sz="4"/>
+              <w:left w:val="single" w:color="BFBFBF" w:sz="4"/>
+              <w:bottom w:val="single" w:color="BFBFBF" w:sz="4"/>
+              <w:right w:val="single" w:color="BFBFBF" w:sz="4"/>
+            </w:tcBorders>
+            <w:tcMar>
+              <w:top w:type="dxa" w:w="40"/>
+              <w:left w:type="dxa" w:w="80"/>
+              <w:bottom w:type="dxa" w:w="40"/>
+              <w:right w:type="dxa" w:w="80"/>
+            </w:tcMar>
+          </w:tcPr>
+          <w:p>
+            <w:r>
+              <w:rPr>
+                <w:rFonts w:ascii="Calibri" w:cs="Calibri" w:eastAsia="Microsoft YaHei" w:hAnsi="Calibri"/>
+                <w:b w:val="false"/>
+                <w:bCs w:val="false"/>
+                <w:sz w:val="14"/>
+                <w:szCs w:val="14"/>
+              </w:rPr>
+              <w:t xml:space="preserve">classification</w:t>
+            </w:r>
+          </w:p>
+        </w:tc>
+        <w:tc>
+          <w:tcPr>
+            <w:tcW w:type="dxa" w:w="803"/>
+            <w:tcBorders>
+              <w:top w:val="single" w:color="BFBFBF" w:sz="4"/>
+              <w:left w:val="single" w:color="BFBFBF" w:sz="4"/>
+              <w:bottom w:val="single" w:color="BFBFBF" w:sz="4"/>
+              <w:right w:val="single" w:color="BFBFBF" w:sz="4"/>
+            </w:tcBorders>
+            <w:tcMar>
+              <w:top w:type="dxa" w:w="40"/>
+              <w:left w:type="dxa" w:w="80"/>
+              <w:bottom w:type="dxa" w:w="40"/>
+              <w:right w:type="dxa" w:w="80"/>
+            </w:tcMar>
+          </w:tcPr>
+          <w:p>
+            <w:r>
+              <w:rPr>
+                <w:rFonts w:ascii="Calibri" w:cs="Calibri" w:eastAsia="Microsoft YaHei" w:hAnsi="Calibri"/>
+                <w:b w:val="false"/>
+                <w:bCs w:val="false"/>
+                <w:sz w:val="14"/>
+                <w:szCs w:val="14"/>
+              </w:rPr>
+              <w:t xml:space="preserve">low</w:t>
+            </w:r>
+          </w:p>
+        </w:tc>
+        <w:tc>
+          <w:tcPr>
+            <w:tcW w:type="dxa" w:w="3915"/>
+            <w:tcBorders>
+              <w:top w:val="single" w:color="BFBFBF" w:sz="4"/>
+              <w:left w:val="single" w:color="BFBFBF" w:sz="4"/>
+              <w:bottom w:val="single" w:color="BFBFBF" w:sz="4"/>
+              <w:right w:val="single" w:color="BFBFBF" w:sz="4"/>
+            </w:tcBorders>
+            <w:tcMar>
+              <w:top w:type="dxa" w:w="40"/>
+              <w:left w:type="dxa" w:w="80"/>
+              <w:bottom w:type="dxa" w:w="40"/>
+              <w:right w:type="dxa" w:w="80"/>
+            </w:tcMar>
+          </w:tcPr>
+          <w:p>
+            <w:r>
+              <w:rPr>
+                <w:rFonts w:ascii="Calibri" w:cs="Calibri" w:eastAsia="Microsoft YaHei" w:hAnsi="Calibri"/>
+                <w:b w:val="false"/>
+                <w:bCs w:val="false"/>
+                <w:sz w:val="14"/>
+                <w:szCs w:val="14"/>
+              </w:rPr>
+              <w:t xml:space="preserve">Government relations were Extended (stakeholder); lobbying is not an ESG performance outcome</w:t>
+            </w:r>
+          </w:p>
+        </w:tc>
+        <w:tc>
+          <w:tcPr>
+            <w:tcW w:type="dxa" w:w="3315"/>
+            <w:tcBorders>
+              <w:top w:val="single" w:color="BFBFBF" w:sz="4"/>
+              <w:left w:val="single" w:color="BFBFBF" w:sz="4"/>
+              <w:bottom w:val="single" w:color="BFBFBF" w:sz="4"/>
+              <w:right w:val="single" w:color="BFBFBF" w:sz="4"/>
+            </w:tcBorders>
+            <w:tcMar>
+              <w:top w:type="dxa" w:w="40"/>
+              <w:left w:type="dxa" w:w="80"/>
+              <w:bottom w:type="dxa" w:w="40"/>
+              <w:right w:type="dxa" w:w="80"/>
+            </w:tcMar>
+          </w:tcPr>
+          <w:p>
+            <w:r>
+              <w:rPr>
+                <w:rFonts w:ascii="Calibri" w:cs="Calibri" w:eastAsia="Microsoft YaHei" w:hAnsi="Calibri"/>
+                <w:b w:val="false"/>
+                <w:bCs w:val="false"/>
+                <w:sz w:val="14"/>
+                <w:szCs w:val="14"/>
+              </w:rPr>
+              <w:t xml:space="preserve">J_public_affairs -&gt; 0/0 flagged</w:t>
+            </w:r>
+          </w:p>
+        </w:tc>
+      </w:tr>
+      <w:tr>
+        <w:tc>
+          <w:tcPr>
+            <w:tcW w:type="dxa" w:w="602"/>
+            <w:tcBorders>
+              <w:top w:val="single" w:color="BFBFBF" w:sz="4"/>
+              <w:left w:val="single" w:color="BFBFBF" w:sz="4"/>
+              <w:bottom w:val="single" w:color="BFBFBF" w:sz="4"/>
+              <w:right w:val="single" w:color="BFBFBF" w:sz="4"/>
+            </w:tcBorders>
+            <w:tcMar>
+              <w:top w:type="dxa" w:w="40"/>
+              <w:left w:type="dxa" w:w="80"/>
+              <w:bottom w:type="dxa" w:w="40"/>
+              <w:right w:type="dxa" w:w="80"/>
+            </w:tcMar>
+          </w:tcPr>
+          <w:p>
+            <w:r>
+              <w:rPr>
+                <w:rFonts w:ascii="Calibri" w:cs="Calibri" w:eastAsia="Microsoft YaHei" w:hAnsi="Calibri"/>
+                <w:b w:val="false"/>
+                <w:bCs w:val="false"/>
+                <w:sz w:val="14"/>
+                <w:szCs w:val="14"/>
+              </w:rPr>
+              <w:t xml:space="preserve">R09</w:t>
+            </w:r>
+          </w:p>
+        </w:tc>
+        <w:tc>
+          <w:tcPr>
+            <w:tcW w:type="dxa" w:w="1003"/>
+            <w:tcBorders>
+              <w:top w:val="single" w:color="BFBFBF" w:sz="4"/>
+              <w:left w:val="single" w:color="BFBFBF" w:sz="4"/>
+              <w:bottom w:val="single" w:color="BFBFBF" w:sz="4"/>
+              <w:right w:val="single" w:color="BFBFBF" w:sz="4"/>
+            </w:tcBorders>
+            <w:tcMar>
+              <w:top w:type="dxa" w:w="40"/>
+              <w:left w:type="dxa" w:w="80"/>
+              <w:bottom w:type="dxa" w:w="40"/>
+              <w:right w:type="dxa" w:w="80"/>
+            </w:tcMar>
+          </w:tcPr>
+          <w:p>
+            <w:r>
+              <w:rPr>
+                <w:rFonts w:ascii="Calibri" w:cs="Calibri" w:eastAsia="Microsoft YaHei" w:hAnsi="Calibri"/>
+                <w:b w:val="false"/>
+                <w:bCs w:val="false"/>
+                <w:sz w:val="14"/>
+                <w:szCs w:val="14"/>
+              </w:rPr>
+              <w:t xml:space="preserve">classification</w:t>
+            </w:r>
+          </w:p>
+        </w:tc>
+        <w:tc>
+          <w:tcPr>
+            <w:tcW w:type="dxa" w:w="803"/>
+            <w:tcBorders>
+              <w:top w:val="single" w:color="BFBFBF" w:sz="4"/>
+              <w:left w:val="single" w:color="BFBFBF" w:sz="4"/>
+              <w:bottom w:val="single" w:color="BFBFBF" w:sz="4"/>
+              <w:right w:val="single" w:color="BFBFBF" w:sz="4"/>
+            </w:tcBorders>
+            <w:tcMar>
+              <w:top w:type="dxa" w:w="40"/>
+              <w:left w:type="dxa" w:w="80"/>
+              <w:bottom w:type="dxa" w:w="40"/>
+              <w:right w:type="dxa" w:w="80"/>
+            </w:tcMar>
+          </w:tcPr>
+          <w:p>
+            <w:r>
+              <w:rPr>
+                <w:rFonts w:ascii="Calibri" w:cs="Calibri" w:eastAsia="Microsoft YaHei" w:hAnsi="Calibri"/>
+                <w:b w:val="false"/>
+                <w:bCs w:val="false"/>
+                <w:sz w:val="14"/>
+                <w:szCs w:val="14"/>
+              </w:rPr>
+              <w:t xml:space="preserve">low</w:t>
+            </w:r>
+          </w:p>
+        </w:tc>
+        <w:tc>
+          <w:tcPr>
+            <w:tcW w:type="dxa" w:w="3915"/>
+            <w:tcBorders>
+              <w:top w:val="single" w:color="BFBFBF" w:sz="4"/>
+              <w:left w:val="single" w:color="BFBFBF" w:sz="4"/>
+              <w:bottom w:val="single" w:color="BFBFBF" w:sz="4"/>
+              <w:right w:val="single" w:color="BFBFBF" w:sz="4"/>
+            </w:tcBorders>
+            <w:tcMar>
+              <w:top w:type="dxa" w:w="40"/>
+              <w:left w:type="dxa" w:w="80"/>
+              <w:bottom w:type="dxa" w:w="40"/>
+              <w:right w:type="dxa" w:w="80"/>
+            </w:tcMar>
+          </w:tcPr>
+          <w:p>
+            <w:r>
+              <w:rPr>
+                <w:rFonts w:ascii="Calibri" w:cs="Calibri" w:eastAsia="Microsoft YaHei" w:hAnsi="Calibri"/>
+                <w:b w:val="false"/>
+                <w:bCs w:val="false"/>
+                <w:sz w:val="14"/>
+                <w:szCs w:val="14"/>
+              </w:rPr>
+              <w:t xml:space="preserve">'mental health' lacked a word boundary (matched inside 'environmental health'); 'diverse' lacked one (Diversey)</w:t>
+            </w:r>
+          </w:p>
+        </w:tc>
+        <w:tc>
+          <w:tcPr>
+            <w:tcW w:type="dxa" w:w="3315"/>
+            <w:tcBorders>
+              <w:top w:val="single" w:color="BFBFBF" w:sz="4"/>
+              <w:left w:val="single" w:color="BFBFBF" w:sz="4"/>
+              <w:bottom w:val="single" w:color="BFBFBF" w:sz="4"/>
+              <w:right w:val="single" w:color="BFBFBF" w:sz="4"/>
+            </w:tcBorders>
+            <w:tcMar>
+              <w:top w:type="dxa" w:w="40"/>
+              <w:left w:type="dxa" w:w="80"/>
+              <w:bottom w:type="dxa" w:w="40"/>
+              <w:right w:type="dxa" w:w="80"/>
+            </w:tcMar>
+          </w:tcPr>
+          <w:p>
+            <w:r>
+              <w:rPr>
+                <w:rFonts w:ascii="Calibri" w:cs="Calibri" w:eastAsia="Microsoft YaHei" w:hAnsi="Calibri"/>
+                <w:b w:val="false"/>
+                <w:bCs w:val="false"/>
+                <w:sz w:val="14"/>
+                <w:szCs w:val="14"/>
+              </w:rPr>
+              <w:t xml:space="preserve">word boundaries added</w:t>
+            </w:r>
+          </w:p>
+        </w:tc>
+      </w:tr>
+      <w:tr>
+        <w:tc>
+          <w:tcPr>
+            <w:tcW w:type="dxa" w:w="602"/>
+            <w:tcBorders>
+              <w:top w:val="single" w:color="BFBFBF" w:sz="4"/>
+              <w:left w:val="single" w:color="BFBFBF" w:sz="4"/>
+              <w:bottom w:val="single" w:color="BFBFBF" w:sz="4"/>
+              <w:right w:val="single" w:color="BFBFBF" w:sz="4"/>
+            </w:tcBorders>
+            <w:tcMar>
+              <w:top w:type="dxa" w:w="40"/>
+              <w:left w:type="dxa" w:w="80"/>
+              <w:bottom w:type="dxa" w:w="40"/>
+              <w:right w:type="dxa" w:w="80"/>
+            </w:tcMar>
+          </w:tcPr>
+          <w:p>
+            <w:r>
+              <w:rPr>
+                <w:rFonts w:ascii="Calibri" w:cs="Calibri" w:eastAsia="Microsoft YaHei" w:hAnsi="Calibri"/>
+                <w:b w:val="false"/>
+                <w:bCs w:val="false"/>
+                <w:sz w:val="14"/>
+                <w:szCs w:val="14"/>
+              </w:rPr>
+              <w:t xml:space="preserve">R10</w:t>
+            </w:r>
+          </w:p>
+        </w:tc>
+        <w:tc>
+          <w:tcPr>
+            <w:tcW w:type="dxa" w:w="1003"/>
+            <w:tcBorders>
+              <w:top w:val="single" w:color="BFBFBF" w:sz="4"/>
+              <w:left w:val="single" w:color="BFBFBF" w:sz="4"/>
+              <w:bottom w:val="single" w:color="BFBFBF" w:sz="4"/>
+              <w:right w:val="single" w:color="BFBFBF" w:sz="4"/>
+            </w:tcBorders>
+            <w:tcMar>
+              <w:top w:type="dxa" w:w="40"/>
+              <w:left w:type="dxa" w:w="80"/>
+              <w:bottom w:type="dxa" w:w="40"/>
+              <w:right w:type="dxa" w:w="80"/>
+            </w:tcMar>
+          </w:tcPr>
+          <w:p>
+            <w:r>
+              <w:rPr>
+                <w:rFonts w:ascii="Calibri" w:cs="Calibri" w:eastAsia="Microsoft YaHei" w:hAnsi="Calibri"/>
+                <w:b w:val="false"/>
+                <w:bCs w:val="false"/>
+                <w:sz w:val="14"/>
+                <w:szCs w:val="14"/>
+              </w:rPr>
+              <w:t xml:space="preserve">logic</w:t>
+            </w:r>
+          </w:p>
+        </w:tc>
+        <w:tc>
+          <w:tcPr>
+            <w:tcW w:type="dxa" w:w="803"/>
+            <w:tcBorders>
+              <w:top w:val="single" w:color="BFBFBF" w:sz="4"/>
+              <w:left w:val="single" w:color="BFBFBF" w:sz="4"/>
+              <w:bottom w:val="single" w:color="BFBFBF" w:sz="4"/>
+              <w:right w:val="single" w:color="BFBFBF" w:sz="4"/>
+            </w:tcBorders>
+            <w:tcMar>
+              <w:top w:type="dxa" w:w="40"/>
+              <w:left w:type="dxa" w:w="80"/>
+              <w:bottom w:type="dxa" w:w="40"/>
+              <w:right w:type="dxa" w:w="80"/>
+            </w:tcMar>
+          </w:tcPr>
+          <w:p>
+            <w:r>
+              <w:rPr>
+                <w:rFonts w:ascii="Calibri" w:cs="Calibri" w:eastAsia="Microsoft YaHei" w:hAnsi="Calibri"/>
+                <w:b w:val="false"/>
+                <w:bCs w:val="false"/>
+                <w:sz w:val="14"/>
+                <w:szCs w:val="14"/>
+              </w:rPr>
+              <w:t xml:space="preserve">medium</w:t>
+            </w:r>
+          </w:p>
+        </w:tc>
+        <w:tc>
+          <w:tcPr>
+            <w:tcW w:type="dxa" w:w="3915"/>
+            <w:tcBorders>
+              <w:top w:val="single" w:color="BFBFBF" w:sz="4"/>
+              <w:left w:val="single" w:color="BFBFBF" w:sz="4"/>
+              <w:bottom w:val="single" w:color="BFBFBF" w:sz="4"/>
+              <w:right w:val="single" w:color="BFBFBF" w:sz="4"/>
+            </w:tcBorders>
+            <w:tcMar>
+              <w:top w:type="dxa" w:w="40"/>
+              <w:left w:type="dxa" w:w="80"/>
+              <w:bottom w:type="dxa" w:w="40"/>
+              <w:right w:type="dxa" w:w="80"/>
+            </w:tcMar>
+          </w:tcPr>
+          <w:p>
+            <w:r>
+              <w:rPr>
+                <w:rFonts w:ascii="Calibri" w:cs="Calibri" w:eastAsia="Microsoft YaHei" w:hAnsi="Calibri"/>
+                <w:b w:val="false"/>
+                <w:bCs w:val="false"/>
+                <w:sz w:val="14"/>
+                <w:szCs w:val="14"/>
+              </w:rPr>
+              <w:t xml:space="preserve">Pillar label set to 0 although an ambiguous word for that pillar was present (e.g. 'Safety and Governance' -&gt; G=0)</w:t>
+            </w:r>
+          </w:p>
+        </w:tc>
+        <w:tc>
+          <w:tcPr>
+            <w:tcW w:type="dxa" w:w="3315"/>
+            <w:tcBorders>
+              <w:top w:val="single" w:color="BFBFBF" w:sz="4"/>
+              <w:left w:val="single" w:color="BFBFBF" w:sz="4"/>
+              <w:bottom w:val="single" w:color="BFBFBF" w:sz="4"/>
+              <w:right w:val="single" w:color="BFBFBF" w:sz="4"/>
+            </w:tcBorders>
+            <w:tcMar>
+              <w:top w:type="dxa" w:w="40"/>
+              <w:left w:type="dxa" w:w="80"/>
+              <w:bottom w:type="dxa" w:w="40"/>
+              <w:right w:type="dxa" w:w="80"/>
+            </w:tcMar>
+          </w:tcPr>
+          <w:p>
+            <w:r>
+              <w:rPr>
+                <w:rFonts w:ascii="Calibri" w:cs="Calibri" w:eastAsia="Microsoft YaHei" w:hAnsi="Calibri"/>
+                <w:b w:val="false"/>
+                <w:bCs w:val="false"/>
+                <w:sz w:val="14"/>
+                <w:szCs w:val="14"/>
+              </w:rPr>
+              <w:t xml:space="preserve">pillar-specific ambiguous hit leaves the pillar Unknown</w:t>
+            </w:r>
+          </w:p>
+        </w:tc>
+      </w:tr>
+      <w:tr>
+        <w:tc>
+          <w:tcPr>
+            <w:tcW w:type="dxa" w:w="602"/>
+            <w:tcBorders>
+              <w:top w:val="single" w:color="BFBFBF" w:sz="4"/>
+              <w:left w:val="single" w:color="BFBFBF" w:sz="4"/>
+              <w:bottom w:val="single" w:color="BFBFBF" w:sz="4"/>
+              <w:right w:val="single" w:color="BFBFBF" w:sz="4"/>
+            </w:tcBorders>
+            <w:tcMar>
+              <w:top w:type="dxa" w:w="40"/>
+              <w:left w:type="dxa" w:w="80"/>
+              <w:bottom w:type="dxa" w:w="40"/>
+              <w:right w:type="dxa" w:w="80"/>
+            </w:tcMar>
+          </w:tcPr>
+          <w:p>
+            <w:r>
+              <w:rPr>
+                <w:rFonts w:ascii="Calibri" w:cs="Calibri" w:eastAsia="Microsoft YaHei" w:hAnsi="Calibri"/>
+                <w:b w:val="false"/>
+                <w:bCs w:val="false"/>
+                <w:sz w:val="14"/>
+                <w:szCs w:val="14"/>
+              </w:rPr>
+              <w:t xml:space="preserve">R11</w:t>
+            </w:r>
+          </w:p>
+        </w:tc>
+        <w:tc>
+          <w:tcPr>
+            <w:tcW w:type="dxa" w:w="1003"/>
+            <w:tcBorders>
+              <w:top w:val="single" w:color="BFBFBF" w:sz="4"/>
+              <w:left w:val="single" w:color="BFBFBF" w:sz="4"/>
+              <w:bottom w:val="single" w:color="BFBFBF" w:sz="4"/>
+              <w:right w:val="single" w:color="BFBFBF" w:sz="4"/>
+            </w:tcBorders>
+            <w:tcMar>
+              <w:top w:type="dxa" w:w="40"/>
+              <w:left w:type="dxa" w:w="80"/>
+              <w:bottom w:type="dxa" w:w="40"/>
+              <w:right w:type="dxa" w:w="80"/>
+            </w:tcMar>
+          </w:tcPr>
+          <w:p>
+            <w:r>
+              <w:rPr>
+                <w:rFonts w:ascii="Calibri" w:cs="Calibri" w:eastAsia="Microsoft YaHei" w:hAnsi="Calibri"/>
+                <w:b w:val="false"/>
+                <w:bCs w:val="false"/>
+                <w:sz w:val="14"/>
+                <w:szCs w:val="14"/>
+              </w:rPr>
+              <w:t xml:space="preserve">logic</w:t>
+            </w:r>
+          </w:p>
+        </w:tc>
+        <w:tc>
+          <w:tcPr>
+            <w:tcW w:type="dxa" w:w="803"/>
+            <w:tcBorders>
+              <w:top w:val="single" w:color="BFBFBF" w:sz="4"/>
+              <w:left w:val="single" w:color="BFBFBF" w:sz="4"/>
+              <w:bottom w:val="single" w:color="BFBFBF" w:sz="4"/>
+              <w:right w:val="single" w:color="BFBFBF" w:sz="4"/>
+            </w:tcBorders>
+            <w:tcMar>
+              <w:top w:type="dxa" w:w="40"/>
+              <w:left w:type="dxa" w:w="80"/>
+              <w:bottom w:type="dxa" w:w="40"/>
+              <w:right w:type="dxa" w:w="80"/>
+            </w:tcMar>
+          </w:tcPr>
+          <w:p>
+            <w:r>
+              <w:rPr>
+                <w:rFonts w:ascii="Calibri" w:cs="Calibri" w:eastAsia="Microsoft YaHei" w:hAnsi="Calibri"/>
+                <w:b w:val="false"/>
+                <w:bCs w:val="false"/>
+                <w:sz w:val="14"/>
+                <w:szCs w:val="14"/>
+              </w:rPr>
+              <w:t xml:space="preserve">medium</w:t>
+            </w:r>
+          </w:p>
+        </w:tc>
+        <w:tc>
+          <w:tcPr>
+            <w:tcW w:type="dxa" w:w="3915"/>
+            <w:tcBorders>
+              <w:top w:val="single" w:color="BFBFBF" w:sz="4"/>
+              <w:left w:val="single" w:color="BFBFBF" w:sz="4"/>
+              <w:bottom w:val="single" w:color="BFBFBF" w:sz="4"/>
+              <w:right w:val="single" w:color="BFBFBF" w:sz="4"/>
+            </w:tcBorders>
+            <w:tcMar>
+              <w:top w:type="dxa" w:w="40"/>
+              <w:left w:type="dxa" w:w="80"/>
+              <w:bottom w:type="dxa" w:w="40"/>
+              <w:right w:type="dxa" w:w="80"/>
+            </w:tcMar>
+          </w:tcPr>
+          <w:p>
+            <w:r>
+              <w:rPr>
+                <w:rFonts w:ascii="Calibri" w:cs="Calibri" w:eastAsia="Microsoft YaHei" w:hAnsi="Calibri"/>
+                <w:b w:val="false"/>
+                <w:bCs w:val="false"/>
+                <w:sz w:val="14"/>
+                <w:szCs w:val="14"/>
+              </w:rPr>
+              <w:t xml:space="preserve">esg_extended_only = 1 when Strict was Unknown and Extended = 1 (should be Unknown)</w:t>
+            </w:r>
+          </w:p>
+        </w:tc>
+        <w:tc>
+          <w:tcPr>
+            <w:tcW w:type="dxa" w:w="3315"/>
+            <w:tcBorders>
+              <w:top w:val="single" w:color="BFBFBF" w:sz="4"/>
+              <w:left w:val="single" w:color="BFBFBF" w:sz="4"/>
+              <w:bottom w:val="single" w:color="BFBFBF" w:sz="4"/>
+              <w:right w:val="single" w:color="BFBFBF" w:sz="4"/>
+            </w:tcBorders>
+            <w:tcMar>
+              <w:top w:type="dxa" w:w="40"/>
+              <w:left w:type="dxa" w:w="80"/>
+              <w:bottom w:type="dxa" w:w="40"/>
+              <w:right w:type="dxa" w:w="80"/>
+            </w:tcMar>
+          </w:tcPr>
+          <w:p>
+            <w:r>
+              <w:rPr>
+                <w:rFonts w:ascii="Calibri" w:cs="Calibri" w:eastAsia="Microsoft YaHei" w:hAnsi="Calibri"/>
+                <w:b w:val="false"/>
+                <w:bCs w:val="false"/>
+                <w:sz w:val="14"/>
+                <w:szCs w:val="14"/>
+              </w:rPr>
+              <w:t xml:space="preserve">extended_only() helper used everywhere</w:t>
+            </w:r>
+          </w:p>
+        </w:tc>
+      </w:tr>
+      <w:tr>
+        <w:tc>
+          <w:tcPr>
+            <w:tcW w:type="dxa" w:w="602"/>
+            <w:tcBorders>
+              <w:top w:val="single" w:color="BFBFBF" w:sz="4"/>
+              <w:left w:val="single" w:color="BFBFBF" w:sz="4"/>
+              <w:bottom w:val="single" w:color="BFBFBF" w:sz="4"/>
+              <w:right w:val="single" w:color="BFBFBF" w:sz="4"/>
+            </w:tcBorders>
+            <w:tcMar>
+              <w:top w:type="dxa" w:w="40"/>
+              <w:left w:type="dxa" w:w="80"/>
+              <w:bottom w:type="dxa" w:w="40"/>
+              <w:right w:type="dxa" w:w="80"/>
+            </w:tcMar>
+          </w:tcPr>
+          <w:p>
+            <w:r>
+              <w:rPr>
+                <w:rFonts w:ascii="Calibri" w:cs="Calibri" w:eastAsia="Microsoft YaHei" w:hAnsi="Calibri"/>
+                <w:b w:val="false"/>
+                <w:bCs w:val="false"/>
+                <w:sz w:val="14"/>
+                <w:szCs w:val="14"/>
+              </w:rPr>
+              <w:t xml:space="preserve">R12</w:t>
+            </w:r>
+          </w:p>
+        </w:tc>
+        <w:tc>
+          <w:tcPr>
+            <w:tcW w:type="dxa" w:w="1003"/>
+            <w:tcBorders>
+              <w:top w:val="single" w:color="BFBFBF" w:sz="4"/>
+              <w:left w:val="single" w:color="BFBFBF" w:sz="4"/>
+              <w:bottom w:val="single" w:color="BFBFBF" w:sz="4"/>
+              <w:right w:val="single" w:color="BFBFBF" w:sz="4"/>
+            </w:tcBorders>
+            <w:tcMar>
+              <w:top w:type="dxa" w:w="40"/>
+              <w:left w:type="dxa" w:w="80"/>
+              <w:bottom w:type="dxa" w:w="40"/>
+              <w:right w:type="dxa" w:w="80"/>
+            </w:tcMar>
+          </w:tcPr>
+          <w:p>
+            <w:r>
+              <w:rPr>
+                <w:rFonts w:ascii="Calibri" w:cs="Calibri" w:eastAsia="Microsoft YaHei" w:hAnsi="Calibri"/>
+                <w:b w:val="false"/>
+                <w:bCs w:val="false"/>
+                <w:sz w:val="14"/>
+                <w:szCs w:val="14"/>
+              </w:rPr>
+              <w:t xml:space="preserve">logic</w:t>
+            </w:r>
+          </w:p>
+        </w:tc>
+        <w:tc>
+          <w:tcPr>
+            <w:tcW w:type="dxa" w:w="803"/>
+            <w:tcBorders>
+              <w:top w:val="single" w:color="BFBFBF" w:sz="4"/>
+              <w:left w:val="single" w:color="BFBFBF" w:sz="4"/>
+              <w:bottom w:val="single" w:color="BFBFBF" w:sz="4"/>
+              <w:right w:val="single" w:color="BFBFBF" w:sz="4"/>
+            </w:tcBorders>
+            <w:tcMar>
+              <w:top w:type="dxa" w:w="40"/>
+              <w:left w:type="dxa" w:w="80"/>
+              <w:bottom w:type="dxa" w:w="40"/>
+              <w:right w:type="dxa" w:w="80"/>
+            </w:tcMar>
+          </w:tcPr>
+          <w:p>
+            <w:r>
+              <w:rPr>
+                <w:rFonts w:ascii="Calibri" w:cs="Calibri" w:eastAsia="Microsoft YaHei" w:hAnsi="Calibri"/>
+                <w:b w:val="false"/>
+                <w:bCs w:val="false"/>
+                <w:sz w:val="14"/>
+                <w:szCs w:val="14"/>
+              </w:rPr>
+              <w:t xml:space="preserve">high</w:t>
+            </w:r>
+          </w:p>
+        </w:tc>
+        <w:tc>
+          <w:tcPr>
+            <w:tcW w:type="dxa" w:w="3915"/>
+            <w:tcBorders>
+              <w:top w:val="single" w:color="BFBFBF" w:sz="4"/>
+              <w:left w:val="single" w:color="BFBFBF" w:sz="4"/>
+              <w:bottom w:val="single" w:color="BFBFBF" w:sz="4"/>
+              <w:right w:val="single" w:color="BFBFBF" w:sz="4"/>
+            </w:tcBorders>
+            <w:tcMar>
+              <w:top w:type="dxa" w:w="40"/>
+              <w:left w:type="dxa" w:w="80"/>
+              <w:bottom w:type="dxa" w:w="40"/>
+              <w:right w:type="dxa" w:w="80"/>
+            </w:tcMar>
+          </w:tcPr>
+          <w:p>
+            <w:r>
+              <w:rPr>
+                <w:rFonts w:ascii="Calibri" w:cs="Calibri" w:eastAsia="Microsoft YaHei" w:hAnsi="Calibri"/>
+                <w:b w:val="false"/>
+                <w:bCs w:val="false"/>
+                <w:sz w:val="14"/>
+                <w:szCs w:val="14"/>
+              </w:rPr>
+              <w:t xml:space="preserve">E/S/G adoption required ALL performance grants to be non-ESG for a 0; a firm with only S conditions got E = Unknown instead of 0</w:t>
+            </w:r>
+          </w:p>
+        </w:tc>
+        <w:tc>
+          <w:tcPr>
+            <w:tcW w:type="dxa" w:w="3315"/>
+            <w:tcBorders>
+              <w:top w:val="single" w:color="BFBFBF" w:sz="4"/>
+              <w:left w:val="single" w:color="BFBFBF" w:sz="4"/>
+              <w:bottom w:val="single" w:color="BFBFBF" w:sz="4"/>
+              <w:right w:val="single" w:color="BFBFBF" w:sz="4"/>
+            </w:tcBorders>
+            <w:tcMar>
+              <w:top w:type="dxa" w:w="40"/>
+              <w:left w:type="dxa" w:w="80"/>
+              <w:bottom w:type="dxa" w:w="40"/>
+              <w:right w:type="dxa" w:w="80"/>
+            </w:tcMar>
+          </w:tcPr>
+          <w:p>
+            <w:r>
+              <w:rPr>
+                <w:rFonts w:ascii="Calibri" w:cs="Calibri" w:eastAsia="Microsoft YaHei" w:hAnsi="Calibri"/>
+                <w:b w:val="false"/>
+                <w:bCs w:val="false"/>
+                <w:sz w:val="14"/>
+                <w:szCs w:val="14"/>
+              </w:rPr>
+              <w:t xml:space="preserve">pillar adoption = 0 when every performance grant has pillar = 0</w:t>
+            </w:r>
+          </w:p>
+        </w:tc>
+      </w:tr>
+      <w:tr>
+        <w:tc>
+          <w:tcPr>
+            <w:tcW w:type="dxa" w:w="602"/>
+            <w:tcBorders>
+              <w:top w:val="single" w:color="BFBFBF" w:sz="4"/>
+              <w:left w:val="single" w:color="BFBFBF" w:sz="4"/>
+              <w:bottom w:val="single" w:color="BFBFBF" w:sz="4"/>
+              <w:right w:val="single" w:color="BFBFBF" w:sz="4"/>
+            </w:tcBorders>
+            <w:tcMar>
+              <w:top w:type="dxa" w:w="40"/>
+              <w:left w:type="dxa" w:w="80"/>
+              <w:bottom w:type="dxa" w:w="40"/>
+              <w:right w:type="dxa" w:w="80"/>
+            </w:tcMar>
+          </w:tcPr>
+          <w:p>
+            <w:r>
+              <w:rPr>
+                <w:rFonts w:ascii="Calibri" w:cs="Calibri" w:eastAsia="Microsoft YaHei" w:hAnsi="Calibri"/>
+                <w:b w:val="false"/>
+                <w:bCs w:val="false"/>
+                <w:sz w:val="14"/>
+                <w:szCs w:val="14"/>
+              </w:rPr>
+              <w:t xml:space="preserve">R13</w:t>
+            </w:r>
+          </w:p>
+        </w:tc>
+        <w:tc>
+          <w:tcPr>
+            <w:tcW w:type="dxa" w:w="1003"/>
+            <w:tcBorders>
+              <w:top w:val="single" w:color="BFBFBF" w:sz="4"/>
+              <w:left w:val="single" w:color="BFBFBF" w:sz="4"/>
+              <w:bottom w:val="single" w:color="BFBFBF" w:sz="4"/>
+              <w:right w:val="single" w:color="BFBFBF" w:sz="4"/>
+            </w:tcBorders>
+            <w:tcMar>
+              <w:top w:type="dxa" w:w="40"/>
+              <w:left w:type="dxa" w:w="80"/>
+              <w:bottom w:type="dxa" w:w="40"/>
+              <w:right w:type="dxa" w:w="80"/>
+            </w:tcMar>
+          </w:tcPr>
+          <w:p>
+            <w:r>
+              <w:rPr>
+                <w:rFonts w:ascii="Calibri" w:cs="Calibri" w:eastAsia="Microsoft YaHei" w:hAnsi="Calibri"/>
+                <w:b w:val="false"/>
+                <w:bCs w:val="false"/>
+                <w:sz w:val="14"/>
+                <w:szCs w:val="14"/>
+              </w:rPr>
+              <w:t xml:space="preserve">logic</w:t>
+            </w:r>
+          </w:p>
+        </w:tc>
+        <w:tc>
+          <w:tcPr>
+            <w:tcW w:type="dxa" w:w="803"/>
+            <w:tcBorders>
+              <w:top w:val="single" w:color="BFBFBF" w:sz="4"/>
+              <w:left w:val="single" w:color="BFBFBF" w:sz="4"/>
+              <w:bottom w:val="single" w:color="BFBFBF" w:sz="4"/>
+              <w:right w:val="single" w:color="BFBFBF" w:sz="4"/>
+            </w:tcBorders>
+            <w:tcMar>
+              <w:top w:type="dxa" w:w="40"/>
+              <w:left w:type="dxa" w:w="80"/>
+              <w:bottom w:type="dxa" w:w="40"/>
+              <w:right w:type="dxa" w:w="80"/>
+            </w:tcMar>
+          </w:tcPr>
+          <w:p>
+            <w:r>
+              <w:rPr>
+                <w:rFonts w:ascii="Calibri" w:cs="Calibri" w:eastAsia="Microsoft YaHei" w:hAnsi="Calibri"/>
+                <w:b w:val="false"/>
+                <w:bCs w:val="false"/>
+                <w:sz w:val="14"/>
+                <w:szCs w:val="14"/>
+              </w:rPr>
+              <w:t xml:space="preserve">medium</w:t>
+            </w:r>
+          </w:p>
+        </w:tc>
+        <w:tc>
+          <w:tcPr>
+            <w:tcW w:type="dxa" w:w="3915"/>
+            <w:tcBorders>
+              <w:top w:val="single" w:color="BFBFBF" w:sz="4"/>
+              <w:left w:val="single" w:color="BFBFBF" w:sz="4"/>
+              <w:bottom w:val="single" w:color="BFBFBF" w:sz="4"/>
+              <w:right w:val="single" w:color="BFBFBF" w:sz="4"/>
+            </w:tcBorders>
+            <w:tcMar>
+              <w:top w:type="dxa" w:w="40"/>
+              <w:left w:type="dxa" w:w="80"/>
+              <w:bottom w:type="dxa" w:w="40"/>
+              <w:right w:type="dxa" w:w="80"/>
+            </w:tcMar>
+          </w:tcPr>
+          <w:p>
+            <w:r>
+              <w:rPr>
+                <w:rFonts w:ascii="Calibri" w:cs="Calibri" w:eastAsia="Microsoft YaHei" w:hAnsi="Calibri"/>
+                <w:b w:val="false"/>
+                <w:bCs w:val="false"/>
+                <w:sz w:val="14"/>
+                <w:szCs w:val="14"/>
+              </w:rPr>
+              <w:t xml:space="preserve">E/S/G grant and KPI shares were published as exact although they are lower bounds (general ESG terms leave pillars unresolved)</w:t>
+            </w:r>
+          </w:p>
+        </w:tc>
+        <w:tc>
+          <w:tcPr>
+            <w:tcW w:type="dxa" w:w="3315"/>
+            <w:tcBorders>
+              <w:top w:val="single" w:color="BFBFBF" w:sz="4"/>
+              <w:left w:val="single" w:color="BFBFBF" w:sz="4"/>
+              <w:bottom w:val="single" w:color="BFBFBF" w:sz="4"/>
+              <w:right w:val="single" w:color="BFBFBF" w:sz="4"/>
+            </w:tcBorders>
+            <w:tcMar>
+              <w:top w:type="dxa" w:w="40"/>
+              <w:left w:type="dxa" w:w="80"/>
+              <w:bottom w:type="dxa" w:w="40"/>
+              <w:right w:type="dxa" w:w="80"/>
+            </w:tcMar>
+          </w:tcPr>
+          <w:p>
+            <w:r>
+              <w:rPr>
+                <w:rFonts w:ascii="Calibri" w:cs="Calibri" w:eastAsia="Microsoft YaHei" w:hAnsi="Calibri"/>
+                <w:b w:val="false"/>
+                <w:bCs w:val="false"/>
+                <w:sz w:val="14"/>
+                <w:szCs w:val="14"/>
+              </w:rPr>
+              <w:t xml:space="preserve">exact only when every pillar label is known, plus _lb/_ub</w:t>
+            </w:r>
+          </w:p>
+        </w:tc>
+      </w:tr>
+      <w:tr>
+        <w:tc>
+          <w:tcPr>
+            <w:tcW w:type="dxa" w:w="602"/>
+            <w:tcBorders>
+              <w:top w:val="single" w:color="BFBFBF" w:sz="4"/>
+              <w:left w:val="single" w:color="BFBFBF" w:sz="4"/>
+              <w:bottom w:val="single" w:color="BFBFBF" w:sz="4"/>
+              <w:right w:val="single" w:color="BFBFBF" w:sz="4"/>
+            </w:tcBorders>
+            <w:tcMar>
+              <w:top w:type="dxa" w:w="40"/>
+              <w:left w:type="dxa" w:w="80"/>
+              <w:bottom w:type="dxa" w:w="40"/>
+              <w:right w:type="dxa" w:w="80"/>
+            </w:tcMar>
+          </w:tcPr>
+          <w:p>
+            <w:r>
+              <w:rPr>
+                <w:rFonts w:ascii="Calibri" w:cs="Calibri" w:eastAsia="Microsoft YaHei" w:hAnsi="Calibri"/>
+                <w:b w:val="false"/>
+                <w:bCs w:val="false"/>
+                <w:sz w:val="14"/>
+                <w:szCs w:val="14"/>
+              </w:rPr>
+              <w:t xml:space="preserve">R14</w:t>
+            </w:r>
+          </w:p>
+        </w:tc>
+        <w:tc>
+          <w:tcPr>
+            <w:tcW w:type="dxa" w:w="1003"/>
+            <w:tcBorders>
+              <w:top w:val="single" w:color="BFBFBF" w:sz="4"/>
+              <w:left w:val="single" w:color="BFBFBF" w:sz="4"/>
+              <w:bottom w:val="single" w:color="BFBFBF" w:sz="4"/>
+              <w:right w:val="single" w:color="BFBFBF" w:sz="4"/>
+            </w:tcBorders>
+            <w:tcMar>
+              <w:top w:type="dxa" w:w="40"/>
+              <w:left w:type="dxa" w:w="80"/>
+              <w:bottom w:type="dxa" w:w="40"/>
+              <w:right w:type="dxa" w:w="80"/>
+            </w:tcMar>
+          </w:tcPr>
+          <w:p>
+            <w:r>
+              <w:rPr>
+                <w:rFonts w:ascii="Calibri" w:cs="Calibri" w:eastAsia="Microsoft YaHei" w:hAnsi="Calibri"/>
+                <w:b w:val="false"/>
+                <w:bCs w:val="false"/>
+                <w:sz w:val="14"/>
+                <w:szCs w:val="14"/>
+              </w:rPr>
+              <w:t xml:space="preserve">data</w:t>
+            </w:r>
+          </w:p>
+        </w:tc>
+        <w:tc>
+          <w:tcPr>
+            <w:tcW w:type="dxa" w:w="803"/>
+            <w:tcBorders>
+              <w:top w:val="single" w:color="BFBFBF" w:sz="4"/>
+              <w:left w:val="single" w:color="BFBFBF" w:sz="4"/>
+              <w:bottom w:val="single" w:color="BFBFBF" w:sz="4"/>
+              <w:right w:val="single" w:color="BFBFBF" w:sz="4"/>
+            </w:tcBorders>
+            <w:tcMar>
+              <w:top w:type="dxa" w:w="40"/>
+              <w:left w:type="dxa" w:w="80"/>
+              <w:bottom w:type="dxa" w:w="40"/>
+              <w:right w:type="dxa" w:w="80"/>
+            </w:tcMar>
+          </w:tcPr>
+          <w:p>
+            <w:r>
+              <w:rPr>
+                <w:rFonts w:ascii="Calibri" w:cs="Calibri" w:eastAsia="Microsoft YaHei" w:hAnsi="Calibri"/>
+                <w:b w:val="false"/>
+                <w:bCs w:val="false"/>
+                <w:sz w:val="14"/>
+                <w:szCs w:val="14"/>
+              </w:rPr>
+              <w:t xml:space="preserve">medium</w:t>
+            </w:r>
+          </w:p>
+        </w:tc>
+        <w:tc>
+          <w:tcPr>
+            <w:tcW w:type="dxa" w:w="3915"/>
+            <w:tcBorders>
+              <w:top w:val="single" w:color="BFBFBF" w:sz="4"/>
+              <w:left w:val="single" w:color="BFBFBF" w:sz="4"/>
+              <w:bottom w:val="single" w:color="BFBFBF" w:sz="4"/>
+              <w:right w:val="single" w:color="BFBFBF" w:sz="4"/>
+            </w:tcBorders>
+            <w:tcMar>
+              <w:top w:type="dxa" w:w="40"/>
+              <w:left w:type="dxa" w:w="80"/>
+              <w:bottom w:type="dxa" w:w="40"/>
+              <w:right w:type="dxa" w:w="80"/>
+            </w:tcMar>
+          </w:tcPr>
+          <w:p>
+            <w:r>
+              <w:rPr>
+                <w:rFonts w:ascii="Calibri" w:cs="Calibri" w:eastAsia="Microsoft YaHei" w:hAnsi="Calibri"/>
+                <w:b w:val="false"/>
+                <w:bCs w:val="false"/>
+                <w:sz w:val="14"/>
+                <w:szCs w:val="14"/>
+              </w:rPr>
+              <w:t xml:space="preserve">144 duplicated grantIDs had conflicting performancetype ('Abs' and 'Time'; 3 also 'Rel'); v1.0 kept the first row by accident</w:t>
+            </w:r>
+          </w:p>
+        </w:tc>
+        <w:tc>
+          <w:tcPr>
+            <w:tcW w:type="dxa" w:w="3315"/>
+            <w:tcBorders>
+              <w:top w:val="single" w:color="BFBFBF" w:sz="4"/>
+              <w:left w:val="single" w:color="BFBFBF" w:sz="4"/>
+              <w:bottom w:val="single" w:color="BFBFBF" w:sz="4"/>
+              <w:right w:val="single" w:color="BFBFBF" w:sz="4"/>
+            </w:tcBorders>
+            <w:tcMar>
+              <w:top w:type="dxa" w:w="40"/>
+              <w:left w:type="dxa" w:w="80"/>
+              <w:bottom w:type="dxa" w:w="40"/>
+              <w:right w:type="dxa" w:w="80"/>
+            </w:tcMar>
+          </w:tcPr>
+          <w:p>
+            <w:r>
+              <w:rPr>
+                <w:rFonts w:ascii="Calibri" w:cs="Calibri" w:eastAsia="Microsoft YaHei" w:hAnsi="Calibri"/>
+                <w:b w:val="false"/>
+                <w:bCs w:val="false"/>
+                <w:sz w:val="14"/>
+                <w:szCs w:val="14"/>
+              </w:rPr>
+              <w:t xml:space="preserve">type resolved from goal data (Abs/Rel/AbsRel), flagged grant_dup_resolved</w:t>
+            </w:r>
+          </w:p>
+        </w:tc>
+      </w:tr>
+      <w:tr>
+        <w:tc>
+          <w:tcPr>
+            <w:tcW w:type="dxa" w:w="602"/>
+            <w:tcBorders>
+              <w:top w:val="single" w:color="BFBFBF" w:sz="4"/>
+              <w:left w:val="single" w:color="BFBFBF" w:sz="4"/>
+              <w:bottom w:val="single" w:color="BFBFBF" w:sz="4"/>
+              <w:right w:val="single" w:color="BFBFBF" w:sz="4"/>
+            </w:tcBorders>
+            <w:tcMar>
+              <w:top w:type="dxa" w:w="40"/>
+              <w:left w:type="dxa" w:w="80"/>
+              <w:bottom w:type="dxa" w:w="40"/>
+              <w:right w:type="dxa" w:w="80"/>
+            </w:tcMar>
+          </w:tcPr>
+          <w:p>
+            <w:r>
+              <w:rPr>
+                <w:rFonts w:ascii="Calibri" w:cs="Calibri" w:eastAsia="Microsoft YaHei" w:hAnsi="Calibri"/>
+                <w:b w:val="false"/>
+                <w:bCs w:val="false"/>
+                <w:sz w:val="14"/>
+                <w:szCs w:val="14"/>
+              </w:rPr>
+              <w:t xml:space="preserve">R15</w:t>
+            </w:r>
+          </w:p>
+        </w:tc>
+        <w:tc>
+          <w:tcPr>
+            <w:tcW w:type="dxa" w:w="1003"/>
+            <w:tcBorders>
+              <w:top w:val="single" w:color="BFBFBF" w:sz="4"/>
+              <w:left w:val="single" w:color="BFBFBF" w:sz="4"/>
+              <w:bottom w:val="single" w:color="BFBFBF" w:sz="4"/>
+              <w:right w:val="single" w:color="BFBFBF" w:sz="4"/>
+            </w:tcBorders>
+            <w:tcMar>
+              <w:top w:type="dxa" w:w="40"/>
+              <w:left w:type="dxa" w:w="80"/>
+              <w:bottom w:type="dxa" w:w="40"/>
+              <w:right w:type="dxa" w:w="80"/>
+            </w:tcMar>
+          </w:tcPr>
+          <w:p>
+            <w:r>
+              <w:rPr>
+                <w:rFonts w:ascii="Calibri" w:cs="Calibri" w:eastAsia="Microsoft YaHei" w:hAnsi="Calibri"/>
+                <w:b w:val="false"/>
+                <w:bCs w:val="false"/>
+                <w:sz w:val="14"/>
+                <w:szCs w:val="14"/>
+              </w:rPr>
+              <w:t xml:space="preserve">data</w:t>
+            </w:r>
+          </w:p>
+        </w:tc>
+        <w:tc>
+          <w:tcPr>
+            <w:tcW w:type="dxa" w:w="803"/>
+            <w:tcBorders>
+              <w:top w:val="single" w:color="BFBFBF" w:sz="4"/>
+              <w:left w:val="single" w:color="BFBFBF" w:sz="4"/>
+              <w:bottom w:val="single" w:color="BFBFBF" w:sz="4"/>
+              <w:right w:val="single" w:color="BFBFBF" w:sz="4"/>
+            </w:tcBorders>
+            <w:tcMar>
+              <w:top w:type="dxa" w:w="40"/>
+              <w:left w:type="dxa" w:w="80"/>
+              <w:bottom w:type="dxa" w:w="40"/>
+              <w:right w:type="dxa" w:w="80"/>
+            </w:tcMar>
+          </w:tcPr>
+          <w:p>
+            <w:r>
+              <w:rPr>
+                <w:rFonts w:ascii="Calibri" w:cs="Calibri" w:eastAsia="Microsoft YaHei" w:hAnsi="Calibri"/>
+                <w:b w:val="false"/>
+                <w:bCs w:val="false"/>
+                <w:sz w:val="14"/>
+                <w:szCs w:val="14"/>
+              </w:rPr>
+              <w:t xml:space="preserve">medium</w:t>
+            </w:r>
+          </w:p>
+        </w:tc>
+        <w:tc>
+          <w:tcPr>
+            <w:tcW w:type="dxa" w:w="3915"/>
+            <w:tcBorders>
+              <w:top w:val="single" w:color="BFBFBF" w:sz="4"/>
+              <w:left w:val="single" w:color="BFBFBF" w:sz="4"/>
+              <w:bottom w:val="single" w:color="BFBFBF" w:sz="4"/>
+              <w:right w:val="single" w:color="BFBFBF" w:sz="4"/>
+            </w:tcBorders>
+            <w:tcMar>
+              <w:top w:type="dxa" w:w="40"/>
+              <w:left w:type="dxa" w:w="80"/>
+              <w:bottom w:type="dxa" w:w="40"/>
+              <w:right w:type="dxa" w:w="80"/>
+            </w:tcMar>
+          </w:tcPr>
+          <w:p>
+            <w:r>
+              <w:rPr>
+                <w:rFonts w:ascii="Calibri" w:cs="Calibri" w:eastAsia="Microsoft YaHei" w:hAnsi="Calibri"/>
+                <w:b w:val="false"/>
+                <w:bCs w:val="false"/>
+                <w:sz w:val="14"/>
+                <w:szCs w:val="14"/>
+              </w:rPr>
+              <w:t xml:space="preserve">Grants whose declared number of objectives exceeds recorded objectives were classified 0 although the missing objectives could be ESG</w:t>
+            </w:r>
+          </w:p>
+        </w:tc>
+        <w:tc>
+          <w:tcPr>
+            <w:tcW w:type="dxa" w:w="3315"/>
+            <w:tcBorders>
+              <w:top w:val="single" w:color="BFBFBF" w:sz="4"/>
+              <w:left w:val="single" w:color="BFBFBF" w:sz="4"/>
+              <w:bottom w:val="single" w:color="BFBFBF" w:sz="4"/>
+              <w:right w:val="single" w:color="BFBFBF" w:sz="4"/>
+            </w:tcBorders>
+            <w:tcMar>
+              <w:top w:type="dxa" w:w="40"/>
+              <w:left w:type="dxa" w:w="80"/>
+              <w:bottom w:type="dxa" w:w="40"/>
+              <w:right w:type="dxa" w:w="80"/>
+            </w:tcMar>
+          </w:tcPr>
+          <w:p>
+            <w:r>
+              <w:rPr>
+                <w:rFonts w:ascii="Calibri" w:cs="Calibri" w:eastAsia="Microsoft YaHei" w:hAnsi="Calibri"/>
+                <w:b w:val="false"/>
+                <w:bCs w:val="false"/>
+                <w:sz w:val="14"/>
+                <w:szCs w:val="14"/>
+              </w:rPr>
+              <w:t xml:space="preserve">grant_goal_data_incomplete flag; ESG Unknown unless an ESG KPI is present</w:t>
+            </w:r>
+          </w:p>
+        </w:tc>
+      </w:tr>
+      <w:tr>
+        <w:tc>
+          <w:tcPr>
+            <w:tcW w:type="dxa" w:w="602"/>
+            <w:tcBorders>
+              <w:top w:val="single" w:color="BFBFBF" w:sz="4"/>
+              <w:left w:val="single" w:color="BFBFBF" w:sz="4"/>
+              <w:bottom w:val="single" w:color="BFBFBF" w:sz="4"/>
+              <w:right w:val="single" w:color="BFBFBF" w:sz="4"/>
+            </w:tcBorders>
+            <w:tcMar>
+              <w:top w:type="dxa" w:w="40"/>
+              <w:left w:type="dxa" w:w="80"/>
+              <w:bottom w:type="dxa" w:w="40"/>
+              <w:right w:type="dxa" w:w="80"/>
+            </w:tcMar>
+          </w:tcPr>
+          <w:p>
+            <w:r>
+              <w:rPr>
+                <w:rFonts w:ascii="Calibri" w:cs="Calibri" w:eastAsia="Microsoft YaHei" w:hAnsi="Calibri"/>
+                <w:b w:val="false"/>
+                <w:bCs w:val="false"/>
+                <w:sz w:val="14"/>
+                <w:szCs w:val="14"/>
+              </w:rPr>
+              <w:t xml:space="preserve">R16</w:t>
+            </w:r>
+          </w:p>
+        </w:tc>
+        <w:tc>
+          <w:tcPr>
+            <w:tcW w:type="dxa" w:w="1003"/>
+            <w:tcBorders>
+              <w:top w:val="single" w:color="BFBFBF" w:sz="4"/>
+              <w:left w:val="single" w:color="BFBFBF" w:sz="4"/>
+              <w:bottom w:val="single" w:color="BFBFBF" w:sz="4"/>
+              <w:right w:val="single" w:color="BFBFBF" w:sz="4"/>
+            </w:tcBorders>
+            <w:tcMar>
+              <w:top w:type="dxa" w:w="40"/>
+              <w:left w:type="dxa" w:w="80"/>
+              <w:bottom w:type="dxa" w:w="40"/>
+              <w:right w:type="dxa" w:w="80"/>
+            </w:tcMar>
+          </w:tcPr>
+          <w:p>
+            <w:r>
+              <w:rPr>
+                <w:rFonts w:ascii="Calibri" w:cs="Calibri" w:eastAsia="Microsoft YaHei" w:hAnsi="Calibri"/>
+                <w:b w:val="false"/>
+                <w:bCs w:val="false"/>
+                <w:sz w:val="14"/>
+                <w:szCs w:val="14"/>
+              </w:rPr>
+              <w:t xml:space="preserve">measure</w:t>
+            </w:r>
+          </w:p>
+        </w:tc>
+        <w:tc>
+          <w:tcPr>
+            <w:tcW w:type="dxa" w:w="803"/>
+            <w:tcBorders>
+              <w:top w:val="single" w:color="BFBFBF" w:sz="4"/>
+              <w:left w:val="single" w:color="BFBFBF" w:sz="4"/>
+              <w:bottom w:val="single" w:color="BFBFBF" w:sz="4"/>
+              <w:right w:val="single" w:color="BFBFBF" w:sz="4"/>
+            </w:tcBorders>
+            <w:tcMar>
+              <w:top w:type="dxa" w:w="40"/>
+              <w:left w:type="dxa" w:w="80"/>
+              <w:bottom w:type="dxa" w:w="40"/>
+              <w:right w:type="dxa" w:w="80"/>
+            </w:tcMar>
+          </w:tcPr>
+          <w:p>
+            <w:r>
+              <w:rPr>
+                <w:rFonts w:ascii="Calibri" w:cs="Calibri" w:eastAsia="Microsoft YaHei" w:hAnsi="Calibri"/>
+                <w:b w:val="false"/>
+                <w:bCs w:val="false"/>
+                <w:sz w:val="14"/>
+                <w:szCs w:val="14"/>
+              </w:rPr>
+              <w:t xml:space="preserve">high</w:t>
+            </w:r>
+          </w:p>
+        </w:tc>
+        <w:tc>
+          <w:tcPr>
+            <w:tcW w:type="dxa" w:w="3915"/>
+            <w:tcBorders>
+              <w:top w:val="single" w:color="BFBFBF" w:sz="4"/>
+              <w:left w:val="single" w:color="BFBFBF" w:sz="4"/>
+              <w:bottom w:val="single" w:color="BFBFBF" w:sz="4"/>
+              <w:right w:val="single" w:color="BFBFBF" w:sz="4"/>
+            </w:tcBorders>
+            <w:tcMar>
+              <w:top w:type="dxa" w:w="40"/>
+              <w:left w:type="dxa" w:w="80"/>
+              <w:bottom w:type="dxa" w:w="40"/>
+              <w:right w:type="dxa" w:w="80"/>
+            </w:tcMar>
+          </w:tcPr>
+          <w:p>
+            <w:r>
+              <w:rPr>
+                <w:rFonts w:ascii="Calibri" w:cs="Calibri" w:eastAsia="Microsoft YaHei" w:hAnsi="Calibri"/>
+                <w:b w:val="false"/>
+                <w:bCs w:val="false"/>
+                <w:sz w:val="14"/>
+                <w:szCs w:val="14"/>
+              </w:rPr>
+              <w:t xml:space="preserve">Value share used grant-date fair value only, which is missing for 98.6% of cash-incentive awards (ISS stores their target payout in nonEquityTarget); ESG sits mostly in annual cash plans, so exposure was understated</w:t>
+            </w:r>
+          </w:p>
+        </w:tc>
+        <w:tc>
+          <w:tcPr>
+            <w:tcW w:type="dxa" w:w="3315"/>
+            <w:tcBorders>
+              <w:top w:val="single" w:color="BFBFBF" w:sz="4"/>
+              <w:left w:val="single" w:color="BFBFBF" w:sz="4"/>
+              <w:bottom w:val="single" w:color="BFBFBF" w:sz="4"/>
+              <w:right w:val="single" w:color="BFBFBF" w:sz="4"/>
+            </w:tcBorders>
+            <w:tcMar>
+              <w:top w:type="dxa" w:w="40"/>
+              <w:left w:type="dxa" w:w="80"/>
+              <w:bottom w:type="dxa" w:w="40"/>
+              <w:right w:type="dxa" w:w="80"/>
+            </w:tcMar>
+          </w:tcPr>
+          <w:p>
+            <w:r>
+              <w:rPr>
+                <w:rFonts w:ascii="Calibri" w:cs="Calibri" w:eastAsia="Microsoft YaHei" w:hAnsi="Calibri"/>
+                <w:b w:val="false"/>
+                <w:bCs w:val="false"/>
+                <w:sz w:val="14"/>
+                <w:szCs w:val="14"/>
+              </w:rPr>
+              <w:t xml:space="preserve">grant_value_combined = fair value, else non-equity target payout; value_source flagged</w:t>
+            </w:r>
+          </w:p>
+        </w:tc>
+      </w:tr>
+      <w:tr>
+        <w:tc>
+          <w:tcPr>
+            <w:tcW w:type="dxa" w:w="602"/>
+            <w:tcBorders>
+              <w:top w:val="single" w:color="BFBFBF" w:sz="4"/>
+              <w:left w:val="single" w:color="BFBFBF" w:sz="4"/>
+              <w:bottom w:val="single" w:color="BFBFBF" w:sz="4"/>
+              <w:right w:val="single" w:color="BFBFBF" w:sz="4"/>
+            </w:tcBorders>
+            <w:tcMar>
+              <w:top w:type="dxa" w:w="40"/>
+              <w:left w:type="dxa" w:w="80"/>
+              <w:bottom w:type="dxa" w:w="40"/>
+              <w:right w:type="dxa" w:w="80"/>
+            </w:tcMar>
+          </w:tcPr>
+          <w:p>
+            <w:r>
+              <w:rPr>
+                <w:rFonts w:ascii="Calibri" w:cs="Calibri" w:eastAsia="Microsoft YaHei" w:hAnsi="Calibri"/>
+                <w:b w:val="false"/>
+                <w:bCs w:val="false"/>
+                <w:sz w:val="14"/>
+                <w:szCs w:val="14"/>
+              </w:rPr>
+              <w:t xml:space="preserve">R17</w:t>
+            </w:r>
+          </w:p>
+        </w:tc>
+        <w:tc>
+          <w:tcPr>
+            <w:tcW w:type="dxa" w:w="1003"/>
+            <w:tcBorders>
+              <w:top w:val="single" w:color="BFBFBF" w:sz="4"/>
+              <w:left w:val="single" w:color="BFBFBF" w:sz="4"/>
+              <w:bottom w:val="single" w:color="BFBFBF" w:sz="4"/>
+              <w:right w:val="single" w:color="BFBFBF" w:sz="4"/>
+            </w:tcBorders>
+            <w:tcMar>
+              <w:top w:type="dxa" w:w="40"/>
+              <w:left w:type="dxa" w:w="80"/>
+              <w:bottom w:type="dxa" w:w="40"/>
+              <w:right w:type="dxa" w:w="80"/>
+            </w:tcMar>
+          </w:tcPr>
+          <w:p>
+            <w:r>
+              <w:rPr>
+                <w:rFonts w:ascii="Calibri" w:cs="Calibri" w:eastAsia="Microsoft YaHei" w:hAnsi="Calibri"/>
+                <w:b w:val="false"/>
+                <w:bCs w:val="false"/>
+                <w:sz w:val="14"/>
+                <w:szCs w:val="14"/>
+              </w:rPr>
+              <w:t xml:space="preserve">measure</w:t>
+            </w:r>
+          </w:p>
+        </w:tc>
+        <w:tc>
+          <w:tcPr>
+            <w:tcW w:type="dxa" w:w="803"/>
+            <w:tcBorders>
+              <w:top w:val="single" w:color="BFBFBF" w:sz="4"/>
+              <w:left w:val="single" w:color="BFBFBF" w:sz="4"/>
+              <w:bottom w:val="single" w:color="BFBFBF" w:sz="4"/>
+              <w:right w:val="single" w:color="BFBFBF" w:sz="4"/>
+            </w:tcBorders>
+            <w:tcMar>
+              <w:top w:type="dxa" w:w="40"/>
+              <w:left w:type="dxa" w:w="80"/>
+              <w:bottom w:type="dxa" w:w="40"/>
+              <w:right w:type="dxa" w:w="80"/>
+            </w:tcMar>
+          </w:tcPr>
+          <w:p>
+            <w:r>
+              <w:rPr>
+                <w:rFonts w:ascii="Calibri" w:cs="Calibri" w:eastAsia="Microsoft YaHei" w:hAnsi="Calibri"/>
+                <w:b w:val="false"/>
+                <w:bCs w:val="false"/>
+                <w:sz w:val="14"/>
+                <w:szCs w:val="14"/>
+              </w:rPr>
+              <w:t xml:space="preserve">low</w:t>
+            </w:r>
+          </w:p>
+        </w:tc>
+        <w:tc>
+          <w:tcPr>
+            <w:tcW w:type="dxa" w:w="3915"/>
+            <w:tcBorders>
+              <w:top w:val="single" w:color="BFBFBF" w:sz="4"/>
+              <w:left w:val="single" w:color="BFBFBF" w:sz="4"/>
+              <w:bottom w:val="single" w:color="BFBFBF" w:sz="4"/>
+              <w:right w:val="single" w:color="BFBFBF" w:sz="4"/>
+            </w:tcBorders>
+            <w:tcMar>
+              <w:top w:type="dxa" w:w="40"/>
+              <w:left w:type="dxa" w:w="80"/>
+              <w:bottom w:type="dxa" w:w="40"/>
+              <w:right w:type="dxa" w:w="80"/>
+            </w:tcMar>
+          </w:tcPr>
+          <w:p>
+            <w:r>
+              <w:rPr>
+                <w:rFonts w:ascii="Calibri" w:cs="Calibri" w:eastAsia="Microsoft YaHei" w:hAnsi="Calibri"/>
+                <w:b w:val="false"/>
+                <w:bCs w:val="false"/>
+                <w:sz w:val="14"/>
+                <w:szCs w:val="14"/>
+              </w:rPr>
+              <w:t xml:space="preserve">Counts were missing (not 0) for CEOs and firm-years without grants</w:t>
+            </w:r>
+          </w:p>
+        </w:tc>
+        <w:tc>
+          <w:tcPr>
+            <w:tcW w:type="dxa" w:w="3315"/>
+            <w:tcBorders>
+              <w:top w:val="single" w:color="BFBFBF" w:sz="4"/>
+              <w:left w:val="single" w:color="BFBFBF" w:sz="4"/>
+              <w:bottom w:val="single" w:color="BFBFBF" w:sz="4"/>
+              <w:right w:val="single" w:color="BFBFBF" w:sz="4"/>
+            </w:tcBorders>
+            <w:tcMar>
+              <w:top w:type="dxa" w:w="40"/>
+              <w:left w:type="dxa" w:w="80"/>
+              <w:bottom w:type="dxa" w:w="40"/>
+              <w:right w:type="dxa" w:w="80"/>
+            </w:tcMar>
+          </w:tcPr>
+          <w:p>
+            <w:r>
+              <w:rPr>
+                <w:rFonts w:ascii="Calibri" w:cs="Calibri" w:eastAsia="Microsoft YaHei" w:hAnsi="Calibri"/>
+                <w:b w:val="false"/>
+                <w:bCs w:val="false"/>
+                <w:sz w:val="14"/>
+                <w:szCs w:val="14"/>
+              </w:rPr>
+              <w:t xml:space="preserve">fill_counts(): counts 0, measures stay missing</w:t>
+            </w:r>
+          </w:p>
+        </w:tc>
+      </w:tr>
+      <w:tr>
+        <w:tc>
+          <w:tcPr>
+            <w:tcW w:type="dxa" w:w="602"/>
+            <w:tcBorders>
+              <w:top w:val="single" w:color="BFBFBF" w:sz="4"/>
+              <w:left w:val="single" w:color="BFBFBF" w:sz="4"/>
+              <w:bottom w:val="single" w:color="BFBFBF" w:sz="4"/>
+              <w:right w:val="single" w:color="BFBFBF" w:sz="4"/>
+            </w:tcBorders>
+            <w:tcMar>
+              <w:top w:type="dxa" w:w="40"/>
+              <w:left w:type="dxa" w:w="80"/>
+              <w:bottom w:type="dxa" w:w="40"/>
+              <w:right w:type="dxa" w:w="80"/>
+            </w:tcMar>
+          </w:tcPr>
+          <w:p>
+            <w:r>
+              <w:rPr>
+                <w:rFonts w:ascii="Calibri" w:cs="Calibri" w:eastAsia="Microsoft YaHei" w:hAnsi="Calibri"/>
+                <w:b w:val="false"/>
+                <w:bCs w:val="false"/>
+                <w:sz w:val="14"/>
+                <w:szCs w:val="14"/>
+              </w:rPr>
+              <w:t xml:space="preserve">R18</w:t>
+            </w:r>
+          </w:p>
+        </w:tc>
+        <w:tc>
+          <w:tcPr>
+            <w:tcW w:type="dxa" w:w="1003"/>
+            <w:tcBorders>
+              <w:top w:val="single" w:color="BFBFBF" w:sz="4"/>
+              <w:left w:val="single" w:color="BFBFBF" w:sz="4"/>
+              <w:bottom w:val="single" w:color="BFBFBF" w:sz="4"/>
+              <w:right w:val="single" w:color="BFBFBF" w:sz="4"/>
+            </w:tcBorders>
+            <w:tcMar>
+              <w:top w:type="dxa" w:w="40"/>
+              <w:left w:type="dxa" w:w="80"/>
+              <w:bottom w:type="dxa" w:w="40"/>
+              <w:right w:type="dxa" w:w="80"/>
+            </w:tcMar>
+          </w:tcPr>
+          <w:p>
+            <w:r>
+              <w:rPr>
+                <w:rFonts w:ascii="Calibri" w:cs="Calibri" w:eastAsia="Microsoft YaHei" w:hAnsi="Calibri"/>
+                <w:b w:val="false"/>
+                <w:bCs w:val="false"/>
+                <w:sz w:val="14"/>
+                <w:szCs w:val="14"/>
+              </w:rPr>
+              <w:t xml:space="preserve">analysis</w:t>
+            </w:r>
+          </w:p>
+        </w:tc>
+        <w:tc>
+          <w:tcPr>
+            <w:tcW w:type="dxa" w:w="803"/>
+            <w:tcBorders>
+              <w:top w:val="single" w:color="BFBFBF" w:sz="4"/>
+              <w:left w:val="single" w:color="BFBFBF" w:sz="4"/>
+              <w:bottom w:val="single" w:color="BFBFBF" w:sz="4"/>
+              <w:right w:val="single" w:color="BFBFBF" w:sz="4"/>
+            </w:tcBorders>
+            <w:tcMar>
+              <w:top w:type="dxa" w:w="40"/>
+              <w:left w:type="dxa" w:w="80"/>
+              <w:bottom w:type="dxa" w:w="40"/>
+              <w:right w:type="dxa" w:w="80"/>
+            </w:tcMar>
+          </w:tcPr>
+          <w:p>
+            <w:r>
+              <w:rPr>
+                <w:rFonts w:ascii="Calibri" w:cs="Calibri" w:eastAsia="Microsoft YaHei" w:hAnsi="Calibri"/>
+                <w:b w:val="false"/>
+                <w:bCs w:val="false"/>
+                <w:sz w:val="14"/>
+                <w:szCs w:val="14"/>
+              </w:rPr>
+              <w:t xml:space="preserve">medium</w:t>
+            </w:r>
+          </w:p>
+        </w:tc>
+        <w:tc>
+          <w:tcPr>
+            <w:tcW w:type="dxa" w:w="3915"/>
+            <w:tcBorders>
+              <w:top w:val="single" w:color="BFBFBF" w:sz="4"/>
+              <w:left w:val="single" w:color="BFBFBF" w:sz="4"/>
+              <w:bottom w:val="single" w:color="BFBFBF" w:sz="4"/>
+              <w:right w:val="single" w:color="BFBFBF" w:sz="4"/>
+            </w:tcBorders>
+            <w:tcMar>
+              <w:top w:type="dxa" w:w="40"/>
+              <w:left w:type="dxa" w:w="80"/>
+              <w:bottom w:type="dxa" w:w="40"/>
+              <w:right w:type="dxa" w:w="80"/>
+            </w:tcMar>
+          </w:tcPr>
+          <w:p>
+            <w:r>
+              <w:rPr>
+                <w:rFonts w:ascii="Calibri" w:cs="Calibri" w:eastAsia="Microsoft YaHei" w:hAnsi="Calibri"/>
+                <w:b w:val="false"/>
+                <w:bCs w:val="false"/>
+                <w:sz w:val="14"/>
+                <w:szCs w:val="14"/>
+              </w:rPr>
+              <w:t xml:space="preserve">Balanced panel selected firms whose adoption was KNOWN every year (selection on the outcome; 40% adoption)</w:t>
+            </w:r>
+          </w:p>
+        </w:tc>
+        <w:tc>
+          <w:tcPr>
+            <w:tcW w:type="dxa" w:w="3315"/>
+            <w:tcBorders>
+              <w:top w:val="single" w:color="BFBFBF" w:sz="4"/>
+              <w:left w:val="single" w:color="BFBFBF" w:sz="4"/>
+              <w:bottom w:val="single" w:color="BFBFBF" w:sz="4"/>
+              <w:right w:val="single" w:color="BFBFBF" w:sz="4"/>
+            </w:tcBorders>
+            <w:tcMar>
+              <w:top w:type="dxa" w:w="40"/>
+              <w:left w:type="dxa" w:w="80"/>
+              <w:bottom w:type="dxa" w:w="40"/>
+              <w:right w:type="dxa" w:w="80"/>
+            </w:tcMar>
+          </w:tcPr>
+          <w:p>
+            <w:r>
+              <w:rPr>
+                <w:rFonts w:ascii="Calibri" w:cs="Calibri" w:eastAsia="Microsoft YaHei" w:hAnsi="Calibri"/>
+                <w:b w:val="false"/>
+                <w:bCs w:val="false"/>
+                <w:sz w:val="14"/>
+                <w:szCs w:val="14"/>
+              </w:rPr>
+              <w:t xml:space="preserve">balanced panel = firms with performance grants every year 2015-2021; lb/cc/ub reported</w:t>
+            </w:r>
+          </w:p>
+        </w:tc>
+      </w:tr>
+      <w:tr>
+        <w:tc>
+          <w:tcPr>
+            <w:tcW w:type="dxa" w:w="602"/>
+            <w:tcBorders>
+              <w:top w:val="single" w:color="BFBFBF" w:sz="4"/>
+              <w:left w:val="single" w:color="BFBFBF" w:sz="4"/>
+              <w:bottom w:val="single" w:color="BFBFBF" w:sz="4"/>
+              <w:right w:val="single" w:color="BFBFBF" w:sz="4"/>
+            </w:tcBorders>
+            <w:tcMar>
+              <w:top w:type="dxa" w:w="40"/>
+              <w:left w:type="dxa" w:w="80"/>
+              <w:bottom w:type="dxa" w:w="40"/>
+              <w:right w:type="dxa" w:w="80"/>
+            </w:tcMar>
+          </w:tcPr>
+          <w:p>
+            <w:r>
+              <w:rPr>
+                <w:rFonts w:ascii="Calibri" w:cs="Calibri" w:eastAsia="Microsoft YaHei" w:hAnsi="Calibri"/>
+                <w:b w:val="false"/>
+                <w:bCs w:val="false"/>
+                <w:sz w:val="14"/>
+                <w:szCs w:val="14"/>
+              </w:rPr>
+              <w:t xml:space="preserve">R19</w:t>
+            </w:r>
+          </w:p>
+        </w:tc>
+        <w:tc>
+          <w:tcPr>
+            <w:tcW w:type="dxa" w:w="1003"/>
+            <w:tcBorders>
+              <w:top w:val="single" w:color="BFBFBF" w:sz="4"/>
+              <w:left w:val="single" w:color="BFBFBF" w:sz="4"/>
+              <w:bottom w:val="single" w:color="BFBFBF" w:sz="4"/>
+              <w:right w:val="single" w:color="BFBFBF" w:sz="4"/>
+            </w:tcBorders>
+            <w:tcMar>
+              <w:top w:type="dxa" w:w="40"/>
+              <w:left w:type="dxa" w:w="80"/>
+              <w:bottom w:type="dxa" w:w="40"/>
+              <w:right w:type="dxa" w:w="80"/>
+            </w:tcMar>
+          </w:tcPr>
+          <w:p>
+            <w:r>
+              <w:rPr>
+                <w:rFonts w:ascii="Calibri" w:cs="Calibri" w:eastAsia="Microsoft YaHei" w:hAnsi="Calibri"/>
+                <w:b w:val="false"/>
+                <w:bCs w:val="false"/>
+                <w:sz w:val="14"/>
+                <w:szCs w:val="14"/>
+              </w:rPr>
+              <w:t xml:space="preserve">validation</w:t>
+            </w:r>
+          </w:p>
+        </w:tc>
+        <w:tc>
+          <w:tcPr>
+            <w:tcW w:type="dxa" w:w="803"/>
+            <w:tcBorders>
+              <w:top w:val="single" w:color="BFBFBF" w:sz="4"/>
+              <w:left w:val="single" w:color="BFBFBF" w:sz="4"/>
+              <w:bottom w:val="single" w:color="BFBFBF" w:sz="4"/>
+              <w:right w:val="single" w:color="BFBFBF" w:sz="4"/>
+            </w:tcBorders>
+            <w:tcMar>
+              <w:top w:type="dxa" w:w="40"/>
+              <w:left w:type="dxa" w:w="80"/>
+              <w:bottom w:type="dxa" w:w="40"/>
+              <w:right w:type="dxa" w:w="80"/>
+            </w:tcMar>
+          </w:tcPr>
+          <w:p>
+            <w:r>
+              <w:rPr>
+                <w:rFonts w:ascii="Calibri" w:cs="Calibri" w:eastAsia="Microsoft YaHei" w:hAnsi="Calibri"/>
+                <w:b w:val="false"/>
+                <w:bCs w:val="false"/>
+                <w:sz w:val="14"/>
+                <w:szCs w:val="14"/>
+              </w:rPr>
+              <w:t xml:space="preserve">high</w:t>
+            </w:r>
+          </w:p>
+        </w:tc>
+        <w:tc>
+          <w:tcPr>
+            <w:tcW w:type="dxa" w:w="3915"/>
+            <w:tcBorders>
+              <w:top w:val="single" w:color="BFBFBF" w:sz="4"/>
+              <w:left w:val="single" w:color="BFBFBF" w:sz="4"/>
+              <w:bottom w:val="single" w:color="BFBFBF" w:sz="4"/>
+              <w:right w:val="single" w:color="BFBFBF" w:sz="4"/>
+            </w:tcBorders>
+            <w:tcMar>
+              <w:top w:type="dxa" w:w="40"/>
+              <w:left w:type="dxa" w:w="80"/>
+              <w:bottom w:type="dxa" w:w="40"/>
+              <w:right w:type="dxa" w:w="80"/>
+            </w:tcMar>
+          </w:tcPr>
+          <w:p>
+            <w:r>
+              <w:rPr>
+                <w:rFonts w:ascii="Calibri" w:cs="Calibri" w:eastAsia="Microsoft YaHei" w:hAnsi="Calibri"/>
+                <w:b w:val="false"/>
+                <w:bCs w:val="false"/>
+                <w:sz w:val="14"/>
+                <w:szCs w:val="14"/>
+              </w:rPr>
+              <w:t xml:space="preserve">Scoring code had never been executed: 'U' labels broke numeric comparisons, joins used version-specific text_id, bootstrap ignored strata, kappa mishandled missing</w:t>
+            </w:r>
+          </w:p>
+        </w:tc>
+        <w:tc>
+          <w:tcPr>
+            <w:tcW w:type="dxa" w:w="3315"/>
+            <w:tcBorders>
+              <w:top w:val="single" w:color="BFBFBF" w:sz="4"/>
+              <w:left w:val="single" w:color="BFBFBF" w:sz="4"/>
+              <w:bottom w:val="single" w:color="BFBFBF" w:sz="4"/>
+              <w:right w:val="single" w:color="BFBFBF" w:sz="4"/>
+            </w:tcBorders>
+            <w:tcMar>
+              <w:top w:type="dxa" w:w="40"/>
+              <w:left w:type="dxa" w:w="80"/>
+              <w:bottom w:type="dxa" w:w="40"/>
+              <w:right w:type="dxa" w:w="80"/>
+            </w:tcMar>
+          </w:tcPr>
+          <w:p>
+            <w:r>
+              <w:rPr>
+                <w:rFonts w:ascii="Calibri" w:cs="Calibri" w:eastAsia="Microsoft YaHei" w:hAnsi="Calibri"/>
+                <w:b w:val="false"/>
+                <w:bCs w:val="false"/>
+                <w:sz w:val="14"/>
+                <w:szCs w:val="14"/>
+              </w:rPr>
+              <w:t xml:space="preserve">humanlabels.py (1/0/U parsing, sample_id/text_key joins), stratified bootstrap, kappa with Unknown category; tested on synthetic labels</w:t>
+            </w:r>
+          </w:p>
+        </w:tc>
+      </w:tr>
+      <w:tr>
+        <w:tc>
+          <w:tcPr>
+            <w:tcW w:type="dxa" w:w="602"/>
+            <w:tcBorders>
+              <w:top w:val="single" w:color="BFBFBF" w:sz="4"/>
+              <w:left w:val="single" w:color="BFBFBF" w:sz="4"/>
+              <w:bottom w:val="single" w:color="BFBFBF" w:sz="4"/>
+              <w:right w:val="single" w:color="BFBFBF" w:sz="4"/>
+            </w:tcBorders>
+            <w:tcMar>
+              <w:top w:type="dxa" w:w="40"/>
+              <w:left w:type="dxa" w:w="80"/>
+              <w:bottom w:type="dxa" w:w="40"/>
+              <w:right w:type="dxa" w:w="80"/>
+            </w:tcMar>
+          </w:tcPr>
+          <w:p>
+            <w:r>
+              <w:rPr>
+                <w:rFonts w:ascii="Calibri" w:cs="Calibri" w:eastAsia="Microsoft YaHei" w:hAnsi="Calibri"/>
+                <w:b w:val="false"/>
+                <w:bCs w:val="false"/>
+                <w:sz w:val="14"/>
+                <w:szCs w:val="14"/>
+              </w:rPr>
+              <w:t xml:space="preserve">R20</w:t>
+            </w:r>
+          </w:p>
+        </w:tc>
+        <w:tc>
+          <w:tcPr>
+            <w:tcW w:type="dxa" w:w="1003"/>
+            <w:tcBorders>
+              <w:top w:val="single" w:color="BFBFBF" w:sz="4"/>
+              <w:left w:val="single" w:color="BFBFBF" w:sz="4"/>
+              <w:bottom w:val="single" w:color="BFBFBF" w:sz="4"/>
+              <w:right w:val="single" w:color="BFBFBF" w:sz="4"/>
+            </w:tcBorders>
+            <w:tcMar>
+              <w:top w:type="dxa" w:w="40"/>
+              <w:left w:type="dxa" w:w="80"/>
+              <w:bottom w:type="dxa" w:w="40"/>
+              <w:right w:type="dxa" w:w="80"/>
+            </w:tcMar>
+          </w:tcPr>
+          <w:p>
+            <w:r>
+              <w:rPr>
+                <w:rFonts w:ascii="Calibri" w:cs="Calibri" w:eastAsia="Microsoft YaHei" w:hAnsi="Calibri"/>
+                <w:b w:val="false"/>
+                <w:bCs w:val="false"/>
+                <w:sz w:val="14"/>
+                <w:szCs w:val="14"/>
+              </w:rPr>
+              <w:t xml:space="preserve">reproducibility</w:t>
+            </w:r>
+          </w:p>
+        </w:tc>
+        <w:tc>
+          <w:tcPr>
+            <w:tcW w:type="dxa" w:w="803"/>
+            <w:tcBorders>
+              <w:top w:val="single" w:color="BFBFBF" w:sz="4"/>
+              <w:left w:val="single" w:color="BFBFBF" w:sz="4"/>
+              <w:bottom w:val="single" w:color="BFBFBF" w:sz="4"/>
+              <w:right w:val="single" w:color="BFBFBF" w:sz="4"/>
+            </w:tcBorders>
+            <w:tcMar>
+              <w:top w:type="dxa" w:w="40"/>
+              <w:left w:type="dxa" w:w="80"/>
+              <w:bottom w:type="dxa" w:w="40"/>
+              <w:right w:type="dxa" w:w="80"/>
+            </w:tcMar>
+          </w:tcPr>
+          <w:p>
+            <w:r>
+              <w:rPr>
+                <w:rFonts w:ascii="Calibri" w:cs="Calibri" w:eastAsia="Microsoft YaHei" w:hAnsi="Calibri"/>
+                <w:b w:val="false"/>
+                <w:bCs w:val="false"/>
+                <w:sz w:val="14"/>
+                <w:szCs w:val="14"/>
+              </w:rPr>
+              <w:t xml:space="preserve">medium</w:t>
+            </w:r>
+          </w:p>
+        </w:tc>
+        <w:tc>
+          <w:tcPr>
+            <w:tcW w:type="dxa" w:w="3915"/>
+            <w:tcBorders>
+              <w:top w:val="single" w:color="BFBFBF" w:sz="4"/>
+              <w:left w:val="single" w:color="BFBFBF" w:sz="4"/>
+              <w:bottom w:val="single" w:color="BFBFBF" w:sz="4"/>
+              <w:right w:val="single" w:color="BFBFBF" w:sz="4"/>
+            </w:tcBorders>
+            <w:tcMar>
+              <w:top w:type="dxa" w:w="40"/>
+              <w:left w:type="dxa" w:w="80"/>
+              <w:bottom w:type="dxa" w:w="40"/>
+              <w:right w:type="dxa" w:w="80"/>
+            </w:tcMar>
+          </w:tcPr>
+          <w:p>
+            <w:r>
+              <w:rPr>
+                <w:rFonts w:ascii="Calibri" w:cs="Calibri" w:eastAsia="Microsoft YaHei" w:hAnsi="Calibri"/>
+                <w:b w:val="false"/>
+                <w:bCs w:val="false"/>
+                <w:sz w:val="14"/>
+                <w:szCs w:val="14"/>
+              </w:rPr>
+              <w:t xml:space="preserve">text_id was a sequence number (changes when units change); the frozen sample existed only in a local file with ISS text</w:t>
+            </w:r>
+          </w:p>
+        </w:tc>
+        <w:tc>
+          <w:tcPr>
+            <w:tcW w:type="dxa" w:w="3315"/>
+            <w:tcBorders>
+              <w:top w:val="single" w:color="BFBFBF" w:sz="4"/>
+              <w:left w:val="single" w:color="BFBFBF" w:sz="4"/>
+              <w:bottom w:val="single" w:color="BFBFBF" w:sz="4"/>
+              <w:right w:val="single" w:color="BFBFBF" w:sz="4"/>
+            </w:tcBorders>
+            <w:tcMar>
+              <w:top w:type="dxa" w:w="40"/>
+              <w:left w:type="dxa" w:w="80"/>
+              <w:bottom w:type="dxa" w:w="40"/>
+              <w:right w:type="dxa" w:w="80"/>
+            </w:tcMar>
+          </w:tcPr>
+          <w:p>
+            <w:r>
+              <w:rPr>
+                <w:rFonts w:ascii="Calibri" w:cs="Calibri" w:eastAsia="Microsoft YaHei" w:hAnsi="Calibri"/>
+                <w:b w:val="false"/>
+                <w:bCs w:val="false"/>
+                <w:sz w:val="14"/>
+                <w:szCs w:val="14"/>
+              </w:rPr>
+              <w:t xml:space="preserve">text_id = SHA-1 hash of text_key; pushable id list validation_sample_v1.0_ids.csv</w:t>
+            </w:r>
+          </w:p>
+        </w:tc>
+      </w:tr>
+      <w:tr>
+        <w:tc>
+          <w:tcPr>
+            <w:tcW w:type="dxa" w:w="602"/>
+            <w:tcBorders>
+              <w:top w:val="single" w:color="BFBFBF" w:sz="4"/>
+              <w:left w:val="single" w:color="BFBFBF" w:sz="4"/>
+              <w:bottom w:val="single" w:color="BFBFBF" w:sz="4"/>
+              <w:right w:val="single" w:color="BFBFBF" w:sz="4"/>
+            </w:tcBorders>
+            <w:tcMar>
+              <w:top w:type="dxa" w:w="40"/>
+              <w:left w:type="dxa" w:w="80"/>
+              <w:bottom w:type="dxa" w:w="40"/>
+              <w:right w:type="dxa" w:w="80"/>
+            </w:tcMar>
+          </w:tcPr>
+          <w:p>
+            <w:r>
+              <w:rPr>
+                <w:rFonts w:ascii="Calibri" w:cs="Calibri" w:eastAsia="Microsoft YaHei" w:hAnsi="Calibri"/>
+                <w:b w:val="false"/>
+                <w:bCs w:val="false"/>
+                <w:sz w:val="14"/>
+                <w:szCs w:val="14"/>
+              </w:rPr>
+              <w:t xml:space="preserve">R21</w:t>
+            </w:r>
+          </w:p>
+        </w:tc>
+        <w:tc>
+          <w:tcPr>
+            <w:tcW w:type="dxa" w:w="1003"/>
+            <w:tcBorders>
+              <w:top w:val="single" w:color="BFBFBF" w:sz="4"/>
+              <w:left w:val="single" w:color="BFBFBF" w:sz="4"/>
+              <w:bottom w:val="single" w:color="BFBFBF" w:sz="4"/>
+              <w:right w:val="single" w:color="BFBFBF" w:sz="4"/>
+            </w:tcBorders>
+            <w:tcMar>
+              <w:top w:type="dxa" w:w="40"/>
+              <w:left w:type="dxa" w:w="80"/>
+              <w:bottom w:type="dxa" w:w="40"/>
+              <w:right w:type="dxa" w:w="80"/>
+            </w:tcMar>
+          </w:tcPr>
+          <w:p>
+            <w:r>
+              <w:rPr>
+                <w:rFonts w:ascii="Calibri" w:cs="Calibri" w:eastAsia="Microsoft YaHei" w:hAnsi="Calibri"/>
+                <w:b w:val="false"/>
+                <w:bCs w:val="false"/>
+                <w:sz w:val="14"/>
+                <w:szCs w:val="14"/>
+              </w:rPr>
+              <w:t xml:space="preserve">documentation</w:t>
+            </w:r>
+          </w:p>
+        </w:tc>
+        <w:tc>
+          <w:tcPr>
+            <w:tcW w:type="dxa" w:w="803"/>
+            <w:tcBorders>
+              <w:top w:val="single" w:color="BFBFBF" w:sz="4"/>
+              <w:left w:val="single" w:color="BFBFBF" w:sz="4"/>
+              <w:bottom w:val="single" w:color="BFBFBF" w:sz="4"/>
+              <w:right w:val="single" w:color="BFBFBF" w:sz="4"/>
+            </w:tcBorders>
+            <w:tcMar>
+              <w:top w:type="dxa" w:w="40"/>
+              <w:left w:type="dxa" w:w="80"/>
+              <w:bottom w:type="dxa" w:w="40"/>
+              <w:right w:type="dxa" w:w="80"/>
+            </w:tcMar>
+          </w:tcPr>
+          <w:p>
+            <w:r>
+              <w:rPr>
+                <w:rFonts w:ascii="Calibri" w:cs="Calibri" w:eastAsia="Microsoft YaHei" w:hAnsi="Calibri"/>
+                <w:b w:val="false"/>
+                <w:bCs w:val="false"/>
+                <w:sz w:val="14"/>
+                <w:szCs w:val="14"/>
+              </w:rPr>
+              <w:t xml:space="preserve">medium</w:t>
+            </w:r>
+          </w:p>
+        </w:tc>
+        <w:tc>
+          <w:tcPr>
+            <w:tcW w:type="dxa" w:w="3915"/>
+            <w:tcBorders>
+              <w:top w:val="single" w:color="BFBFBF" w:sz="4"/>
+              <w:left w:val="single" w:color="BFBFBF" w:sz="4"/>
+              <w:bottom w:val="single" w:color="BFBFBF" w:sz="4"/>
+              <w:right w:val="single" w:color="BFBFBF" w:sz="4"/>
+            </w:tcBorders>
+            <w:tcMar>
+              <w:top w:type="dxa" w:w="40"/>
+              <w:left w:type="dxa" w:w="80"/>
+              <w:bottom w:type="dxa" w:w="40"/>
+              <w:right w:type="dxa" w:w="80"/>
+            </w:tcMar>
+          </w:tcPr>
+          <w:p>
+            <w:r>
+              <w:rPr>
+                <w:rFonts w:ascii="Calibri" w:cs="Calibri" w:eastAsia="Microsoft YaHei" w:hAnsi="Calibri"/>
+                <w:b w:val="false"/>
+                <w:bCs w:val="false"/>
+                <w:sz w:val="14"/>
+                <w:szCs w:val="14"/>
+              </w:rPr>
+              <w:t xml:space="preserve">Methodology report numbers were hand-typed (would go stale after any data update); several variable definitions were blank</w:t>
+            </w:r>
+          </w:p>
+        </w:tc>
+        <w:tc>
+          <w:tcPr>
+            <w:tcW w:type="dxa" w:w="3315"/>
+            <w:tcBorders>
+              <w:top w:val="single" w:color="BFBFBF" w:sz="4"/>
+              <w:left w:val="single" w:color="BFBFBF" w:sz="4"/>
+              <w:bottom w:val="single" w:color="BFBFBF" w:sz="4"/>
+              <w:right w:val="single" w:color="BFBFBF" w:sz="4"/>
+            </w:tcBorders>
+            <w:tcMar>
+              <w:top w:type="dxa" w:w="40"/>
+              <w:left w:type="dxa" w:w="80"/>
+              <w:bottom w:type="dxa" w:w="40"/>
+              <w:right w:type="dxa" w:w="80"/>
+            </w:tcMar>
+          </w:tcPr>
+          <w:p>
+            <w:r>
+              <w:rPr>
+                <w:rFonts w:ascii="Calibri" w:cs="Calibri" w:eastAsia="Microsoft YaHei" w:hAnsi="Calibri"/>
+                <w:b w:val="false"/>
+                <w:bCs w:val="false"/>
+                <w:sz w:val="14"/>
+                <w:szCs w:val="14"/>
+              </w:rPr>
+              <w:t xml:space="preserve">report generated from current outputs (Step 18); every variable defined (Step 15)</w:t>
+            </w:r>
+          </w:p>
+        </w:tc>
+      </w:tr>
+      <w:tr>
+        <w:tc>
+          <w:tcPr>
+            <w:tcW w:type="dxa" w:w="602"/>
+            <w:tcBorders>
+              <w:top w:val="single" w:color="BFBFBF" w:sz="4"/>
+              <w:left w:val="single" w:color="BFBFBF" w:sz="4"/>
+              <w:bottom w:val="single" w:color="BFBFBF" w:sz="4"/>
+              <w:right w:val="single" w:color="BFBFBF" w:sz="4"/>
+            </w:tcBorders>
+            <w:tcMar>
+              <w:top w:type="dxa" w:w="40"/>
+              <w:left w:type="dxa" w:w="80"/>
+              <w:bottom w:type="dxa" w:w="40"/>
+              <w:right w:type="dxa" w:w="80"/>
+            </w:tcMar>
+          </w:tcPr>
+          <w:p>
+            <w:r>
+              <w:rPr>
+                <w:rFonts w:ascii="Calibri" w:cs="Calibri" w:eastAsia="Microsoft YaHei" w:hAnsi="Calibri"/>
+                <w:b w:val="false"/>
+                <w:bCs w:val="false"/>
+                <w:sz w:val="14"/>
+                <w:szCs w:val="14"/>
+              </w:rPr>
+              <w:t xml:space="preserve">R22</w:t>
+            </w:r>
+          </w:p>
+        </w:tc>
+        <w:tc>
+          <w:tcPr>
+            <w:tcW w:type="dxa" w:w="1003"/>
+            <w:tcBorders>
+              <w:top w:val="single" w:color="BFBFBF" w:sz="4"/>
+              <w:left w:val="single" w:color="BFBFBF" w:sz="4"/>
+              <w:bottom w:val="single" w:color="BFBFBF" w:sz="4"/>
+              <w:right w:val="single" w:color="BFBFBF" w:sz="4"/>
+            </w:tcBorders>
+            <w:tcMar>
+              <w:top w:type="dxa" w:w="40"/>
+              <w:left w:type="dxa" w:w="80"/>
+              <w:bottom w:type="dxa" w:w="40"/>
+              <w:right w:type="dxa" w:w="80"/>
+            </w:tcMar>
+          </w:tcPr>
+          <w:p>
+            <w:r>
+              <w:rPr>
+                <w:rFonts w:ascii="Calibri" w:cs="Calibri" w:eastAsia="Microsoft YaHei" w:hAnsi="Calibri"/>
+                <w:b w:val="false"/>
+                <w:bCs w:val="false"/>
+                <w:sz w:val="14"/>
+                <w:szCs w:val="14"/>
+              </w:rPr>
+              <w:t xml:space="preserve">transparency</w:t>
+            </w:r>
+          </w:p>
+        </w:tc>
+        <w:tc>
+          <w:tcPr>
+            <w:tcW w:type="dxa" w:w="803"/>
+            <w:tcBorders>
+              <w:top w:val="single" w:color="BFBFBF" w:sz="4"/>
+              <w:left w:val="single" w:color="BFBFBF" w:sz="4"/>
+              <w:bottom w:val="single" w:color="BFBFBF" w:sz="4"/>
+              <w:right w:val="single" w:color="BFBFBF" w:sz="4"/>
+            </w:tcBorders>
+            <w:tcMar>
+              <w:top w:type="dxa" w:w="40"/>
+              <w:left w:type="dxa" w:w="80"/>
+              <w:bottom w:type="dxa" w:w="40"/>
+              <w:right w:type="dxa" w:w="80"/>
+            </w:tcMar>
+          </w:tcPr>
+          <w:p>
+            <w:r>
+              <w:rPr>
+                <w:rFonts w:ascii="Calibri" w:cs="Calibri" w:eastAsia="Microsoft YaHei" w:hAnsi="Calibri"/>
+                <w:b w:val="false"/>
+                <w:bCs w:val="false"/>
+                <w:sz w:val="14"/>
+                <w:szCs w:val="14"/>
+              </w:rPr>
+              <w:t xml:space="preserve">low</w:t>
+            </w:r>
+          </w:p>
+        </w:tc>
+        <w:tc>
+          <w:tcPr>
+            <w:tcW w:type="dxa" w:w="3915"/>
+            <w:tcBorders>
+              <w:top w:val="single" w:color="BFBFBF" w:sz="4"/>
+              <w:left w:val="single" w:color="BFBFBF" w:sz="4"/>
+              <w:bottom w:val="single" w:color="BFBFBF" w:sz="4"/>
+              <w:right w:val="single" w:color="BFBFBF" w:sz="4"/>
+            </w:tcBorders>
+            <w:tcMar>
+              <w:top w:type="dxa" w:w="40"/>
+              <w:left w:type="dxa" w:w="80"/>
+              <w:bottom w:type="dxa" w:w="40"/>
+              <w:right w:type="dxa" w:w="80"/>
+            </w:tcMar>
+          </w:tcPr>
+          <w:p>
+            <w:r>
+              <w:rPr>
+                <w:rFonts w:ascii="Calibri" w:cs="Calibri" w:eastAsia="Microsoft YaHei" w:hAnsi="Calibri"/>
+                <w:b w:val="false"/>
+                <w:bCs w:val="false"/>
+                <w:sz w:val="14"/>
+                <w:szCs w:val="14"/>
+              </w:rPr>
+              <w:t xml:space="preserve">No independent check of the AGHJ implementation</w:t>
+            </w:r>
+          </w:p>
+        </w:tc>
+        <w:tc>
+          <w:tcPr>
+            <w:tcW w:type="dxa" w:w="3315"/>
+            <w:tcBorders>
+              <w:top w:val="single" w:color="BFBFBF" w:sz="4"/>
+              <w:left w:val="single" w:color="BFBFBF" w:sz="4"/>
+              <w:bottom w:val="single" w:color="BFBFBF" w:sz="4"/>
+              <w:right w:val="single" w:color="BFBFBF" w:sz="4"/>
+            </w:tcBorders>
+            <w:tcMar>
+              <w:top w:type="dxa" w:w="40"/>
+              <w:left w:type="dxa" w:w="80"/>
+              <w:bottom w:type="dxa" w:w="40"/>
+              <w:right w:type="dxa" w:w="80"/>
+            </w:tcMar>
+          </w:tcPr>
+          <w:p>
+            <w:r>
+              <w:rPr>
+                <w:rFonts w:ascii="Calibri" w:cs="Calibri" w:eastAsia="Microsoft YaHei" w:hAnsi="Calibri"/>
+                <w:b w:val="false"/>
+                <w:bCs w:val="false"/>
+                <w:sz w:val="14"/>
+                <w:szCs w:val="14"/>
+              </w:rPr>
+              <w:t xml:space="preserve">approximate replication of AGHJ Table 1 (Validation/e_paper_replication_benchmark.csv)</w:t>
+            </w:r>
+          </w:p>
+        </w:tc>
+      </w:tr>
+      <w:tr>
+        <w:tc>
+          <w:tcPr>
+            <w:tcW w:type="dxa" w:w="602"/>
+            <w:tcBorders>
+              <w:top w:val="single" w:color="BFBFBF" w:sz="4"/>
+              <w:left w:val="single" w:color="BFBFBF" w:sz="4"/>
+              <w:bottom w:val="single" w:color="BFBFBF" w:sz="4"/>
+              <w:right w:val="single" w:color="BFBFBF" w:sz="4"/>
+            </w:tcBorders>
+            <w:tcMar>
+              <w:top w:type="dxa" w:w="40"/>
+              <w:left w:type="dxa" w:w="80"/>
+              <w:bottom w:type="dxa" w:w="40"/>
+              <w:right w:type="dxa" w:w="80"/>
+            </w:tcMar>
+          </w:tcPr>
+          <w:p>
+            <w:r>
+              <w:rPr>
+                <w:rFonts w:ascii="Calibri" w:cs="Calibri" w:eastAsia="Microsoft YaHei" w:hAnsi="Calibri"/>
+                <w:b w:val="false"/>
+                <w:bCs w:val="false"/>
+                <w:sz w:val="14"/>
+                <w:szCs w:val="14"/>
+              </w:rPr>
+              <w:t xml:space="preserve">R23</w:t>
+            </w:r>
+          </w:p>
+        </w:tc>
+        <w:tc>
+          <w:tcPr>
+            <w:tcW w:type="dxa" w:w="1003"/>
+            <w:tcBorders>
+              <w:top w:val="single" w:color="BFBFBF" w:sz="4"/>
+              <w:left w:val="single" w:color="BFBFBF" w:sz="4"/>
+              <w:bottom w:val="single" w:color="BFBFBF" w:sz="4"/>
+              <w:right w:val="single" w:color="BFBFBF" w:sz="4"/>
+            </w:tcBorders>
+            <w:tcMar>
+              <w:top w:type="dxa" w:w="40"/>
+              <w:left w:type="dxa" w:w="80"/>
+              <w:bottom w:type="dxa" w:w="40"/>
+              <w:right w:type="dxa" w:w="80"/>
+            </w:tcMar>
+          </w:tcPr>
+          <w:p>
+            <w:r>
+              <w:rPr>
+                <w:rFonts w:ascii="Calibri" w:cs="Calibri" w:eastAsia="Microsoft YaHei" w:hAnsi="Calibri"/>
+                <w:b w:val="false"/>
+                <w:bCs w:val="false"/>
+                <w:sz w:val="14"/>
+                <w:szCs w:val="14"/>
+              </w:rPr>
+              <w:t xml:space="preserve">data</w:t>
+            </w:r>
+          </w:p>
+        </w:tc>
+        <w:tc>
+          <w:tcPr>
+            <w:tcW w:type="dxa" w:w="803"/>
+            <w:tcBorders>
+              <w:top w:val="single" w:color="BFBFBF" w:sz="4"/>
+              <w:left w:val="single" w:color="BFBFBF" w:sz="4"/>
+              <w:bottom w:val="single" w:color="BFBFBF" w:sz="4"/>
+              <w:right w:val="single" w:color="BFBFBF" w:sz="4"/>
+            </w:tcBorders>
+            <w:tcMar>
+              <w:top w:type="dxa" w:w="40"/>
+              <w:left w:type="dxa" w:w="80"/>
+              <w:bottom w:type="dxa" w:w="40"/>
+              <w:right w:type="dxa" w:w="80"/>
+            </w:tcMar>
+          </w:tcPr>
+          <w:p>
+            <w:r>
+              <w:rPr>
+                <w:rFonts w:ascii="Calibri" w:cs="Calibri" w:eastAsia="Microsoft YaHei" w:hAnsi="Calibri"/>
+                <w:b w:val="false"/>
+                <w:bCs w:val="false"/>
+                <w:sz w:val="14"/>
+                <w:szCs w:val="14"/>
+              </w:rPr>
+              <w:t xml:space="preserve">high</w:t>
+            </w:r>
+          </w:p>
+        </w:tc>
+        <w:tc>
+          <w:tcPr>
+            <w:tcW w:type="dxa" w:w="3915"/>
+            <w:tcBorders>
+              <w:top w:val="single" w:color="BFBFBF" w:sz="4"/>
+              <w:left w:val="single" w:color="BFBFBF" w:sz="4"/>
+              <w:bottom w:val="single" w:color="BFBFBF" w:sz="4"/>
+              <w:right w:val="single" w:color="BFBFBF" w:sz="4"/>
+            </w:tcBorders>
+            <w:tcMar>
+              <w:top w:type="dxa" w:w="40"/>
+              <w:left w:type="dxa" w:w="80"/>
+              <w:bottom w:type="dxa" w:w="40"/>
+              <w:right w:type="dxa" w:w="80"/>
+            </w:tcMar>
+          </w:tcPr>
+          <w:p>
+            <w:r>
+              <w:rPr>
+                <w:rFonts w:ascii="Calibri" w:cs="Calibri" w:eastAsia="Microsoft YaHei" w:hAnsi="Calibri"/>
+                <w:b w:val="false"/>
+                <w:bCs w:val="false"/>
+                <w:sz w:val="14"/>
+                <w:szCs w:val="14"/>
+              </w:rPr>
+              <w:t xml:space="preserve">Stata export forced latin-1 and replaced non-latin-1 characters (e.g. ’ —) with '?' in every string variable (found by the v1.1 audit: text_id hash check failed)</w:t>
+            </w:r>
+          </w:p>
+        </w:tc>
+        <w:tc>
+          <w:tcPr>
+            <w:tcW w:type="dxa" w:w="3315"/>
+            <w:tcBorders>
+              <w:top w:val="single" w:color="BFBFBF" w:sz="4"/>
+              <w:left w:val="single" w:color="BFBFBF" w:sz="4"/>
+              <w:bottom w:val="single" w:color="BFBFBF" w:sz="4"/>
+              <w:right w:val="single" w:color="BFBFBF" w:sz="4"/>
+            </w:tcBorders>
+            <w:tcMar>
+              <w:top w:type="dxa" w:w="40"/>
+              <w:left w:type="dxa" w:w="80"/>
+              <w:bottom w:type="dxa" w:w="40"/>
+              <w:right w:type="dxa" w:w="80"/>
+            </w:tcMar>
+          </w:tcPr>
+          <w:p>
+            <w:r>
+              <w:rPr>
+                <w:rFonts w:ascii="Calibri" w:cs="Calibri" w:eastAsia="Microsoft YaHei" w:hAnsi="Calibri"/>
+                <w:b w:val="false"/>
+                <w:bCs w:val="false"/>
+                <w:sz w:val="14"/>
+                <w:szCs w:val="14"/>
+              </w:rPr>
+              <w:t xml:space="preserve">write UTF-8 (Stata 118 native); audit verifies text_key round-trips exactly (hash check)</w:t>
+            </w:r>
+          </w:p>
+        </w:tc>
+      </w:tr>
+      <w:tr>
+        <w:tc>
+          <w:tcPr>
+            <w:tcW w:type="dxa" w:w="602"/>
+            <w:tcBorders>
+              <w:top w:val="single" w:color="BFBFBF" w:sz="4"/>
+              <w:left w:val="single" w:color="BFBFBF" w:sz="4"/>
+              <w:bottom w:val="single" w:color="BFBFBF" w:sz="4"/>
+              <w:right w:val="single" w:color="BFBFBF" w:sz="4"/>
+            </w:tcBorders>
+            <w:tcMar>
+              <w:top w:type="dxa" w:w="40"/>
+              <w:left w:type="dxa" w:w="80"/>
+              <w:bottom w:type="dxa" w:w="40"/>
+              <w:right w:type="dxa" w:w="80"/>
+            </w:tcMar>
+          </w:tcPr>
+          <w:p>
+            <w:r>
+              <w:rPr>
+                <w:rFonts w:ascii="Calibri" w:cs="Calibri" w:eastAsia="Microsoft YaHei" w:hAnsi="Calibri"/>
+                <w:b w:val="false"/>
+                <w:bCs w:val="false"/>
+                <w:sz w:val="14"/>
+                <w:szCs w:val="14"/>
+              </w:rPr>
+              <w:t xml:space="preserve">R24</w:t>
+            </w:r>
+          </w:p>
+        </w:tc>
+        <w:tc>
+          <w:tcPr>
+            <w:tcW w:type="dxa" w:w="1003"/>
+            <w:tcBorders>
+              <w:top w:val="single" w:color="BFBFBF" w:sz="4"/>
+              <w:left w:val="single" w:color="BFBFBF" w:sz="4"/>
+              <w:bottom w:val="single" w:color="BFBFBF" w:sz="4"/>
+              <w:right w:val="single" w:color="BFBFBF" w:sz="4"/>
+            </w:tcBorders>
+            <w:tcMar>
+              <w:top w:type="dxa" w:w="40"/>
+              <w:left w:type="dxa" w:w="80"/>
+              <w:bottom w:type="dxa" w:w="40"/>
+              <w:right w:type="dxa" w:w="80"/>
+            </w:tcMar>
+          </w:tcPr>
+          <w:p>
+            <w:r>
+              <w:rPr>
+                <w:rFonts w:ascii="Calibri" w:cs="Calibri" w:eastAsia="Microsoft YaHei" w:hAnsi="Calibri"/>
+                <w:b w:val="false"/>
+                <w:bCs w:val="false"/>
+                <w:sz w:val="14"/>
+                <w:szCs w:val="14"/>
+              </w:rPr>
+              <w:t xml:space="preserve">development check</w:t>
+            </w:r>
+          </w:p>
+        </w:tc>
+        <w:tc>
+          <w:tcPr>
+            <w:tcW w:type="dxa" w:w="803"/>
+            <w:tcBorders>
+              <w:top w:val="single" w:color="BFBFBF" w:sz="4"/>
+              <w:left w:val="single" w:color="BFBFBF" w:sz="4"/>
+              <w:bottom w:val="single" w:color="BFBFBF" w:sz="4"/>
+              <w:right w:val="single" w:color="BFBFBF" w:sz="4"/>
+            </w:tcBorders>
+            <w:tcMar>
+              <w:top w:type="dxa" w:w="40"/>
+              <w:left w:type="dxa" w:w="80"/>
+              <w:bottom w:type="dxa" w:w="40"/>
+              <w:right w:type="dxa" w:w="80"/>
+            </w:tcMar>
+          </w:tcPr>
+          <w:p>
+            <w:r>
+              <w:rPr>
+                <w:rFonts w:ascii="Calibri" w:cs="Calibri" w:eastAsia="Microsoft YaHei" w:hAnsi="Calibri"/>
+                <w:b w:val="false"/>
+                <w:bCs w:val="false"/>
+                <w:sz w:val="14"/>
+                <w:szCs w:val="14"/>
+              </w:rPr>
+              <w:t xml:space="preserve">high</w:t>
+            </w:r>
+          </w:p>
+        </w:tc>
+        <w:tc>
+          <w:tcPr>
+            <w:tcW w:type="dxa" w:w="3915"/>
+            <w:tcBorders>
+              <w:top w:val="single" w:color="BFBFBF" w:sz="4"/>
+              <w:left w:val="single" w:color="BFBFBF" w:sz="4"/>
+              <w:bottom w:val="single" w:color="BFBFBF" w:sz="4"/>
+              <w:right w:val="single" w:color="BFBFBF" w:sz="4"/>
+            </w:tcBorders>
+            <w:tcMar>
+              <w:top w:type="dxa" w:w="40"/>
+              <w:left w:type="dxa" w:w="80"/>
+              <w:bottom w:type="dxa" w:w="40"/>
+              <w:right w:type="dxa" w:w="80"/>
+            </w:tcMar>
+          </w:tcPr>
+          <w:p>
+            <w:r>
+              <w:rPr>
+                <w:rFonts w:ascii="Calibri" w:cs="Calibri" w:eastAsia="Microsoft YaHei" w:hAnsi="Calibri"/>
+                <w:b w:val="false"/>
+                <w:bCs w:val="false"/>
+                <w:sz w:val="14"/>
+                <w:szCs w:val="14"/>
+              </w:rPr>
+              <w:t xml:space="preserve">Caught BEFORE release: in the rewritten aggregation the helper count for pillar S shared a name with the Strict count, so S adoption equalled Strict adoption</w:t>
+            </w:r>
+          </w:p>
+        </w:tc>
+        <w:tc>
+          <w:tcPr>
+            <w:tcW w:type="dxa" w:w="3315"/>
+            <w:tcBorders>
+              <w:top w:val="single" w:color="BFBFBF" w:sz="4"/>
+              <w:left w:val="single" w:color="BFBFBF" w:sz="4"/>
+              <w:bottom w:val="single" w:color="BFBFBF" w:sz="4"/>
+              <w:right w:val="single" w:color="BFBFBF" w:sz="4"/>
+            </w:tcBorders>
+            <w:tcMar>
+              <w:top w:type="dxa" w:w="40"/>
+              <w:left w:type="dxa" w:w="80"/>
+              <w:bottom w:type="dxa" w:w="40"/>
+              <w:right w:type="dxa" w:w="80"/>
+            </w:tcMar>
+          </w:tcPr>
+          <w:p>
+            <w:r>
+              <w:rPr>
+                <w:rFonts w:ascii="Calibri" w:cs="Calibri" w:eastAsia="Microsoft YaHei" w:hAnsi="Calibri"/>
+                <w:b w:val="false"/>
+                <w:bCs w:val="false"/>
+                <w:sz w:val="14"/>
+                <w:szCs w:val="14"/>
+              </w:rPr>
+              <w:t xml:space="preserve">distinct helper names + assertion against duplicates; audit re-derives E, S and G adoption and shares from grants and guards S != Strict</w:t>
+            </w:r>
+          </w:p>
+        </w:tc>
+      </w:tr>
+      <w:tr>
+        <w:tc>
+          <w:tcPr>
+            <w:tcW w:type="dxa" w:w="602"/>
+            <w:tcBorders>
+              <w:top w:val="single" w:color="BFBFBF" w:sz="4"/>
+              <w:left w:val="single" w:color="BFBFBF" w:sz="4"/>
+              <w:bottom w:val="single" w:color="BFBFBF" w:sz="4"/>
+              <w:right w:val="single" w:color="BFBFBF" w:sz="4"/>
+            </w:tcBorders>
+            <w:tcMar>
+              <w:top w:type="dxa" w:w="40"/>
+              <w:left w:type="dxa" w:w="80"/>
+              <w:bottom w:type="dxa" w:w="40"/>
+              <w:right w:type="dxa" w:w="80"/>
+            </w:tcMar>
+          </w:tcPr>
+          <w:p>
+            <w:r>
+              <w:rPr>
+                <w:rFonts w:ascii="Calibri" w:cs="Calibri" w:eastAsia="Microsoft YaHei" w:hAnsi="Calibri"/>
+                <w:b w:val="false"/>
+                <w:bCs w:val="false"/>
+                <w:sz w:val="14"/>
+                <w:szCs w:val="14"/>
+              </w:rPr>
+              <w:t xml:space="preserve">R25</w:t>
+            </w:r>
+          </w:p>
+        </w:tc>
+        <w:tc>
+          <w:tcPr>
+            <w:tcW w:type="dxa" w:w="1003"/>
+            <w:tcBorders>
+              <w:top w:val="single" w:color="BFBFBF" w:sz="4"/>
+              <w:left w:val="single" w:color="BFBFBF" w:sz="4"/>
+              <w:bottom w:val="single" w:color="BFBFBF" w:sz="4"/>
+              <w:right w:val="single" w:color="BFBFBF" w:sz="4"/>
+            </w:tcBorders>
+            <w:tcMar>
+              <w:top w:type="dxa" w:w="40"/>
+              <w:left w:type="dxa" w:w="80"/>
+              <w:bottom w:type="dxa" w:w="40"/>
+              <w:right w:type="dxa" w:w="80"/>
+            </w:tcMar>
+          </w:tcPr>
+          <w:p>
+            <w:r>
+              <w:rPr>
+                <w:rFonts w:ascii="Calibri" w:cs="Calibri" w:eastAsia="Microsoft YaHei" w:hAnsi="Calibri"/>
+                <w:b w:val="false"/>
+                <w:bCs w:val="false"/>
+                <w:sz w:val="14"/>
+                <w:szCs w:val="14"/>
+              </w:rPr>
+              <w:t xml:space="preserve">development check</w:t>
+            </w:r>
+          </w:p>
+        </w:tc>
+        <w:tc>
+          <w:tcPr>
+            <w:tcW w:type="dxa" w:w="803"/>
+            <w:tcBorders>
+              <w:top w:val="single" w:color="BFBFBF" w:sz="4"/>
+              <w:left w:val="single" w:color="BFBFBF" w:sz="4"/>
+              <w:bottom w:val="single" w:color="BFBFBF" w:sz="4"/>
+              <w:right w:val="single" w:color="BFBFBF" w:sz="4"/>
+            </w:tcBorders>
+            <w:tcMar>
+              <w:top w:type="dxa" w:w="40"/>
+              <w:left w:type="dxa" w:w="80"/>
+              <w:bottom w:type="dxa" w:w="40"/>
+              <w:right w:type="dxa" w:w="80"/>
+            </w:tcMar>
+          </w:tcPr>
+          <w:p>
+            <w:r>
+              <w:rPr>
+                <w:rFonts w:ascii="Calibri" w:cs="Calibri" w:eastAsia="Microsoft YaHei" w:hAnsi="Calibri"/>
+                <w:b w:val="false"/>
+                <w:bCs w:val="false"/>
+                <w:sz w:val="14"/>
+                <w:szCs w:val="14"/>
+              </w:rPr>
+              <w:t xml:space="preserve">medium</w:t>
+            </w:r>
+          </w:p>
+        </w:tc>
+        <w:tc>
+          <w:tcPr>
+            <w:tcW w:type="dxa" w:w="3915"/>
+            <w:tcBorders>
+              <w:top w:val="single" w:color="BFBFBF" w:sz="4"/>
+              <w:left w:val="single" w:color="BFBFBF" w:sz="4"/>
+              <w:bottom w:val="single" w:color="BFBFBF" w:sz="4"/>
+              <w:right w:val="single" w:color="BFBFBF" w:sz="4"/>
+            </w:tcBorders>
+            <w:tcMar>
+              <w:top w:type="dxa" w:w="40"/>
+              <w:left w:type="dxa" w:w="80"/>
+              <w:bottom w:type="dxa" w:w="40"/>
+              <w:right w:type="dxa" w:w="80"/>
+            </w:tcMar>
+          </w:tcPr>
+          <w:p>
+            <w:r>
+              <w:rPr>
+                <w:rFonts w:ascii="Calibri" w:cs="Calibri" w:eastAsia="Microsoft YaHei" w:hAnsi="Calibri"/>
+                <w:b w:val="false"/>
+                <w:bCs w:val="false"/>
+                <w:sz w:val="14"/>
+                <w:szCs w:val="14"/>
+              </w:rPr>
+              <w:t xml:space="preserve">Caught BEFORE release by reviewing every changed unit: 'work environment' fell to the Environmental rule; 'placement' matched inside 'replacement'; specific board-governance phrases became Unknown</w:t>
+            </w:r>
+          </w:p>
+        </w:tc>
+        <w:tc>
+          <w:tcPr>
+            <w:tcW w:type="dxa" w:w="3315"/>
+            <w:tcBorders>
+              <w:top w:val="single" w:color="BFBFBF" w:sz="4"/>
+              <w:left w:val="single" w:color="BFBFBF" w:sz="4"/>
+              <w:bottom w:val="single" w:color="BFBFBF" w:sz="4"/>
+              <w:right w:val="single" w:color="BFBFBF" w:sz="4"/>
+            </w:tcBorders>
+            <w:tcMar>
+              <w:top w:type="dxa" w:w="40"/>
+              <w:left w:type="dxa" w:w="80"/>
+              <w:bottom w:type="dxa" w:w="40"/>
+              <w:right w:type="dxa" w:w="80"/>
+            </w:tcMar>
+          </w:tcPr>
+          <w:p>
+            <w:r>
+              <w:rPr>
+                <w:rFonts w:ascii="Calibri" w:cs="Calibri" w:eastAsia="Microsoft YaHei" w:hAnsi="Calibri"/>
+                <w:b w:val="false"/>
+                <w:bCs w:val="false"/>
+                <w:sz w:val="14"/>
+                <w:szCs w:val="14"/>
+              </w:rPr>
+              <w:t xml:space="preserve">'work environment' -&gt; Social; word boundaries; board-governance phrasing rule</w:t>
+            </w:r>
+          </w:p>
+        </w:tc>
+      </w:tr>
+    </w:tbl>
+    <w:p/>
+    <w:p>
+      <w:pPr>
+        <w:pStyle w:val="Heading1"/>
+        <w:spacing w:after="120" w:before="240"/>
+      </w:pPr>
+      <w:r>
+        <w:rPr>
+          <w:rFonts w:ascii="Calibri" w:cs="Calibri" w:eastAsia="Microsoft YaHei" w:hAnsi="Calibri"/>
+        </w:rPr>
+        <w:t xml:space="preserve">6. 论文关键词审查结论</w:t>
       </w:r>
     </w:p>
     <w:tbl>
@@ -4843,7 +10291,7 @@
                 <w:sz w:val="16"/>
                 <w:szCs w:val="16"/>
               </w:rPr>
-              <w:t xml:space="preserve">128</w:t>
+              <w:t xml:space="preserve">126</w:t>
             </w:r>
           </w:p>
         </w:tc>
@@ -5023,7 +10471,7 @@
                 <w:sz w:val="16"/>
                 <w:szCs w:val="16"/>
               </w:rPr>
-              <w:t xml:space="preserve">74</w:t>
+              <w:t xml:space="preserve">76</w:t>
             </w:r>
           </w:p>
         </w:tc>
@@ -5083,7 +10531,7 @@
                 <w:sz w:val="16"/>
                 <w:szCs w:val="16"/>
               </w:rPr>
-              <w:t xml:space="preserve">73</w:t>
+              <w:t xml:space="preserve">72</w:t>
             </w:r>
           </w:p>
         </w:tc>
@@ -5174,7 +10622,7 @@
                 <w:sz w:val="16"/>
                 <w:szCs w:val="16"/>
               </w:rPr>
-              <w:t xml:space="preserve">reassigned_extended_only</w:t>
+              <w:t xml:space="preserve">retained_strict_with_context_exclusions</w:t>
             </w:r>
           </w:p>
         </w:tc>
@@ -5234,7 +10682,7 @@
                 <w:sz w:val="16"/>
                 <w:szCs w:val="16"/>
               </w:rPr>
-              <w:t xml:space="preserve">retained_strict_with_context_exclusions</w:t>
+              <w:t xml:space="preserve">reassigned_extended_only</w:t>
             </w:r>
           </w:p>
         </w:tc>
@@ -5263,7 +10711,7 @@
                 <w:sz w:val="16"/>
                 <w:szCs w:val="16"/>
               </w:rPr>
-              <w:t xml:space="preserve">10</w:t>
+              <w:t xml:space="preserve">11</w:t>
             </w:r>
           </w:p>
         </w:tc>
@@ -5339,7 +10787,7 @@
         <w:rPr>
           <w:rFonts w:ascii="Calibri" w:cs="Calibri" w:eastAsia="Microsoft YaHei" w:hAnsi="Calibri"/>
         </w:rPr>
-        <w:t xml:space="preserve">6. 流水线步骤与最近一次完整运行</w:t>
+        <w:t xml:space="preserve">7. 流水线步骤与最近一次完整运行</w:t>
       </w:r>
     </w:p>
     <w:tbl>
@@ -6334,7 +11782,7 @@
         <w:rPr>
           <w:rFonts w:ascii="Calibri" w:cs="Calibri" w:eastAsia="Microsoft YaHei" w:hAnsi="Calibri"/>
         </w:rPr>
-        <w:t xml:space="preserve">最近一次完整运行结果：EXIT=0（成功）</w:t>
+        <w:t xml:space="preserve">最近一次完整运行结果：完成（pipeline complete）</w:t>
       </w:r>
     </w:p>
     <w:p>
@@ -6346,7 +11794,7 @@
         <w:rPr>
           <w:rFonts w:ascii="Calibri" w:cs="Calibri" w:eastAsia="Microsoft YaHei" w:hAnsi="Calibri"/>
         </w:rPr>
-        <w:t xml:space="preserve">7. 主要结果快照（公司-年，业绩型 grant，Strict 采用率下界）</w:t>
+        <w:t xml:space="preserve">8. 主要结果快照（公司-年，业绩型 grant，Strict 采用率）</w:t>
       </w:r>
     </w:p>
     <w:tbl>
@@ -6639,7 +12087,7 @@
                 <w:sz w:val="16"/>
                 <w:szCs w:val="16"/>
               </w:rPr>
-              <w:t xml:space="preserve">0.032</w:t>
+              <w:t xml:space="preserve">0.035</w:t>
             </w:r>
           </w:p>
         </w:tc>
@@ -6668,7 +12116,7 @@
                 <w:sz w:val="16"/>
                 <w:szCs w:val="16"/>
               </w:rPr>
-              <w:t xml:space="preserve">0.06</w:t>
+              <w:t xml:space="preserve">0.065</w:t>
             </w:r>
           </w:p>
         </w:tc>
@@ -6697,7 +12145,7 @@
                 <w:sz w:val="16"/>
                 <w:szCs w:val="16"/>
               </w:rPr>
-              <w:t xml:space="preserve">0.498</w:t>
+              <w:t xml:space="preserve">0.495</w:t>
             </w:r>
           </w:p>
         </w:tc>
@@ -6844,7 +12292,7 @@
                 <w:sz w:val="16"/>
                 <w:szCs w:val="16"/>
               </w:rPr>
-              <w:t xml:space="preserve">0.211</w:t>
+              <w:t xml:space="preserve">0.209</w:t>
             </w:r>
           </w:p>
         </w:tc>
@@ -6873,7 +12321,7 @@
                 <w:sz w:val="16"/>
                 <w:szCs w:val="16"/>
               </w:rPr>
-              <w:t xml:space="preserve">0.6</w:t>
+              <w:t xml:space="preserve">0.595</w:t>
             </w:r>
           </w:p>
         </w:tc>
@@ -6991,7 +12439,7 @@
                 <w:sz w:val="16"/>
                 <w:szCs w:val="16"/>
               </w:rPr>
-              <w:t xml:space="preserve">0.146</w:t>
+              <w:t xml:space="preserve">0.148</w:t>
             </w:r>
           </w:p>
         </w:tc>
@@ -7020,7 +12468,7 @@
                 <w:sz w:val="16"/>
                 <w:szCs w:val="16"/>
               </w:rPr>
-              <w:t xml:space="preserve">0.341</w:t>
+              <w:t xml:space="preserve">0.343</w:t>
             </w:r>
           </w:p>
         </w:tc>
@@ -7196,7 +12644,7 @@
                 <w:sz w:val="16"/>
                 <w:szCs w:val="16"/>
               </w:rPr>
-              <w:t xml:space="preserve">0.32</w:t>
+              <w:t xml:space="preserve">0.322</w:t>
             </w:r>
           </w:p>
         </w:tc>
@@ -7225,7 +12673,7 @@
                 <w:sz w:val="16"/>
                 <w:szCs w:val="16"/>
               </w:rPr>
-              <w:t xml:space="preserve">0.701</w:t>
+              <w:t xml:space="preserve">0.703</w:t>
             </w:r>
           </w:p>
         </w:tc>
@@ -7372,7 +12820,7 @@
                 <w:sz w:val="16"/>
                 <w:szCs w:val="16"/>
               </w:rPr>
-              <w:t xml:space="preserve">0.291</w:t>
+              <w:t xml:space="preserve">0.29</w:t>
             </w:r>
           </w:p>
         </w:tc>
@@ -7401,7 +12849,7 @@
                 <w:sz w:val="16"/>
                 <w:szCs w:val="16"/>
               </w:rPr>
-              <w:t xml:space="preserve">0.646</w:t>
+              <w:t xml:space="preserve">0.644</w:t>
             </w:r>
           </w:p>
         </w:tc>
@@ -7519,7 +12967,7 @@
                 <w:sz w:val="16"/>
                 <w:szCs w:val="16"/>
               </w:rPr>
-              <w:t xml:space="preserve">0.155</w:t>
+              <w:t xml:space="preserve">0.154</w:t>
             </w:r>
           </w:p>
         </w:tc>
@@ -7548,7 +12996,7 @@
                 <w:sz w:val="16"/>
                 <w:szCs w:val="16"/>
               </w:rPr>
-              <w:t xml:space="preserve">0.308</w:t>
+              <w:t xml:space="preserve">0.305</w:t>
             </w:r>
           </w:p>
         </w:tc>
@@ -7577,7 +13025,7 @@
                 <w:sz w:val="16"/>
                 <w:szCs w:val="16"/>
               </w:rPr>
-              <w:t xml:space="preserve">0.651</w:t>
+              <w:t xml:space="preserve">0.649</w:t>
             </w:r>
           </w:p>
         </w:tc>
@@ -7724,7 +13172,7 @@
                 <w:sz w:val="16"/>
                 <w:szCs w:val="16"/>
               </w:rPr>
-              <w:t xml:space="preserve">0.321</w:t>
+              <w:t xml:space="preserve">0.318</w:t>
             </w:r>
           </w:p>
         </w:tc>
@@ -7753,7 +13201,7 @@
                 <w:sz w:val="16"/>
                 <w:szCs w:val="16"/>
               </w:rPr>
-              <w:t xml:space="preserve">0.644</w:t>
+              <w:t xml:space="preserve">0.64</w:t>
             </w:r>
           </w:p>
         </w:tc>
@@ -7871,7 +13319,7 @@
                 <w:sz w:val="16"/>
                 <w:szCs w:val="16"/>
               </w:rPr>
-              <w:t xml:space="preserve">0.196</w:t>
+              <w:t xml:space="preserve">0.194</w:t>
             </w:r>
           </w:p>
         </w:tc>
@@ -7900,7 +13348,7 @@
                 <w:sz w:val="16"/>
                 <w:szCs w:val="16"/>
               </w:rPr>
-              <w:t xml:space="preserve">0.373</w:t>
+              <w:t xml:space="preserve">0.371</w:t>
             </w:r>
           </w:p>
         </w:tc>
@@ -8150,7 +13598,7 @@
         <w:rPr>
           <w:rFonts w:ascii="Calibri" w:cs="Calibri" w:eastAsia="Microsoft YaHei" w:hAnsi="Calibri"/>
         </w:rPr>
-        <w:t xml:space="preserve">8. 版本控制记录 (git log)</w:t>
+        <w:t xml:space="preserve">9. 版本控制记录 (git log)</w:t>
       </w:r>
     </w:p>
     <w:tbl>
@@ -8292,6 +13740,184 @@
                 <w:sz w:val="15"/>
                 <w:szCs w:val="15"/>
               </w:rPr>
+              <w:t xml:space="preserve">dd6c450</w:t>
+            </w:r>
+          </w:p>
+        </w:tc>
+        <w:tc>
+          <w:tcPr>
+            <w:tcW w:type="dxa" w:w="2610"/>
+            <w:tcBorders>
+              <w:top w:val="single" w:color="BFBFBF" w:sz="4"/>
+              <w:left w:val="single" w:color="BFBFBF" w:sz="4"/>
+              <w:bottom w:val="single" w:color="BFBFBF" w:sz="4"/>
+              <w:right w:val="single" w:color="BFBFBF" w:sz="4"/>
+            </w:tcBorders>
+            <w:tcMar>
+              <w:top w:type="dxa" w:w="40"/>
+              <w:left w:type="dxa" w:w="80"/>
+              <w:bottom w:type="dxa" w:w="40"/>
+              <w:right w:type="dxa" w:w="80"/>
+            </w:tcMar>
+          </w:tcPr>
+          <w:p>
+            <w:r>
+              <w:rPr>
+                <w:rFonts w:ascii="Calibri" w:cs="Calibri" w:eastAsia="Microsoft YaHei" w:hAnsi="Calibri"/>
+                <w:b w:val="false"/>
+                <w:bCs w:val="false"/>
+                <w:sz w:val="15"/>
+                <w:szCs w:val="15"/>
+              </w:rPr>
+              <w:t xml:space="preserve">2026-10-31 14:50:13 +0000</w:t>
+            </w:r>
+          </w:p>
+        </w:tc>
+        <w:tc>
+          <w:tcPr>
+            <w:tcW w:type="dxa" w:w="6025"/>
+            <w:tcBorders>
+              <w:top w:val="single" w:color="BFBFBF" w:sz="4"/>
+              <w:left w:val="single" w:color="BFBFBF" w:sz="4"/>
+              <w:bottom w:val="single" w:color="BFBFBF" w:sz="4"/>
+              <w:right w:val="single" w:color="BFBFBF" w:sz="4"/>
+            </w:tcBorders>
+            <w:tcMar>
+              <w:top w:type="dxa" w:w="40"/>
+              <w:left w:type="dxa" w:w="80"/>
+              <w:bottom w:type="dxa" w:w="40"/>
+              <w:right w:type="dxa" w:w="80"/>
+            </w:tcMar>
+          </w:tcPr>
+          <w:p>
+            <w:r>
+              <w:rPr>
+                <w:rFonts w:ascii="Calibri" w:cs="Calibri" w:eastAsia="Microsoft YaHei" w:hAnsi="Calibri"/>
+                <w:b w:val="false"/>
+                <w:bCs w:val="false"/>
+                <w:sz w:val="15"/>
+                <w:szCs w:val="15"/>
+              </w:rPr>
+              <w:t xml:space="preserve">Logs for audit, report and archive steps</w:t>
+            </w:r>
+          </w:p>
+        </w:tc>
+      </w:tr>
+      <w:tr>
+        <w:tc>
+          <w:tcPr>
+            <w:tcW w:type="dxa" w:w="1003"/>
+            <w:tcBorders>
+              <w:top w:val="single" w:color="BFBFBF" w:sz="4"/>
+              <w:left w:val="single" w:color="BFBFBF" w:sz="4"/>
+              <w:bottom w:val="single" w:color="BFBFBF" w:sz="4"/>
+              <w:right w:val="single" w:color="BFBFBF" w:sz="4"/>
+            </w:tcBorders>
+            <w:tcMar>
+              <w:top w:type="dxa" w:w="40"/>
+              <w:left w:type="dxa" w:w="80"/>
+              <w:bottom w:type="dxa" w:w="40"/>
+              <w:right w:type="dxa" w:w="80"/>
+            </w:tcMar>
+          </w:tcPr>
+          <w:p>
+            <w:r>
+              <w:rPr>
+                <w:rFonts w:ascii="Calibri" w:cs="Calibri" w:eastAsia="Microsoft YaHei" w:hAnsi="Calibri"/>
+                <w:b w:val="false"/>
+                <w:bCs w:val="false"/>
+                <w:sz w:val="15"/>
+                <w:szCs w:val="15"/>
+              </w:rPr>
+              <w:t xml:space="preserve">9034f60</w:t>
+            </w:r>
+          </w:p>
+        </w:tc>
+        <w:tc>
+          <w:tcPr>
+            <w:tcW w:type="dxa" w:w="2610"/>
+            <w:tcBorders>
+              <w:top w:val="single" w:color="BFBFBF" w:sz="4"/>
+              <w:left w:val="single" w:color="BFBFBF" w:sz="4"/>
+              <w:bottom w:val="single" w:color="BFBFBF" w:sz="4"/>
+              <w:right w:val="single" w:color="BFBFBF" w:sz="4"/>
+            </w:tcBorders>
+            <w:tcMar>
+              <w:top w:type="dxa" w:w="40"/>
+              <w:left w:type="dxa" w:w="80"/>
+              <w:bottom w:type="dxa" w:w="40"/>
+              <w:right w:type="dxa" w:w="80"/>
+            </w:tcMar>
+          </w:tcPr>
+          <w:p>
+            <w:r>
+              <w:rPr>
+                <w:rFonts w:ascii="Calibri" w:cs="Calibri" w:eastAsia="Microsoft YaHei" w:hAnsi="Calibri"/>
+                <w:b w:val="false"/>
+                <w:bCs w:val="false"/>
+                <w:sz w:val="15"/>
+                <w:szCs w:val="15"/>
+              </w:rPr>
+              <w:t xml:space="preserve">2026-10-31 14:49:19 +0000</w:t>
+            </w:r>
+          </w:p>
+        </w:tc>
+        <w:tc>
+          <w:tcPr>
+            <w:tcW w:type="dxa" w:w="6025"/>
+            <w:tcBorders>
+              <w:top w:val="single" w:color="BFBFBF" w:sz="4"/>
+              <w:left w:val="single" w:color="BFBFBF" w:sz="4"/>
+              <w:bottom w:val="single" w:color="BFBFBF" w:sz="4"/>
+              <w:right w:val="single" w:color="BFBFBF" w:sz="4"/>
+            </w:tcBorders>
+            <w:tcMar>
+              <w:top w:type="dxa" w:w="40"/>
+              <w:left w:type="dxa" w:w="80"/>
+              <w:bottom w:type="dxa" w:w="40"/>
+              <w:right w:type="dxa" w:w="80"/>
+            </w:tcMar>
+          </w:tcPr>
+          <w:p>
+            <w:r>
+              <w:rPr>
+                <w:rFonts w:ascii="Calibri" w:cs="Calibri" w:eastAsia="Microsoft YaHei" w:hAnsi="Calibri"/>
+                <w:b w:val="false"/>
+                <w:bCs w:val="false"/>
+                <w:sz w:val="15"/>
+                <w:szCs w:val="15"/>
+              </w:rPr>
+              <w:t xml:space="preserve">Add quality audit (step 16), Word reports (step 17) and audit archive builder (step 18)</w:t>
+            </w:r>
+          </w:p>
+        </w:tc>
+      </w:tr>
+      <w:tr>
+        <w:tc>
+          <w:tcPr>
+            <w:tcW w:type="dxa" w:w="1003"/>
+            <w:tcBorders>
+              <w:top w:val="single" w:color="BFBFBF" w:sz="4"/>
+              <w:left w:val="single" w:color="BFBFBF" w:sz="4"/>
+              <w:bottom w:val="single" w:color="BFBFBF" w:sz="4"/>
+              <w:right w:val="single" w:color="BFBFBF" w:sz="4"/>
+            </w:tcBorders>
+            <w:tcMar>
+              <w:top w:type="dxa" w:w="40"/>
+              <w:left w:type="dxa" w:w="80"/>
+              <w:bottom w:type="dxa" w:w="40"/>
+              <w:right w:type="dxa" w:w="80"/>
+            </w:tcMar>
+          </w:tcPr>
+          <w:p>
+            <w:r>
+              <w:rPr>
+                <w:rFonts w:ascii="Calibri" w:cs="Calibri" w:eastAsia="Microsoft YaHei" w:hAnsi="Calibri"/>
+                <w:b w:val="false"/>
+                <w:bCs w:val="false"/>
+                <w:sz w:val="15"/>
+                <w:szCs w:val="15"/>
+              </w:rPr>
               <w:t xml:space="preserve">0e5993a</w:t>
             </w:r>
           </w:p>
@@ -8811,7 +14437,7 @@
         <w:rPr>
           <w:rFonts w:ascii="Calibri" w:cs="Calibri" w:eastAsia="Microsoft YaHei" w:hAnsi="Calibri"/>
         </w:rPr>
-        <w:t xml:space="preserve">9. 运行环境</w:t>
+        <w:t xml:space="preserve">10. 运行环境</w:t>
       </w:r>
     </w:p>
     <w:tbl>
@@ -9012,6 +14638,66 @@
                 <w:szCs w:val="17"/>
               </w:rPr>
               <w:t xml:space="preserve">3.0.5</w:t>
+            </w:r>
+          </w:p>
+        </w:tc>
+      </w:tr>
+      <w:tr>
+        <w:tc>
+          <w:tcPr>
+            <w:tcW w:type="dxa" w:w="2610"/>
+            <w:tcBorders>
+              <w:top w:val="single" w:color="BFBFBF" w:sz="4"/>
+              <w:left w:val="single" w:color="BFBFBF" w:sz="4"/>
+              <w:bottom w:val="single" w:color="BFBFBF" w:sz="4"/>
+              <w:right w:val="single" w:color="BFBFBF" w:sz="4"/>
+            </w:tcBorders>
+            <w:tcMar>
+              <w:top w:type="dxa" w:w="40"/>
+              <w:left w:type="dxa" w:w="80"/>
+              <w:bottom w:type="dxa" w:w="40"/>
+              <w:right w:type="dxa" w:w="80"/>
+            </w:tcMar>
+          </w:tcPr>
+          <w:p>
+            <w:r>
+              <w:rPr>
+                <w:rFonts w:ascii="Calibri" w:cs="Calibri" w:eastAsia="Microsoft YaHei" w:hAnsi="Calibri"/>
+                <w:b w:val="false"/>
+                <w:bCs w:val="false"/>
+                <w:sz w:val="17"/>
+                <w:szCs w:val="17"/>
+              </w:rPr>
+              <w:t xml:space="preserve">numpy</w:t>
+            </w:r>
+          </w:p>
+        </w:tc>
+        <w:tc>
+          <w:tcPr>
+            <w:tcW w:type="dxa" w:w="7028"/>
+            <w:tcBorders>
+              <w:top w:val="single" w:color="BFBFBF" w:sz="4"/>
+              <w:left w:val="single" w:color="BFBFBF" w:sz="4"/>
+              <w:bottom w:val="single" w:color="BFBFBF" w:sz="4"/>
+              <w:right w:val="single" w:color="BFBFBF" w:sz="4"/>
+            </w:tcBorders>
+            <w:tcMar>
+              <w:top w:type="dxa" w:w="40"/>
+              <w:left w:type="dxa" w:w="80"/>
+              <w:bottom w:type="dxa" w:w="40"/>
+              <w:right w:type="dxa" w:w="80"/>
+            </w:tcMar>
+          </w:tcPr>
+          <w:p>
+            <w:r>
+              <w:rPr>
+                <w:rFonts w:ascii="Calibri" w:cs="Calibri" w:eastAsia="Microsoft YaHei" w:hAnsi="Calibri"/>
+                <w:b w:val="false"/>
+                <w:bCs w:val="false"/>
+                <w:sz w:val="17"/>
+                <w:szCs w:val="17"/>
+              </w:rPr>
+              <w:t xml:space="preserve">2.5.3</w:t>
             </w:r>
           </w:p>
         </w:tc>

--- a/ESG_Text_Based_Incentives/Documentation/Reports/02_Process_Record.docx
+++ b/ESG_Text_Based_Incentives/Documentation/Reports/02_Process_Record.docx
@@ -228,7 +228,7 @@
                 <w:sz w:val="17"/>
                 <w:szCs w:val="17"/>
               </w:rPr>
-              <w:t xml:space="preserve">2026-10-31 16:56</w:t>
+              <w:t xml:space="preserve">2026-10-31 20:55</w:t>
             </w:r>
           </w:p>
         </w:tc>
@@ -288,7 +288,7 @@
                 <w:sz w:val="17"/>
                 <w:szCs w:val="17"/>
               </w:rPr>
-              <w:t xml:space="preserve">dd6c450</w:t>
+              <w:t xml:space="preserve">badbbbd</w:t>
             </w:r>
           </w:p>
         </w:tc>
@@ -10898,7 +10898,7 @@
                 <w:sz w:val="17"/>
                 <w:szCs w:val="17"/>
               </w:rPr>
-              <w:t xml:space="preserve">01_data_inventory.py</w:t>
+              <w:t xml:space="preserve">04_text_classification.py</w:t>
             </w:r>
           </w:p>
         </w:tc>
@@ -10927,7 +10927,7 @@
                 <w:sz w:val="17"/>
                 <w:szCs w:val="17"/>
               </w:rPr>
-              <w:t xml:space="preserve">36</w:t>
+              <w:t xml:space="preserve">50</w:t>
             </w:r>
           </w:p>
         </w:tc>
@@ -10958,7 +10958,7 @@
                 <w:sz w:val="17"/>
                 <w:szCs w:val="17"/>
               </w:rPr>
-              <w:t xml:space="preserve">02_extract_paper_dictionary.py</w:t>
+              <w:t xml:space="preserve">05_dictionary_deliverables.py</w:t>
             </w:r>
           </w:p>
         </w:tc>
@@ -10987,7 +10987,7 @@
                 <w:sz w:val="17"/>
                 <w:szCs w:val="17"/>
               </w:rPr>
-              <w:t xml:space="preserve">1</w:t>
+              <w:t xml:space="preserve">20</w:t>
             </w:r>
           </w:p>
         </w:tc>
@@ -11018,7 +11018,7 @@
                 <w:sz w:val="17"/>
                 <w:szCs w:val="17"/>
               </w:rPr>
-              <w:t xml:space="preserve">03_goal_extraction.py</w:t>
+              <w:t xml:space="preserve">06_dataset_A_text_dictionary.py</w:t>
             </w:r>
           </w:p>
         </w:tc>
@@ -11047,7 +11047,7 @@
                 <w:sz w:val="17"/>
                 <w:szCs w:val="17"/>
               </w:rPr>
-              <w:t xml:space="preserve">19</w:t>
+              <w:t xml:space="preserve">2</w:t>
             </w:r>
           </w:p>
         </w:tc>
@@ -11078,7 +11078,7 @@
                 <w:sz w:val="17"/>
                 <w:szCs w:val="17"/>
               </w:rPr>
-              <w:t xml:space="preserve">04_text_classification.py</w:t>
+              <w:t xml:space="preserve">07_dataset_B_kpi.py</w:t>
             </w:r>
           </w:p>
         </w:tc>
@@ -11107,7 +11107,7 @@
                 <w:sz w:val="17"/>
                 <w:szCs w:val="17"/>
               </w:rPr>
-              <w:t xml:space="preserve">44</w:t>
+              <w:t xml:space="preserve">193</w:t>
             </w:r>
           </w:p>
         </w:tc>
@@ -11138,7 +11138,7 @@
                 <w:sz w:val="17"/>
                 <w:szCs w:val="17"/>
               </w:rPr>
-              <w:t xml:space="preserve">05_dictionary_deliverables.py</w:t>
+              <w:t xml:space="preserve">08_dataset_C_grant.py</w:t>
             </w:r>
           </w:p>
         </w:tc>
@@ -11167,7 +11167,7 @@
                 <w:sz w:val="17"/>
                 <w:szCs w:val="17"/>
               </w:rPr>
-              <w:t xml:space="preserve">4</w:t>
+              <w:t xml:space="preserve">60</w:t>
             </w:r>
           </w:p>
         </w:tc>
@@ -11198,7 +11198,7 @@
                 <w:sz w:val="17"/>
                 <w:szCs w:val="17"/>
               </w:rPr>
-              <w:t xml:space="preserve">06_dataset_A_text_dictionary.py</w:t>
+              <w:t xml:space="preserve">09_dataset_D_executive.py</w:t>
             </w:r>
           </w:p>
         </w:tc>
@@ -11227,7 +11227,7 @@
                 <w:sz w:val="17"/>
                 <w:szCs w:val="17"/>
               </w:rPr>
-              <w:t xml:space="preserve">2</w:t>
+              <w:t xml:space="preserve">44</w:t>
             </w:r>
           </w:p>
         </w:tc>
@@ -11258,7 +11258,7 @@
                 <w:sz w:val="17"/>
                 <w:szCs w:val="17"/>
               </w:rPr>
-              <w:t xml:space="preserve">07_dataset_B_kpi.py</w:t>
+              <w:t xml:space="preserve">10_dataset_E_ceo.py</w:t>
             </w:r>
           </w:p>
         </w:tc>
@@ -11287,7 +11287,7 @@
                 <w:sz w:val="17"/>
                 <w:szCs w:val="17"/>
               </w:rPr>
-              <w:t xml:space="preserve">197</w:t>
+              <w:t xml:space="preserve">2</w:t>
             </w:r>
           </w:p>
         </w:tc>
@@ -11318,7 +11318,7 @@
                 <w:sz w:val="17"/>
                 <w:szCs w:val="17"/>
               </w:rPr>
-              <w:t xml:space="preserve">08_dataset_C_grant.py</w:t>
+              <w:t xml:space="preserve">11_dataset_F_G_firm.py</w:t>
             </w:r>
           </w:p>
         </w:tc>
@@ -11347,7 +11347,7 @@
                 <w:sz w:val="17"/>
                 <w:szCs w:val="17"/>
               </w:rPr>
-              <w:t xml:space="preserve">18</w:t>
+              <w:t xml:space="preserve">11</w:t>
             </w:r>
           </w:p>
         </w:tc>
@@ -11378,7 +11378,7 @@
                 <w:sz w:val="17"/>
                 <w:szCs w:val="17"/>
               </w:rPr>
-              <w:t xml:space="preserve">09_dataset_D_executive.py</w:t>
+              <w:t xml:space="preserve">12_paper_vs_revised_comparison.py</w:t>
             </w:r>
           </w:p>
         </w:tc>
@@ -11407,7 +11407,7 @@
                 <w:sz w:val="17"/>
                 <w:szCs w:val="17"/>
               </w:rPr>
-              <w:t xml:space="preserve">37</w:t>
+              <w:t xml:space="preserve">10</w:t>
             </w:r>
           </w:p>
         </w:tc>
@@ -11438,7 +11438,7 @@
                 <w:sz w:val="17"/>
                 <w:szCs w:val="17"/>
               </w:rPr>
-              <w:t xml:space="preserve">10_dataset_E_ceo.py</w:t>
+              <w:t xml:space="preserve">13_validation.py</w:t>
             </w:r>
           </w:p>
         </w:tc>
@@ -11467,7 +11467,7 @@
                 <w:sz w:val="17"/>
                 <w:szCs w:val="17"/>
               </w:rPr>
-              <w:t xml:space="preserve">2</w:t>
+              <w:t xml:space="preserve">0</w:t>
             </w:r>
           </w:p>
         </w:tc>
@@ -11498,7 +11498,7 @@
                 <w:sz w:val="17"/>
                 <w:szCs w:val="17"/>
               </w:rPr>
-              <w:t xml:space="preserve">11_dataset_F_G_firm.py</w:t>
+              <w:t xml:space="preserve">14_annual_trends.py</w:t>
             </w:r>
           </w:p>
         </w:tc>
@@ -11527,7 +11527,7 @@
                 <w:sz w:val="17"/>
                 <w:szCs w:val="17"/>
               </w:rPr>
-              <w:t xml:space="preserve">7</w:t>
+              <w:t xml:space="preserve">2</w:t>
             </w:r>
           </w:p>
         </w:tc>
@@ -11558,7 +11558,7 @@
                 <w:sz w:val="17"/>
                 <w:szCs w:val="17"/>
               </w:rPr>
-              <w:t xml:space="preserve">12_paper_vs_revised_comparison.py</w:t>
+              <w:t xml:space="preserve">15_variable_dictionary.py</w:t>
             </w:r>
           </w:p>
         </w:tc>
@@ -11587,7 +11587,7 @@
                 <w:sz w:val="17"/>
                 <w:szCs w:val="17"/>
               </w:rPr>
-              <w:t xml:space="preserve">2</w:t>
+              <w:t xml:space="preserve">25</w:t>
             </w:r>
           </w:p>
         </w:tc>
@@ -11618,7 +11618,7 @@
                 <w:sz w:val="17"/>
                 <w:szCs w:val="17"/>
               </w:rPr>
-              <w:t xml:space="preserve">13_validation.py</w:t>
+              <w:t xml:space="preserve">16_quality_audit.py</w:t>
             </w:r>
           </w:p>
         </w:tc>
@@ -11647,7 +11647,7 @@
                 <w:sz w:val="17"/>
                 <w:szCs w:val="17"/>
               </w:rPr>
-              <w:t xml:space="preserve">1</w:t>
+              <w:t xml:space="preserve">106</w:t>
             </w:r>
           </w:p>
         </w:tc>
@@ -11678,7 +11678,7 @@
                 <w:sz w:val="17"/>
                 <w:szCs w:val="17"/>
               </w:rPr>
-              <w:t xml:space="preserve">14_annual_trends.py</w:t>
+              <w:t xml:space="preserve">17_version_comparison.py</w:t>
             </w:r>
           </w:p>
         </w:tc>
@@ -11707,67 +11707,7 @@
                 <w:sz w:val="17"/>
                 <w:szCs w:val="17"/>
               </w:rPr>
-              <w:t xml:space="preserve">2</w:t>
-            </w:r>
-          </w:p>
-        </w:tc>
-      </w:tr>
-      <w:tr>
-        <w:tc>
-          <w:tcPr>
-            <w:tcW w:type="dxa" w:w="7027"/>
-            <w:tcBorders>
-              <w:top w:val="single" w:color="BFBFBF" w:sz="4"/>
-              <w:left w:val="single" w:color="BFBFBF" w:sz="4"/>
-              <w:bottom w:val="single" w:color="BFBFBF" w:sz="4"/>
-              <w:right w:val="single" w:color="BFBFBF" w:sz="4"/>
-            </w:tcBorders>
-            <w:tcMar>
-              <w:top w:type="dxa" w:w="40"/>
-              <w:left w:type="dxa" w:w="80"/>
-              <w:bottom w:type="dxa" w:w="40"/>
-              <w:right w:type="dxa" w:w="80"/>
-            </w:tcMar>
-          </w:tcPr>
-          <w:p>
-            <w:r>
-              <w:rPr>
-                <w:rFonts w:ascii="Calibri" w:cs="Calibri" w:eastAsia="Microsoft YaHei" w:hAnsi="Calibri"/>
-                <w:b w:val="false"/>
-                <w:bCs w:val="false"/>
-                <w:sz w:val="17"/>
-                <w:szCs w:val="17"/>
-              </w:rPr>
-              <w:t xml:space="preserve">15_variable_dictionary.py</w:t>
-            </w:r>
-          </w:p>
-        </w:tc>
-        <w:tc>
-          <w:tcPr>
-            <w:tcW w:type="dxa" w:w="2611"/>
-            <w:tcBorders>
-              <w:top w:val="single" w:color="BFBFBF" w:sz="4"/>
-              <w:left w:val="single" w:color="BFBFBF" w:sz="4"/>
-              <w:bottom w:val="single" w:color="BFBFBF" w:sz="4"/>
-              <w:right w:val="single" w:color="BFBFBF" w:sz="4"/>
-            </w:tcBorders>
-            <w:tcMar>
-              <w:top w:type="dxa" w:w="40"/>
-              <w:left w:type="dxa" w:w="80"/>
-              <w:bottom w:type="dxa" w:w="40"/>
-              <w:right w:type="dxa" w:w="80"/>
-            </w:tcMar>
-          </w:tcPr>
-          <w:p>
-            <w:r>
-              <w:rPr>
-                <w:rFonts w:ascii="Calibri" w:cs="Calibri" w:eastAsia="Microsoft YaHei" w:hAnsi="Calibri"/>
-                <w:b w:val="false"/>
-                <w:bCs w:val="false"/>
-                <w:sz w:val="17"/>
-                <w:szCs w:val="17"/>
-              </w:rPr>
-              <w:t xml:space="preserve">22</w:t>
+              <w:t xml:space="preserve">1</w:t>
             </w:r>
           </w:p>
         </w:tc>
@@ -11782,7 +11722,7 @@
         <w:rPr>
           <w:rFonts w:ascii="Calibri" w:cs="Calibri" w:eastAsia="Microsoft YaHei" w:hAnsi="Calibri"/>
         </w:rPr>
-        <w:t xml:space="preserve">最近一次完整运行结果：完成（pipeline complete）</w:t>
+        <w:t xml:space="preserve">最近一次完整运行结果：见 Logs/master_run.log</w:t>
       </w:r>
     </w:p>
     <w:p>
@@ -13710,6 +13650,718 @@
                 <w:szCs w:val="15"/>
               </w:rPr>
               <w:t xml:space="preserve">message</w:t>
+            </w:r>
+          </w:p>
+        </w:tc>
+      </w:tr>
+      <w:tr>
+        <w:tc>
+          <w:tcPr>
+            <w:tcW w:type="dxa" w:w="1003"/>
+            <w:tcBorders>
+              <w:top w:val="single" w:color="BFBFBF" w:sz="4"/>
+              <w:left w:val="single" w:color="BFBFBF" w:sz="4"/>
+              <w:bottom w:val="single" w:color="BFBFBF" w:sz="4"/>
+              <w:right w:val="single" w:color="BFBFBF" w:sz="4"/>
+            </w:tcBorders>
+            <w:tcMar>
+              <w:top w:type="dxa" w:w="40"/>
+              <w:left w:type="dxa" w:w="80"/>
+              <w:bottom w:type="dxa" w:w="40"/>
+              <w:right w:type="dxa" w:w="80"/>
+            </w:tcMar>
+          </w:tcPr>
+          <w:p>
+            <w:r>
+              <w:rPr>
+                <w:rFonts w:ascii="Calibri" w:cs="Calibri" w:eastAsia="Microsoft YaHei" w:hAnsi="Calibri"/>
+                <w:b w:val="false"/>
+                <w:bCs w:val="false"/>
+                <w:sz w:val="15"/>
+                <w:szCs w:val="15"/>
+              </w:rPr>
+              <w:t xml:space="preserve">badbbbd</w:t>
+            </w:r>
+          </w:p>
+        </w:tc>
+        <w:tc>
+          <w:tcPr>
+            <w:tcW w:type="dxa" w:w="2610"/>
+            <w:tcBorders>
+              <w:top w:val="single" w:color="BFBFBF" w:sz="4"/>
+              <w:left w:val="single" w:color="BFBFBF" w:sz="4"/>
+              <w:bottom w:val="single" w:color="BFBFBF" w:sz="4"/>
+              <w:right w:val="single" w:color="BFBFBF" w:sz="4"/>
+            </w:tcBorders>
+            <w:tcMar>
+              <w:top w:type="dxa" w:w="40"/>
+              <w:left w:type="dxa" w:w="80"/>
+              <w:bottom w:type="dxa" w:w="40"/>
+              <w:right w:type="dxa" w:w="80"/>
+            </w:tcMar>
+          </w:tcPr>
+          <w:p>
+            <w:r>
+              <w:rPr>
+                <w:rFonts w:ascii="Calibri" w:cs="Calibri" w:eastAsia="Microsoft YaHei" w:hAnsi="Calibri"/>
+                <w:b w:val="false"/>
+                <w:bCs w:val="false"/>
+                <w:sz w:val="15"/>
+                <w:szCs w:val="15"/>
+              </w:rPr>
+              <w:t xml:space="preserve">2026-10-31 20:53:41 +0000</w:t>
+            </w:r>
+          </w:p>
+        </w:tc>
+        <w:tc>
+          <w:tcPr>
+            <w:tcW w:type="dxa" w:w="6025"/>
+            <w:tcBorders>
+              <w:top w:val="single" w:color="BFBFBF" w:sz="4"/>
+              <w:left w:val="single" w:color="BFBFBF" w:sz="4"/>
+              <w:bottom w:val="single" w:color="BFBFBF" w:sz="4"/>
+              <w:right w:val="single" w:color="BFBFBF" w:sz="4"/>
+            </w:tcBorders>
+            <w:tcMar>
+              <w:top w:type="dxa" w:w="40"/>
+              <w:left w:type="dxa" w:w="80"/>
+              <w:bottom w:type="dxa" w:w="40"/>
+              <w:right w:type="dxa" w:w="80"/>
+            </w:tcMar>
+          </w:tcPr>
+          <w:p>
+            <w:r>
+              <w:rPr>
+                <w:rFonts w:ascii="Calibri" w:cs="Calibri" w:eastAsia="Microsoft YaHei" w:hAnsi="Calibri"/>
+                <w:b w:val="false"/>
+                <w:bCs w:val="false"/>
+                <w:sz w:val="15"/>
+                <w:szCs w:val="15"/>
+              </w:rPr>
+              <w:t xml:space="preserve">Pipeline outputs (in-progress run)</w:t>
+            </w:r>
+          </w:p>
+        </w:tc>
+      </w:tr>
+      <w:tr>
+        <w:tc>
+          <w:tcPr>
+            <w:tcW w:type="dxa" w:w="1003"/>
+            <w:tcBorders>
+              <w:top w:val="single" w:color="BFBFBF" w:sz="4"/>
+              <w:left w:val="single" w:color="BFBFBF" w:sz="4"/>
+              <w:bottom w:val="single" w:color="BFBFBF" w:sz="4"/>
+              <w:right w:val="single" w:color="BFBFBF" w:sz="4"/>
+            </w:tcBorders>
+            <w:tcMar>
+              <w:top w:type="dxa" w:w="40"/>
+              <w:left w:type="dxa" w:w="80"/>
+              <w:bottom w:type="dxa" w:w="40"/>
+              <w:right w:type="dxa" w:w="80"/>
+            </w:tcMar>
+          </w:tcPr>
+          <w:p>
+            <w:r>
+              <w:rPr>
+                <w:rFonts w:ascii="Calibri" w:cs="Calibri" w:eastAsia="Microsoft YaHei" w:hAnsi="Calibri"/>
+                <w:b w:val="false"/>
+                <w:bCs w:val="false"/>
+                <w:sz w:val="15"/>
+                <w:szCs w:val="15"/>
+              </w:rPr>
+              <w:t xml:space="preserve">b7459c7</w:t>
+            </w:r>
+          </w:p>
+        </w:tc>
+        <w:tc>
+          <w:tcPr>
+            <w:tcW w:type="dxa" w:w="2610"/>
+            <w:tcBorders>
+              <w:top w:val="single" w:color="BFBFBF" w:sz="4"/>
+              <w:left w:val="single" w:color="BFBFBF" w:sz="4"/>
+              <w:bottom w:val="single" w:color="BFBFBF" w:sz="4"/>
+              <w:right w:val="single" w:color="BFBFBF" w:sz="4"/>
+            </w:tcBorders>
+            <w:tcMar>
+              <w:top w:type="dxa" w:w="40"/>
+              <w:left w:type="dxa" w:w="80"/>
+              <w:bottom w:type="dxa" w:w="40"/>
+              <w:right w:type="dxa" w:w="80"/>
+            </w:tcMar>
+          </w:tcPr>
+          <w:p>
+            <w:r>
+              <w:rPr>
+                <w:rFonts w:ascii="Calibri" w:cs="Calibri" w:eastAsia="Microsoft YaHei" w:hAnsi="Calibri"/>
+                <w:b w:val="false"/>
+                <w:bCs w:val="false"/>
+                <w:sz w:val="15"/>
+                <w:szCs w:val="15"/>
+              </w:rPr>
+              <w:t xml:space="preserve">2026-10-31 20:53:02 +0000</w:t>
+            </w:r>
+          </w:p>
+        </w:tc>
+        <w:tc>
+          <w:tcPr>
+            <w:tcW w:type="dxa" w:w="6025"/>
+            <w:tcBorders>
+              <w:top w:val="single" w:color="BFBFBF" w:sz="4"/>
+              <w:left w:val="single" w:color="BFBFBF" w:sz="4"/>
+              <w:bottom w:val="single" w:color="BFBFBF" w:sz="4"/>
+              <w:right w:val="single" w:color="BFBFBF" w:sz="4"/>
+            </w:tcBorders>
+            <w:tcMar>
+              <w:top w:type="dxa" w:w="40"/>
+              <w:left w:type="dxa" w:w="80"/>
+              <w:bottom w:type="dxa" w:w="40"/>
+              <w:right w:type="dxa" w:w="80"/>
+            </w:tcMar>
+          </w:tcPr>
+          <w:p>
+            <w:r>
+              <w:rPr>
+                <w:rFonts w:ascii="Calibri" w:cs="Calibri" w:eastAsia="Microsoft YaHei" w:hAnsi="Calibri"/>
+                <w:b w:val="false"/>
+                <w:bCs w:val="false"/>
+                <w:sz w:val="15"/>
+                <w:szCs w:val="15"/>
+              </w:rPr>
+              <w:t xml:space="preserve">Pipeline outputs (in-progress run)</w:t>
+            </w:r>
+          </w:p>
+        </w:tc>
+      </w:tr>
+      <w:tr>
+        <w:tc>
+          <w:tcPr>
+            <w:tcW w:type="dxa" w:w="1003"/>
+            <w:tcBorders>
+              <w:top w:val="single" w:color="BFBFBF" w:sz="4"/>
+              <w:left w:val="single" w:color="BFBFBF" w:sz="4"/>
+              <w:bottom w:val="single" w:color="BFBFBF" w:sz="4"/>
+              <w:right w:val="single" w:color="BFBFBF" w:sz="4"/>
+            </w:tcBorders>
+            <w:tcMar>
+              <w:top w:type="dxa" w:w="40"/>
+              <w:left w:type="dxa" w:w="80"/>
+              <w:bottom w:type="dxa" w:w="40"/>
+              <w:right w:type="dxa" w:w="80"/>
+            </w:tcMar>
+          </w:tcPr>
+          <w:p>
+            <w:r>
+              <w:rPr>
+                <w:rFonts w:ascii="Calibri" w:cs="Calibri" w:eastAsia="Microsoft YaHei" w:hAnsi="Calibri"/>
+                <w:b w:val="false"/>
+                <w:bCs w:val="false"/>
+                <w:sz w:val="15"/>
+                <w:szCs w:val="15"/>
+              </w:rPr>
+              <w:t xml:space="preserve">48a9629</w:t>
+            </w:r>
+          </w:p>
+        </w:tc>
+        <w:tc>
+          <w:tcPr>
+            <w:tcW w:type="dxa" w:w="2610"/>
+            <w:tcBorders>
+              <w:top w:val="single" w:color="BFBFBF" w:sz="4"/>
+              <w:left w:val="single" w:color="BFBFBF" w:sz="4"/>
+              <w:bottom w:val="single" w:color="BFBFBF" w:sz="4"/>
+              <w:right w:val="single" w:color="BFBFBF" w:sz="4"/>
+            </w:tcBorders>
+            <w:tcMar>
+              <w:top w:type="dxa" w:w="40"/>
+              <w:left w:type="dxa" w:w="80"/>
+              <w:bottom w:type="dxa" w:w="40"/>
+              <w:right w:type="dxa" w:w="80"/>
+            </w:tcMar>
+          </w:tcPr>
+          <w:p>
+            <w:r>
+              <w:rPr>
+                <w:rFonts w:ascii="Calibri" w:cs="Calibri" w:eastAsia="Microsoft YaHei" w:hAnsi="Calibri"/>
+                <w:b w:val="false"/>
+                <w:bCs w:val="false"/>
+                <w:sz w:val="15"/>
+                <w:szCs w:val="15"/>
+              </w:rPr>
+              <w:t xml:space="preserve">2026-10-31 20:52:09 +0000</w:t>
+            </w:r>
+          </w:p>
+        </w:tc>
+        <w:tc>
+          <w:tcPr>
+            <w:tcW w:type="dxa" w:w="6025"/>
+            <w:tcBorders>
+              <w:top w:val="single" w:color="BFBFBF" w:sz="4"/>
+              <w:left w:val="single" w:color="BFBFBF" w:sz="4"/>
+              <w:bottom w:val="single" w:color="BFBFBF" w:sz="4"/>
+              <w:right w:val="single" w:color="BFBFBF" w:sz="4"/>
+            </w:tcBorders>
+            <w:tcMar>
+              <w:top w:type="dxa" w:w="40"/>
+              <w:left w:type="dxa" w:w="80"/>
+              <w:bottom w:type="dxa" w:w="40"/>
+              <w:right w:type="dxa" w:w="80"/>
+            </w:tcMar>
+          </w:tcPr>
+          <w:p>
+            <w:r>
+              <w:rPr>
+                <w:rFonts w:ascii="Calibri" w:cs="Calibri" w:eastAsia="Microsoft YaHei" w:hAnsi="Calibri"/>
+                <w:b w:val="false"/>
+                <w:bCs w:val="false"/>
+                <w:sz w:val="15"/>
+                <w:szCs w:val="15"/>
+              </w:rPr>
+              <w:t xml:space="preserve">Pipeline outputs (in-progress run)</w:t>
+            </w:r>
+          </w:p>
+        </w:tc>
+      </w:tr>
+      <w:tr>
+        <w:tc>
+          <w:tcPr>
+            <w:tcW w:type="dxa" w:w="1003"/>
+            <w:tcBorders>
+              <w:top w:val="single" w:color="BFBFBF" w:sz="4"/>
+              <w:left w:val="single" w:color="BFBFBF" w:sz="4"/>
+              <w:bottom w:val="single" w:color="BFBFBF" w:sz="4"/>
+              <w:right w:val="single" w:color="BFBFBF" w:sz="4"/>
+            </w:tcBorders>
+            <w:tcMar>
+              <w:top w:type="dxa" w:w="40"/>
+              <w:left w:type="dxa" w:w="80"/>
+              <w:bottom w:type="dxa" w:w="40"/>
+              <w:right w:type="dxa" w:w="80"/>
+            </w:tcMar>
+          </w:tcPr>
+          <w:p>
+            <w:r>
+              <w:rPr>
+                <w:rFonts w:ascii="Calibri" w:cs="Calibri" w:eastAsia="Microsoft YaHei" w:hAnsi="Calibri"/>
+                <w:b w:val="false"/>
+                <w:bCs w:val="false"/>
+                <w:sz w:val="15"/>
+                <w:szCs w:val="15"/>
+              </w:rPr>
+              <w:t xml:space="preserve">85e7131</w:t>
+            </w:r>
+          </w:p>
+        </w:tc>
+        <w:tc>
+          <w:tcPr>
+            <w:tcW w:type="dxa" w:w="2610"/>
+            <w:tcBorders>
+              <w:top w:val="single" w:color="BFBFBF" w:sz="4"/>
+              <w:left w:val="single" w:color="BFBFBF" w:sz="4"/>
+              <w:bottom w:val="single" w:color="BFBFBF" w:sz="4"/>
+              <w:right w:val="single" w:color="BFBFBF" w:sz="4"/>
+            </w:tcBorders>
+            <w:tcMar>
+              <w:top w:type="dxa" w:w="40"/>
+              <w:left w:type="dxa" w:w="80"/>
+              <w:bottom w:type="dxa" w:w="40"/>
+              <w:right w:type="dxa" w:w="80"/>
+            </w:tcMar>
+          </w:tcPr>
+          <w:p>
+            <w:r>
+              <w:rPr>
+                <w:rFonts w:ascii="Calibri" w:cs="Calibri" w:eastAsia="Microsoft YaHei" w:hAnsi="Calibri"/>
+                <w:b w:val="false"/>
+                <w:bCs w:val="false"/>
+                <w:sz w:val="15"/>
+                <w:szCs w:val="15"/>
+              </w:rPr>
+              <w:t xml:space="preserve">2026-10-31 20:51:13 +0000</w:t>
+            </w:r>
+          </w:p>
+        </w:tc>
+        <w:tc>
+          <w:tcPr>
+            <w:tcW w:type="dxa" w:w="6025"/>
+            <w:tcBorders>
+              <w:top w:val="single" w:color="BFBFBF" w:sz="4"/>
+              <w:left w:val="single" w:color="BFBFBF" w:sz="4"/>
+              <w:bottom w:val="single" w:color="BFBFBF" w:sz="4"/>
+              <w:right w:val="single" w:color="BFBFBF" w:sz="4"/>
+            </w:tcBorders>
+            <w:tcMar>
+              <w:top w:type="dxa" w:w="40"/>
+              <w:left w:type="dxa" w:w="80"/>
+              <w:bottom w:type="dxa" w:w="40"/>
+              <w:right w:type="dxa" w:w="80"/>
+            </w:tcMar>
+          </w:tcPr>
+          <w:p>
+            <w:r>
+              <w:rPr>
+                <w:rFonts w:ascii="Calibri" w:cs="Calibri" w:eastAsia="Microsoft YaHei" w:hAnsi="Calibri"/>
+                <w:b w:val="false"/>
+                <w:bCs w:val="false"/>
+                <w:sz w:val="15"/>
+                <w:szCs w:val="15"/>
+              </w:rPr>
+              <w:t xml:space="preserve">Pipeline outputs (in-progress run)</w:t>
+            </w:r>
+          </w:p>
+        </w:tc>
+      </w:tr>
+      <w:tr>
+        <w:tc>
+          <w:tcPr>
+            <w:tcW w:type="dxa" w:w="1003"/>
+            <w:tcBorders>
+              <w:top w:val="single" w:color="BFBFBF" w:sz="4"/>
+              <w:left w:val="single" w:color="BFBFBF" w:sz="4"/>
+              <w:bottom w:val="single" w:color="BFBFBF" w:sz="4"/>
+              <w:right w:val="single" w:color="BFBFBF" w:sz="4"/>
+            </w:tcBorders>
+            <w:tcMar>
+              <w:top w:type="dxa" w:w="40"/>
+              <w:left w:type="dxa" w:w="80"/>
+              <w:bottom w:type="dxa" w:w="40"/>
+              <w:right w:type="dxa" w:w="80"/>
+            </w:tcMar>
+          </w:tcPr>
+          <w:p>
+            <w:r>
+              <w:rPr>
+                <w:rFonts w:ascii="Calibri" w:cs="Calibri" w:eastAsia="Microsoft YaHei" w:hAnsi="Calibri"/>
+                <w:b w:val="false"/>
+                <w:bCs w:val="false"/>
+                <w:sz w:val="15"/>
+                <w:szCs w:val="15"/>
+              </w:rPr>
+              <w:t xml:space="preserve">ad53736</w:t>
+            </w:r>
+          </w:p>
+        </w:tc>
+        <w:tc>
+          <w:tcPr>
+            <w:tcW w:type="dxa" w:w="2610"/>
+            <w:tcBorders>
+              <w:top w:val="single" w:color="BFBFBF" w:sz="4"/>
+              <w:left w:val="single" w:color="BFBFBF" w:sz="4"/>
+              <w:bottom w:val="single" w:color="BFBFBF" w:sz="4"/>
+              <w:right w:val="single" w:color="BFBFBF" w:sz="4"/>
+            </w:tcBorders>
+            <w:tcMar>
+              <w:top w:type="dxa" w:w="40"/>
+              <w:left w:type="dxa" w:w="80"/>
+              <w:bottom w:type="dxa" w:w="40"/>
+              <w:right w:type="dxa" w:w="80"/>
+            </w:tcMar>
+          </w:tcPr>
+          <w:p>
+            <w:r>
+              <w:rPr>
+                <w:rFonts w:ascii="Calibri" w:cs="Calibri" w:eastAsia="Microsoft YaHei" w:hAnsi="Calibri"/>
+                <w:b w:val="false"/>
+                <w:bCs w:val="false"/>
+                <w:sz w:val="15"/>
+                <w:szCs w:val="15"/>
+              </w:rPr>
+              <w:t xml:space="preserve">2026-10-31 20:47:51 +0000</w:t>
+            </w:r>
+          </w:p>
+        </w:tc>
+        <w:tc>
+          <w:tcPr>
+            <w:tcW w:type="dxa" w:w="6025"/>
+            <w:tcBorders>
+              <w:top w:val="single" w:color="BFBFBF" w:sz="4"/>
+              <w:left w:val="single" w:color="BFBFBF" w:sz="4"/>
+              <w:bottom w:val="single" w:color="BFBFBF" w:sz="4"/>
+              <w:right w:val="single" w:color="BFBFBF" w:sz="4"/>
+            </w:tcBorders>
+            <w:tcMar>
+              <w:top w:type="dxa" w:w="40"/>
+              <w:left w:type="dxa" w:w="80"/>
+              <w:bottom w:type="dxa" w:w="40"/>
+              <w:right w:type="dxa" w:w="80"/>
+            </w:tcMar>
+          </w:tcPr>
+          <w:p>
+            <w:r>
+              <w:rPr>
+                <w:rFonts w:ascii="Calibri" w:cs="Calibri" w:eastAsia="Microsoft YaHei" w:hAnsi="Calibri"/>
+                <w:b w:val="false"/>
+                <w:bCs w:val="false"/>
+                <w:sz w:val="15"/>
+                <w:szCs w:val="15"/>
+              </w:rPr>
+              <w:t xml:space="preserve">Pipeline outputs (in-progress run)</w:t>
+            </w:r>
+          </w:p>
+        </w:tc>
+      </w:tr>
+      <w:tr>
+        <w:tc>
+          <w:tcPr>
+            <w:tcW w:type="dxa" w:w="1003"/>
+            <w:tcBorders>
+              <w:top w:val="single" w:color="BFBFBF" w:sz="4"/>
+              <w:left w:val="single" w:color="BFBFBF" w:sz="4"/>
+              <w:bottom w:val="single" w:color="BFBFBF" w:sz="4"/>
+              <w:right w:val="single" w:color="BFBFBF" w:sz="4"/>
+            </w:tcBorders>
+            <w:tcMar>
+              <w:top w:type="dxa" w:w="40"/>
+              <w:left w:type="dxa" w:w="80"/>
+              <w:bottom w:type="dxa" w:w="40"/>
+              <w:right w:type="dxa" w:w="80"/>
+            </w:tcMar>
+          </w:tcPr>
+          <w:p>
+            <w:r>
+              <w:rPr>
+                <w:rFonts w:ascii="Calibri" w:cs="Calibri" w:eastAsia="Microsoft YaHei" w:hAnsi="Calibri"/>
+                <w:b w:val="false"/>
+                <w:bCs w:val="false"/>
+                <w:sz w:val="15"/>
+                <w:szCs w:val="15"/>
+              </w:rPr>
+              <w:t xml:space="preserve">f74d4cd</w:t>
+            </w:r>
+          </w:p>
+        </w:tc>
+        <w:tc>
+          <w:tcPr>
+            <w:tcW w:type="dxa" w:w="2610"/>
+            <w:tcBorders>
+              <w:top w:val="single" w:color="BFBFBF" w:sz="4"/>
+              <w:left w:val="single" w:color="BFBFBF" w:sz="4"/>
+              <w:bottom w:val="single" w:color="BFBFBF" w:sz="4"/>
+              <w:right w:val="single" w:color="BFBFBF" w:sz="4"/>
+            </w:tcBorders>
+            <w:tcMar>
+              <w:top w:type="dxa" w:w="40"/>
+              <w:left w:type="dxa" w:w="80"/>
+              <w:bottom w:type="dxa" w:w="40"/>
+              <w:right w:type="dxa" w:w="80"/>
+            </w:tcMar>
+          </w:tcPr>
+          <w:p>
+            <w:r>
+              <w:rPr>
+                <w:rFonts w:ascii="Calibri" w:cs="Calibri" w:eastAsia="Microsoft YaHei" w:hAnsi="Calibri"/>
+                <w:b w:val="false"/>
+                <w:bCs w:val="false"/>
+                <w:sz w:val="15"/>
+                <w:szCs w:val="15"/>
+              </w:rPr>
+              <w:t xml:space="preserve">2026-10-31 20:47:33 +0000</w:t>
+            </w:r>
+          </w:p>
+        </w:tc>
+        <w:tc>
+          <w:tcPr>
+            <w:tcW w:type="dxa" w:w="6025"/>
+            <w:tcBorders>
+              <w:top w:val="single" w:color="BFBFBF" w:sz="4"/>
+              <w:left w:val="single" w:color="BFBFBF" w:sz="4"/>
+              <w:bottom w:val="single" w:color="BFBFBF" w:sz="4"/>
+              <w:right w:val="single" w:color="BFBFBF" w:sz="4"/>
+            </w:tcBorders>
+            <w:tcMar>
+              <w:top w:type="dxa" w:w="40"/>
+              <w:left w:type="dxa" w:w="80"/>
+              <w:bottom w:type="dxa" w:w="40"/>
+              <w:right w:type="dxa" w:w="80"/>
+            </w:tcMar>
+          </w:tcPr>
+          <w:p>
+            <w:r>
+              <w:rPr>
+                <w:rFonts w:ascii="Calibri" w:cs="Calibri" w:eastAsia="Microsoft YaHei" w:hAnsi="Calibri"/>
+                <w:b w:val="false"/>
+                <w:bCs w:val="false"/>
+                <w:sz w:val="15"/>
+                <w:szCs w:val="15"/>
+              </w:rPr>
+              <w:t xml:space="preserve">Pipeline outputs (in-progress run)</w:t>
+            </w:r>
+          </w:p>
+        </w:tc>
+      </w:tr>
+      <w:tr>
+        <w:tc>
+          <w:tcPr>
+            <w:tcW w:type="dxa" w:w="1003"/>
+            <w:tcBorders>
+              <w:top w:val="single" w:color="BFBFBF" w:sz="4"/>
+              <w:left w:val="single" w:color="BFBFBF" w:sz="4"/>
+              <w:bottom w:val="single" w:color="BFBFBF" w:sz="4"/>
+              <w:right w:val="single" w:color="BFBFBF" w:sz="4"/>
+            </w:tcBorders>
+            <w:tcMar>
+              <w:top w:type="dxa" w:w="40"/>
+              <w:left w:type="dxa" w:w="80"/>
+              <w:bottom w:type="dxa" w:w="40"/>
+              <w:right w:type="dxa" w:w="80"/>
+            </w:tcMar>
+          </w:tcPr>
+          <w:p>
+            <w:r>
+              <w:rPr>
+                <w:rFonts w:ascii="Calibri" w:cs="Calibri" w:eastAsia="Microsoft YaHei" w:hAnsi="Calibri"/>
+                <w:b w:val="false"/>
+                <w:bCs w:val="false"/>
+                <w:sz w:val="15"/>
+                <w:szCs w:val="15"/>
+              </w:rPr>
+              <w:t xml:space="preserve">fb24e7e</w:t>
+            </w:r>
+          </w:p>
+        </w:tc>
+        <w:tc>
+          <w:tcPr>
+            <w:tcW w:type="dxa" w:w="2610"/>
+            <w:tcBorders>
+              <w:top w:val="single" w:color="BFBFBF" w:sz="4"/>
+              <w:left w:val="single" w:color="BFBFBF" w:sz="4"/>
+              <w:bottom w:val="single" w:color="BFBFBF" w:sz="4"/>
+              <w:right w:val="single" w:color="BFBFBF" w:sz="4"/>
+            </w:tcBorders>
+            <w:tcMar>
+              <w:top w:type="dxa" w:w="40"/>
+              <w:left w:type="dxa" w:w="80"/>
+              <w:bottom w:type="dxa" w:w="40"/>
+              <w:right w:type="dxa" w:w="80"/>
+            </w:tcMar>
+          </w:tcPr>
+          <w:p>
+            <w:r>
+              <w:rPr>
+                <w:rFonts w:ascii="Calibri" w:cs="Calibri" w:eastAsia="Microsoft YaHei" w:hAnsi="Calibri"/>
+                <w:b w:val="false"/>
+                <w:bCs w:val="false"/>
+                <w:sz w:val="15"/>
+                <w:szCs w:val="15"/>
+              </w:rPr>
+              <w:t xml:space="preserve">2026-10-31 20:46:54 +0000</w:t>
+            </w:r>
+          </w:p>
+        </w:tc>
+        <w:tc>
+          <w:tcPr>
+            <w:tcW w:type="dxa" w:w="6025"/>
+            <w:tcBorders>
+              <w:top w:val="single" w:color="BFBFBF" w:sz="4"/>
+              <w:left w:val="single" w:color="BFBFBF" w:sz="4"/>
+              <w:bottom w:val="single" w:color="BFBFBF" w:sz="4"/>
+              <w:right w:val="single" w:color="BFBFBF" w:sz="4"/>
+            </w:tcBorders>
+            <w:tcMar>
+              <w:top w:type="dxa" w:w="40"/>
+              <w:left w:type="dxa" w:w="80"/>
+              <w:bottom w:type="dxa" w:w="40"/>
+              <w:right w:type="dxa" w:w="80"/>
+            </w:tcMar>
+          </w:tcPr>
+          <w:p>
+            <w:r>
+              <w:rPr>
+                <w:rFonts w:ascii="Calibri" w:cs="Calibri" w:eastAsia="Microsoft YaHei" w:hAnsi="Calibri"/>
+                <w:b w:val="false"/>
+                <w:bCs w:val="false"/>
+                <w:sz w:val="15"/>
+                <w:szCs w:val="15"/>
+              </w:rPr>
+              <w:t xml:space="preserve">v1.1 fixes: grant pillar lb/ub shares, human-label id resolution and consistency rules, frozen-sample guard, human-unknown status, new report builder</w:t>
+            </w:r>
+          </w:p>
+        </w:tc>
+      </w:tr>
+      <w:tr>
+        <w:tc>
+          <w:tcPr>
+            <w:tcW w:type="dxa" w:w="1003"/>
+            <w:tcBorders>
+              <w:top w:val="single" w:color="BFBFBF" w:sz="4"/>
+              <w:left w:val="single" w:color="BFBFBF" w:sz="4"/>
+              <w:bottom w:val="single" w:color="BFBFBF" w:sz="4"/>
+              <w:right w:val="single" w:color="BFBFBF" w:sz="4"/>
+            </w:tcBorders>
+            <w:tcMar>
+              <w:top w:type="dxa" w:w="40"/>
+              <w:left w:type="dxa" w:w="80"/>
+              <w:bottom w:type="dxa" w:w="40"/>
+              <w:right w:type="dxa" w:w="80"/>
+            </w:tcMar>
+          </w:tcPr>
+          <w:p>
+            <w:r>
+              <w:rPr>
+                <w:rFonts w:ascii="Calibri" w:cs="Calibri" w:eastAsia="Microsoft YaHei" w:hAnsi="Calibri"/>
+                <w:b w:val="false"/>
+                <w:bCs w:val="false"/>
+                <w:sz w:val="15"/>
+                <w:szCs w:val="15"/>
+              </w:rPr>
+              <w:t xml:space="preserve">f7492ee</w:t>
+            </w:r>
+          </w:p>
+        </w:tc>
+        <w:tc>
+          <w:tcPr>
+            <w:tcW w:type="dxa" w:w="2610"/>
+            <w:tcBorders>
+              <w:top w:val="single" w:color="BFBFBF" w:sz="4"/>
+              <w:left w:val="single" w:color="BFBFBF" w:sz="4"/>
+              <w:bottom w:val="single" w:color="BFBFBF" w:sz="4"/>
+              <w:right w:val="single" w:color="BFBFBF" w:sz="4"/>
+            </w:tcBorders>
+            <w:tcMar>
+              <w:top w:type="dxa" w:w="40"/>
+              <w:left w:type="dxa" w:w="80"/>
+              <w:bottom w:type="dxa" w:w="40"/>
+              <w:right w:type="dxa" w:w="80"/>
+            </w:tcMar>
+          </w:tcPr>
+          <w:p>
+            <w:r>
+              <w:rPr>
+                <w:rFonts w:ascii="Calibri" w:cs="Calibri" w:eastAsia="Microsoft YaHei" w:hAnsi="Calibri"/>
+                <w:b w:val="false"/>
+                <w:bCs w:val="false"/>
+                <w:sz w:val="15"/>
+                <w:szCs w:val="15"/>
+              </w:rPr>
+              <w:t xml:space="preserve">2026-10-31 20:42:32 +0000</w:t>
+            </w:r>
+          </w:p>
+        </w:tc>
+        <w:tc>
+          <w:tcPr>
+            <w:tcW w:type="dxa" w:w="6025"/>
+            <w:tcBorders>
+              <w:top w:val="single" w:color="BFBFBF" w:sz="4"/>
+              <w:left w:val="single" w:color="BFBFBF" w:sz="4"/>
+              <w:bottom w:val="single" w:color="BFBFBF" w:sz="4"/>
+              <w:right w:val="single" w:color="BFBFBF" w:sz="4"/>
+            </w:tcBorders>
+            <w:tcMar>
+              <w:top w:type="dxa" w:w="40"/>
+              <w:left w:type="dxa" w:w="80"/>
+              <w:bottom w:type="dxa" w:w="40"/>
+              <w:right w:type="dxa" w:w="80"/>
+            </w:tcMar>
+          </w:tcPr>
+          <w:p>
+            <w:r>
+              <w:rPr>
+                <w:rFonts w:ascii="Calibri" w:cs="Calibri" w:eastAsia="Microsoft YaHei" w:hAnsi="Calibri"/>
+                <w:b w:val="false"/>
+                <w:bCs w:val="false"/>
+                <w:sz w:val="15"/>
+                <w:szCs w:val="15"/>
+              </w:rPr>
+              <w:t xml:space="preserve">v1.1 WIP: auto-generated reports (template + live numbers), CN user guide, review report, updated README and coding guidelines</w:t>
             </w:r>
           </w:p>
         </w:tc>
